--- a/Bixah Ultimate Documentation.docx
+++ b/Bixah Ultimate Documentation.docx
@@ -249,7 +249,15 @@
           <w:i w:val="0"/>
           <w:iCs/>
         </w:rPr>
-        <w:t>Dr.</w:t>
+        <w:t>Dr. Hussam B</w:t>
+      </w:r>
+      <w:r>
+        <w:rPr>
+          <w:rFonts w:asciiTheme="majorHAnsi" w:hAnsiTheme="majorHAnsi" w:cstheme="majorHAnsi"/>
+          <w:i w:val="0"/>
+          <w:iCs/>
+        </w:rPr>
+        <w:t>arham</w:t>
       </w:r>
     </w:p>
     <w:p>
@@ -305,7 +313,39 @@
           <w:i w:val="0"/>
           <w:iCs/>
         </w:rPr>
-        <w:t>Date: February 13, 2026</w:t>
+        <w:t xml:space="preserve">Date: </w:t>
+      </w:r>
+      <w:r>
+        <w:rPr>
+          <w:rFonts w:asciiTheme="majorHAnsi" w:hAnsiTheme="majorHAnsi" w:cstheme="majorHAnsi"/>
+          <w:i w:val="0"/>
+          <w:iCs/>
+        </w:rPr>
+        <w:t>March</w:t>
+      </w:r>
+      <w:r>
+        <w:rPr>
+          <w:rFonts w:asciiTheme="majorHAnsi" w:hAnsiTheme="majorHAnsi" w:cstheme="majorHAnsi"/>
+          <w:i w:val="0"/>
+          <w:iCs/>
+        </w:rPr>
+        <w:t xml:space="preserve"> 1</w:t>
+      </w:r>
+      <w:r>
+        <w:rPr>
+          <w:rFonts w:asciiTheme="majorHAnsi" w:hAnsiTheme="majorHAnsi" w:cstheme="majorHAnsi"/>
+          <w:i w:val="0"/>
+          <w:iCs/>
+        </w:rPr>
+        <w:t>0</w:t>
+      </w:r>
+      <w:r>
+        <w:rPr>
+          <w:rFonts w:asciiTheme="majorHAnsi" w:hAnsiTheme="majorHAnsi" w:cstheme="majorHAnsi"/>
+          <w:i w:val="0"/>
+          <w:iCs/>
+        </w:rPr>
+        <w:t>, 2026</w:t>
       </w:r>
     </w:p>
     <w:p>
@@ -662,50 +702,6 @@
           <w:iCs/>
         </w:rPr>
         <w:br/>
-        <w:t>1. Stage 1 (Lexical Analysis): Utilizes Natural Language Processing (TF-IDF) and Logistic Regression to analyze the structural anomalies of the URL string itself.</w:t>
-      </w:r>
-      <w:r>
-        <w:rPr>
-          <w:rFonts w:asciiTheme="majorHAnsi" w:hAnsiTheme="majorHAnsi" w:cstheme="majorHAnsi"/>
-          <w:i w:val="0"/>
-          <w:iCs/>
-        </w:rPr>
-        <w:br/>
-        <w:t>2. Stage 2 (Heuristic Feature Extraction): Deploys a highly accurate Histogram-based Gradient Boosting (CatBoost/Random Forest) model to evaluate complex web features, such as domain age, SSL certificate validity, and deep-page HTML content indicators (e.g., hidden credential forms).</w:t>
-      </w:r>
-      <w:r>
-        <w:rPr>
-          <w:rFonts w:asciiTheme="majorHAnsi" w:hAnsiTheme="majorHAnsi" w:cstheme="majorHAnsi"/>
-          <w:i w:val="0"/>
-          <w:iCs/>
-        </w:rPr>
-        <w:br/>
-        <w:t>3. Dynamic Verification Layer: Actively fuses predictions with live external intelligence grids, including Google Safe Browsing APIs, live WHOIS registries, and Geographic Server Mapping (Geo-IP) to cross-reference the physical hosting locations of suspicious domains.</w:t>
-      </w:r>
-      <w:r>
-        <w:rPr>
-          <w:rFonts w:asciiTheme="majorHAnsi" w:hAnsiTheme="majorHAnsi" w:cstheme="majorHAnsi"/>
-          <w:i w:val="0"/>
-          <w:iCs/>
-        </w:rPr>
-        <w:br/>
-        <w:t>The final objective was the engineering of a professional-grade, interactive Business Intelligence dashboard (built via Streamlit) that translates these complex ML probabilistic outputs into actionable, human-readable intelligence for security analysts. It features live global statistics, batch CSV bulk-processing capabilities, and interactive 3D threat-mapping.</w:t>
-      </w:r>
-      <w:r>
-        <w:rPr>
-          <w:rFonts w:asciiTheme="majorHAnsi" w:hAnsiTheme="majorHAnsi" w:cstheme="majorHAnsi"/>
-          <w:i w:val="0"/>
-          <w:iCs/>
-        </w:rPr>
-        <w:br/>
-      </w:r>
-      <w:r>
-        <w:rPr>
-          <w:rFonts w:asciiTheme="majorHAnsi" w:hAnsiTheme="majorHAnsi" w:cstheme="majorHAnsi"/>
-          <w:i w:val="0"/>
-          <w:iCs/>
-        </w:rPr>
-        <w:br/>
       </w:r>
       <w:r>
         <w:rPr>
@@ -715,7 +711,23 @@
           <w:i w:val="0"/>
           <w:iCs/>
         </w:rPr>
-        <w:t>Target Industry</w:t>
+        <w:t>1. Stage 1 (Lexical Analysis):</w:t>
+      </w:r>
+      <w:r>
+        <w:rPr>
+          <w:rFonts w:asciiTheme="majorHAnsi" w:hAnsiTheme="majorHAnsi" w:cstheme="majorHAnsi"/>
+          <w:i w:val="0"/>
+          <w:iCs/>
+        </w:rPr>
+        <w:t xml:space="preserve"> Utilizes Natural Language Processing (TF-IDF) and Logistic Regression to analyze the structural anomalies of the URL string itself.</w:t>
+      </w:r>
+      <w:r>
+        <w:rPr>
+          <w:rFonts w:asciiTheme="majorHAnsi" w:hAnsiTheme="majorHAnsi" w:cstheme="majorHAnsi"/>
+          <w:i w:val="0"/>
+          <w:iCs/>
+        </w:rPr>
+        <w:br/>
       </w:r>
       <w:r>
         <w:rPr>
@@ -725,23 +737,15 @@
           <w:i w:val="0"/>
           <w:iCs/>
         </w:rPr>
-        <w:br/>
-      </w:r>
-      <w:r>
-        <w:rPr>
-          <w:rFonts w:asciiTheme="majorHAnsi" w:hAnsiTheme="majorHAnsi" w:cstheme="majorHAnsi"/>
-          <w:i w:val="0"/>
-          <w:iCs/>
-        </w:rPr>
-        <w:t>This project operates heavily within the Cybersecurity and Threat Intelligence industry, specifically focusing on Information Security (InfoSec), Enterprise Risk Management, and Web Gateway Infrastructure.</w:t>
-      </w:r>
-      <w:r>
-        <w:rPr>
-          <w:rFonts w:asciiTheme="majorHAnsi" w:hAnsiTheme="majorHAnsi" w:cstheme="majorHAnsi"/>
-          <w:i w:val="0"/>
-          <w:iCs/>
-        </w:rPr>
-        <w:br/>
+        <w:t>2. Stage 2 (Heuristic Feature Extraction):</w:t>
+      </w:r>
+      <w:r>
+        <w:rPr>
+          <w:rFonts w:asciiTheme="majorHAnsi" w:hAnsiTheme="majorHAnsi" w:cstheme="majorHAnsi"/>
+          <w:i w:val="0"/>
+          <w:iCs/>
+        </w:rPr>
+        <w:t xml:space="preserve"> Deploys a highly accurate Histogram-based Gradient Boosting (CatBoost/Random Forest) model to evaluate complex web features, such as domain age, SSL certificate validity, and deep-page HTML content indicators (e.g., hidden credential forms).</w:t>
       </w:r>
       <w:r>
         <w:rPr>
@@ -759,7 +763,40 @@
           <w:i w:val="0"/>
           <w:iCs/>
         </w:rPr>
-        <w:t>Industry Impact and Value Proposition</w:t>
+        <w:t>3. Dynamic Verification Layer:</w:t>
+      </w:r>
+      <w:r>
+        <w:rPr>
+          <w:rFonts w:asciiTheme="majorHAnsi" w:hAnsiTheme="majorHAnsi" w:cstheme="majorHAnsi"/>
+          <w:i w:val="0"/>
+          <w:iCs/>
+        </w:rPr>
+        <w:t xml:space="preserve"> Actively fuses predictions with live external intelligence grids, including Google Safe Browsing APIs, live WHOIS registries, and Geographic Server Mapping (Geo-IP) to cross-reference the physical hosting locations of suspicious domains.</w:t>
+      </w:r>
+      <w:r>
+        <w:rPr>
+          <w:rFonts w:asciiTheme="majorHAnsi" w:hAnsiTheme="majorHAnsi" w:cstheme="majorHAnsi"/>
+          <w:i w:val="0"/>
+          <w:iCs/>
+        </w:rPr>
+        <w:br/>
+        <w:t>The final objective was the engineering of a professional-grade, interactive Business Intelligence dashboard (built via Streamlit) that translates these complex ML probabilistic outputs into actionable, human-readable intelligence for security analysts. It features live global statistics, batch CSV bulk-processing capabilities, and interactive 3D threat-mapping.</w:t>
+      </w:r>
+      <w:r>
+        <w:rPr>
+          <w:rFonts w:asciiTheme="majorHAnsi" w:hAnsiTheme="majorHAnsi" w:cstheme="majorHAnsi"/>
+          <w:i w:val="0"/>
+          <w:iCs/>
+        </w:rPr>
+        <w:br/>
+      </w:r>
+      <w:r>
+        <w:rPr>
+          <w:rFonts w:asciiTheme="majorHAnsi" w:hAnsiTheme="majorHAnsi" w:cstheme="majorHAnsi"/>
+          <w:i w:val="0"/>
+          <w:iCs/>
+        </w:rPr>
+        <w:br/>
       </w:r>
       <w:r>
         <w:rPr>
@@ -769,6 +806,60 @@
           <w:i w:val="0"/>
           <w:iCs/>
         </w:rPr>
+        <w:t>Target Industry</w:t>
+      </w:r>
+      <w:r>
+        <w:rPr>
+          <w:rFonts w:asciiTheme="majorHAnsi" w:hAnsiTheme="majorHAnsi" w:cstheme="majorHAnsi"/>
+          <w:b/>
+          <w:bCs/>
+          <w:i w:val="0"/>
+          <w:iCs/>
+        </w:rPr>
+        <w:br/>
+      </w:r>
+      <w:r>
+        <w:rPr>
+          <w:rFonts w:asciiTheme="majorHAnsi" w:hAnsiTheme="majorHAnsi" w:cstheme="majorHAnsi"/>
+          <w:i w:val="0"/>
+          <w:iCs/>
+        </w:rPr>
+        <w:t>This project operates heavily within the Cybersecurity and Threat Intelligence industry, specifically focusing on Information Security (InfoSec), Enterprise Risk Management, and Web Gateway Infrastructure.</w:t>
+      </w:r>
+      <w:r>
+        <w:rPr>
+          <w:rFonts w:asciiTheme="majorHAnsi" w:hAnsiTheme="majorHAnsi" w:cstheme="majorHAnsi"/>
+          <w:i w:val="0"/>
+          <w:iCs/>
+        </w:rPr>
+        <w:br/>
+      </w:r>
+      <w:r>
+        <w:rPr>
+          <w:rFonts w:asciiTheme="majorHAnsi" w:hAnsiTheme="majorHAnsi" w:cstheme="majorHAnsi"/>
+          <w:i w:val="0"/>
+          <w:iCs/>
+        </w:rPr>
+        <w:br/>
+      </w:r>
+      <w:r>
+        <w:rPr>
+          <w:rFonts w:asciiTheme="majorHAnsi" w:hAnsiTheme="majorHAnsi" w:cstheme="majorHAnsi"/>
+          <w:b/>
+          <w:bCs/>
+          <w:i w:val="0"/>
+          <w:iCs/>
+        </w:rPr>
+        <w:t>Industry Impact and Value Proposition</w:t>
+      </w:r>
+      <w:r>
+        <w:rPr>
+          <w:rFonts w:asciiTheme="majorHAnsi" w:hAnsiTheme="majorHAnsi" w:cstheme="majorHAnsi"/>
+          <w:b/>
+          <w:bCs/>
+          <w:i w:val="0"/>
+          <w:iCs/>
+        </w:rPr>
         <w:br/>
       </w:r>
       <w:r>
@@ -786,34 +877,87 @@
           <w:iCs/>
         </w:rPr>
         <w:br/>
+      </w:r>
+      <w:r>
+        <w:rPr>
+          <w:rFonts w:asciiTheme="majorHAnsi" w:hAnsiTheme="majorHAnsi" w:cstheme="majorHAnsi"/>
+          <w:b/>
+          <w:bCs/>
+          <w:i w:val="0"/>
+          <w:iCs/>
+        </w:rPr>
         <w:t>Bixah Ultimate provides significant value to the industry through the following mechanisms:</w:t>
       </w:r>
       <w:r>
         <w:rPr>
           <w:rFonts w:asciiTheme="majorHAnsi" w:hAnsiTheme="majorHAnsi" w:cstheme="majorHAnsi"/>
-          <w:i w:val="0"/>
-          <w:iCs/>
-        </w:rPr>
-        <w:br/>
-        <w:t>- Zero-Day Detection: By relying on mathematical ML models rather than static lists, the system can instantly identify and block a phishing website the exact second it goes live on the internet, based purely on its structural and behavioral characteristics.</w:t>
-      </w:r>
-      <w:r>
-        <w:rPr>
-          <w:rFonts w:asciiTheme="majorHAnsi" w:hAnsiTheme="majorHAnsi" w:cstheme="majorHAnsi"/>
-          <w:i w:val="0"/>
-          <w:iCs/>
-        </w:rPr>
-        <w:br/>
-        <w:t>- Automated Threat Triage: For Security Operations Center (SOC) analysts, manually investigating suspicious URLs is a massive drain on human capital. The system’s batch-processing capability and interactive Streamlit reporting dashboard automate the investigation triage, instantly providing the analyst with Extracted ML Features, Server Locations, and a definitive Risk Score (0-100%).</w:t>
-      </w:r>
-      <w:r>
-        <w:rPr>
-          <w:rFonts w:asciiTheme="majorHAnsi" w:hAnsiTheme="majorHAnsi" w:cstheme="majorHAnsi"/>
-          <w:i w:val="0"/>
-          <w:iCs/>
-        </w:rPr>
-        <w:br/>
-        <w:t>- False-Positive Mitigation: In enterprise environments, falsely blocking a legitimate trusted domain (like a banking portal or internal HR site) disrupts business operations severely. This project introduces a "Fail-Safe Fusion Layer" that cross-references high-risk AI scores against established domain age and trusted TLS certificates, ensuring high accuracy while protecting legitimate business traffic.</w:t>
+          <w:b/>
+          <w:bCs/>
+          <w:i w:val="0"/>
+          <w:iCs/>
+        </w:rPr>
+        <w:br/>
+        <w:t>- Zero-Day Detection:</w:t>
+      </w:r>
+      <w:r>
+        <w:rPr>
+          <w:rFonts w:asciiTheme="majorHAnsi" w:hAnsiTheme="majorHAnsi" w:cstheme="majorHAnsi"/>
+          <w:i w:val="0"/>
+          <w:iCs/>
+        </w:rPr>
+        <w:t xml:space="preserve"> By relying on mathematical ML models rather than static lists, the system can instantly identify and block a phishing website the exact second it goes live on the internet, based purely on its structural and behavioral characteristics.</w:t>
+      </w:r>
+      <w:r>
+        <w:rPr>
+          <w:rFonts w:asciiTheme="majorHAnsi" w:hAnsiTheme="majorHAnsi" w:cstheme="majorHAnsi"/>
+          <w:i w:val="0"/>
+          <w:iCs/>
+        </w:rPr>
+        <w:br/>
+      </w:r>
+      <w:r>
+        <w:rPr>
+          <w:rFonts w:asciiTheme="majorHAnsi" w:hAnsiTheme="majorHAnsi" w:cstheme="majorHAnsi"/>
+          <w:b/>
+          <w:bCs/>
+          <w:i w:val="0"/>
+          <w:iCs/>
+        </w:rPr>
+        <w:t>- Automated Threat Triage:</w:t>
+      </w:r>
+      <w:r>
+        <w:rPr>
+          <w:rFonts w:asciiTheme="majorHAnsi" w:hAnsiTheme="majorHAnsi" w:cstheme="majorHAnsi"/>
+          <w:i w:val="0"/>
+          <w:iCs/>
+        </w:rPr>
+        <w:t xml:space="preserve"> For Security Operations Center (SOC) analysts, manually investigating suspicious URLs is a massive drain on human capital. The system’s batch-processing capability and interactive Streamlit reporting dashboard automate the investigation triage, instantly providing the analyst with Extracted ML Features, Server Locations, and a definitive Risk Score (0-100%).</w:t>
+      </w:r>
+      <w:r>
+        <w:rPr>
+          <w:rFonts w:asciiTheme="majorHAnsi" w:hAnsiTheme="majorHAnsi" w:cstheme="majorHAnsi"/>
+          <w:i w:val="0"/>
+          <w:iCs/>
+        </w:rPr>
+        <w:br/>
+      </w:r>
+      <w:r>
+        <w:rPr>
+          <w:rFonts w:asciiTheme="majorHAnsi" w:hAnsiTheme="majorHAnsi" w:cstheme="majorHAnsi"/>
+          <w:b/>
+          <w:bCs/>
+          <w:i w:val="0"/>
+          <w:iCs/>
+        </w:rPr>
+        <w:t>- False-Positive Mitigation</w:t>
+      </w:r>
+      <w:r>
+        <w:rPr>
+          <w:rFonts w:asciiTheme="majorHAnsi" w:hAnsiTheme="majorHAnsi" w:cstheme="majorHAnsi"/>
+          <w:i w:val="0"/>
+          <w:iCs/>
+        </w:rPr>
+        <w:t>: In enterprise environments, falsely blocking a legitimate trusted domain (like a banking portal or internal HR site) disrupts business operations severely. This project introduces a "Fail-Safe Fusion Layer" that cross-references high-risk AI scores against established domain age and trusted TLS certificates, ensuring high accuracy while protecting legitimate business traffic.</w:t>
       </w:r>
     </w:p>
     <w:p>
@@ -848,88 +992,12 @@
       <w:r>
         <w:rPr>
           <w:rFonts w:asciiTheme="majorHAnsi" w:hAnsiTheme="majorHAnsi" w:cstheme="majorHAnsi"/>
-          <w:i w:val="0"/>
-          <w:iCs/>
-        </w:rPr>
-        <w:t>Data Search and Selection Process</w:t>
-      </w:r>
-      <w:r>
-        <w:rPr>
-          <w:rFonts w:asciiTheme="majorHAnsi" w:hAnsiTheme="majorHAnsi" w:cstheme="majorHAnsi"/>
-          <w:i w:val="0"/>
-          <w:iCs/>
-        </w:rPr>
-        <w:br/>
-        <w:t xml:space="preserve">Building a highly accurate, robust machine learning engine required assembling a large-scale, strictly balanced dataset that captured both historical attack behaviors and bleeding-edge zero-day threat patterns. The data search process was </w:t>
-      </w:r>
-      <w:r>
-        <w:rPr>
-          <w:rFonts w:asciiTheme="majorHAnsi" w:hAnsiTheme="majorHAnsi" w:cstheme="majorHAnsi"/>
-          <w:i w:val="0"/>
-          <w:iCs/>
-        </w:rPr>
-        <w:t>predicted</w:t>
-      </w:r>
-      <w:r>
-        <w:rPr>
-          <w:rFonts w:asciiTheme="majorHAnsi" w:hAnsiTheme="majorHAnsi" w:cstheme="majorHAnsi"/>
-          <w:i w:val="0"/>
-          <w:iCs/>
-        </w:rPr>
-        <w:t xml:space="preserve"> on three primary criteria:</w:t>
-      </w:r>
-      <w:r>
-        <w:rPr>
-          <w:rFonts w:asciiTheme="majorHAnsi" w:hAnsiTheme="majorHAnsi" w:cstheme="majorHAnsi"/>
-          <w:i w:val="0"/>
-          <w:iCs/>
-        </w:rPr>
-        <w:br/>
-        <w:t>1. Diversity of Domain Structures: The dataset needed to contain varied URL lexical structures across different top-level domains (TLDs), including country-code domains (ccTLDs like .jo). This ensures the trained Natural Language Processing Models (TF-IDF) can identify character-level entropy and anomaly patterns regardless of the hosting space.</w:t>
-      </w:r>
-      <w:r>
-        <w:rPr>
-          <w:rFonts w:asciiTheme="majorHAnsi" w:hAnsiTheme="majorHAnsi" w:cstheme="majorHAnsi"/>
-          <w:i w:val="0"/>
-          <w:iCs/>
-        </w:rPr>
-        <w:br/>
-        <w:t>2. Verified Threat Feeds: Raw user-submitted lists could not be blindly trusted due to false positives. The project required data confirmed strictly by major threat telemetry providers.</w:t>
-      </w:r>
-      <w:r>
-        <w:rPr>
-          <w:rFonts w:asciiTheme="majorHAnsi" w:hAnsiTheme="majorHAnsi" w:cstheme="majorHAnsi"/>
-          <w:i w:val="0"/>
-          <w:iCs/>
-        </w:rPr>
-        <w:br/>
-        <w:t>3. Benign Sample Veracity: One of the hardest challenges in cybersecurity ML is acquiring reliable "safe" URLs to prevent False Positives. We actively sought authoritative registries rather than blind website-scraping to construct the benign portion of the dataset.</w:t>
-      </w:r>
-      <w:r>
-        <w:rPr>
-          <w:rFonts w:asciiTheme="majorHAnsi" w:hAnsiTheme="majorHAnsi" w:cstheme="majorHAnsi"/>
-          <w:i w:val="0"/>
-          <w:iCs/>
-        </w:rPr>
-        <w:br/>
-      </w:r>
-      <w:r>
-        <w:rPr>
-          <w:rFonts w:asciiTheme="majorHAnsi" w:hAnsiTheme="majorHAnsi" w:cstheme="majorHAnsi"/>
-          <w:i w:val="0"/>
-          <w:iCs/>
-        </w:rPr>
-        <w:br/>
-      </w:r>
-      <w:r>
-        <w:rPr>
-          <w:rFonts w:asciiTheme="majorHAnsi" w:hAnsiTheme="majorHAnsi" w:cstheme="majorHAnsi"/>
           <w:b/>
           <w:bCs/>
           <w:i w:val="0"/>
           <w:iCs/>
         </w:rPr>
-        <w:t>Acquisition and Sources</w:t>
+        <w:t>Data Search and Selection Process</w:t>
       </w:r>
       <w:r>
         <w:rPr>
@@ -947,15 +1015,23 @@
           <w:i w:val="0"/>
           <w:iCs/>
         </w:rPr>
-        <w:t>The acquisition effort blended static academic datasets with dynamically sourced intelligence feeds to train both Stage 1 (LogReg) and Stage 2 (Histogram-based Gradient Boosting).</w:t>
-      </w:r>
-      <w:r>
-        <w:rPr>
-          <w:rFonts w:asciiTheme="majorHAnsi" w:hAnsiTheme="majorHAnsi" w:cstheme="majorHAnsi"/>
-          <w:i w:val="0"/>
-          <w:iCs/>
-        </w:rPr>
-        <w:br/>
+        <w:t xml:space="preserve">Building a highly accurate, robust machine learning engine required assembling a large-scale, strictly balanced dataset that captured both historical attack behaviors and bleeding-edge zero-day threat patterns. The data search process was </w:t>
+      </w:r>
+      <w:r>
+        <w:rPr>
+          <w:rFonts w:asciiTheme="majorHAnsi" w:hAnsiTheme="majorHAnsi" w:cstheme="majorHAnsi"/>
+          <w:i w:val="0"/>
+          <w:iCs/>
+        </w:rPr>
+        <w:t>predicted</w:t>
+      </w:r>
+      <w:r>
+        <w:rPr>
+          <w:rFonts w:asciiTheme="majorHAnsi" w:hAnsiTheme="majorHAnsi" w:cstheme="majorHAnsi"/>
+          <w:i w:val="0"/>
+          <w:iCs/>
+        </w:rPr>
+        <w:t xml:space="preserve"> on three primary criteria:</w:t>
       </w:r>
       <w:r>
         <w:rPr>
@@ -973,7 +1049,23 @@
           <w:i w:val="0"/>
           <w:iCs/>
         </w:rPr>
-        <w:t>1. Malicious Data Acquisition (Phishing Samples):</w:t>
+        <w:t>1. Diversity of Domain Structures:</w:t>
+      </w:r>
+      <w:r>
+        <w:rPr>
+          <w:rFonts w:asciiTheme="majorHAnsi" w:hAnsiTheme="majorHAnsi" w:cstheme="majorHAnsi"/>
+          <w:i w:val="0"/>
+          <w:iCs/>
+        </w:rPr>
+        <w:t xml:space="preserve"> The dataset needed to contain varied URL lexical structures across different top-level domains (TLDs), including country-code domains (ccTLDs like .jo). This ensures the trained Natural Language Processing Models (TF-IDF) can identify character-level entropy and anomaly patterns regardless of the hosting space.</w:t>
+      </w:r>
+      <w:r>
+        <w:rPr>
+          <w:rFonts w:asciiTheme="majorHAnsi" w:hAnsiTheme="majorHAnsi" w:cstheme="majorHAnsi"/>
+          <w:i w:val="0"/>
+          <w:iCs/>
+        </w:rPr>
+        <w:br/>
       </w:r>
       <w:r>
         <w:rPr>
@@ -983,15 +1075,147 @@
           <w:i w:val="0"/>
           <w:iCs/>
         </w:rPr>
-        <w:br/>
-      </w:r>
-      <w:r>
-        <w:rPr>
-          <w:rFonts w:asciiTheme="majorHAnsi" w:hAnsiTheme="majorHAnsi" w:cstheme="majorHAnsi"/>
-          <w:i w:val="0"/>
-          <w:iCs/>
-        </w:rPr>
-        <w:t>- PhishTank (OpenDNS): We accessed the primary PhishTank database to acquire thousands of community-verified phishing URLs. This data was critical for teaching the model about active credential-harvesting schemas and structural impersonations.</w:t>
+        <w:t>2. Verified Threat Feeds:</w:t>
+      </w:r>
+      <w:r>
+        <w:rPr>
+          <w:rFonts w:asciiTheme="majorHAnsi" w:hAnsiTheme="majorHAnsi" w:cstheme="majorHAnsi"/>
+          <w:i w:val="0"/>
+          <w:iCs/>
+        </w:rPr>
+        <w:t xml:space="preserve"> Raw user-submitted lists could not be blindly trusted due to false positives. The project required data confirmed strictly by major threat telemetry providers.</w:t>
+      </w:r>
+      <w:r>
+        <w:rPr>
+          <w:rFonts w:asciiTheme="majorHAnsi" w:hAnsiTheme="majorHAnsi" w:cstheme="majorHAnsi"/>
+          <w:i w:val="0"/>
+          <w:iCs/>
+        </w:rPr>
+        <w:br/>
+      </w:r>
+      <w:r>
+        <w:rPr>
+          <w:rFonts w:asciiTheme="majorHAnsi" w:hAnsiTheme="majorHAnsi" w:cstheme="majorHAnsi"/>
+          <w:b/>
+          <w:bCs/>
+          <w:i w:val="0"/>
+          <w:iCs/>
+        </w:rPr>
+        <w:t>3. Benign Sample Veracity:</w:t>
+      </w:r>
+      <w:r>
+        <w:rPr>
+          <w:rFonts w:asciiTheme="majorHAnsi" w:hAnsiTheme="majorHAnsi" w:cstheme="majorHAnsi"/>
+          <w:i w:val="0"/>
+          <w:iCs/>
+        </w:rPr>
+        <w:t xml:space="preserve"> One of the hardest challenges in cybersecurity ML is acquiring reliable "safe" URLs to prevent False Positives. We actively sought authoritative registries rather than blind website-scraping to construct the benign portion of the dataset.</w:t>
+      </w:r>
+      <w:r>
+        <w:rPr>
+          <w:rFonts w:asciiTheme="majorHAnsi" w:hAnsiTheme="majorHAnsi" w:cstheme="majorHAnsi"/>
+          <w:i w:val="0"/>
+          <w:iCs/>
+        </w:rPr>
+        <w:br/>
+      </w:r>
+      <w:r>
+        <w:rPr>
+          <w:rFonts w:asciiTheme="majorHAnsi" w:hAnsiTheme="majorHAnsi" w:cstheme="majorHAnsi"/>
+          <w:i w:val="0"/>
+          <w:iCs/>
+        </w:rPr>
+        <w:br/>
+      </w:r>
+      <w:r>
+        <w:rPr>
+          <w:rFonts w:asciiTheme="majorHAnsi" w:hAnsiTheme="majorHAnsi" w:cstheme="majorHAnsi"/>
+          <w:b/>
+          <w:bCs/>
+          <w:i w:val="0"/>
+          <w:iCs/>
+        </w:rPr>
+        <w:t>Acquisition and Sources</w:t>
+      </w:r>
+      <w:r>
+        <w:rPr>
+          <w:rFonts w:asciiTheme="majorHAnsi" w:hAnsiTheme="majorHAnsi" w:cstheme="majorHAnsi"/>
+          <w:b/>
+          <w:bCs/>
+          <w:i w:val="0"/>
+          <w:iCs/>
+        </w:rPr>
+        <w:br/>
+      </w:r>
+      <w:r>
+        <w:rPr>
+          <w:rFonts w:asciiTheme="majorHAnsi" w:hAnsiTheme="majorHAnsi" w:cstheme="majorHAnsi"/>
+          <w:i w:val="0"/>
+          <w:iCs/>
+        </w:rPr>
+        <w:t>The acquisition effort blended static academic datasets with dynamically sourced intelligence feeds to train both Stage 1 (LogReg) and Stage 2 (Histogram-based Gradient Boosting).</w:t>
+      </w:r>
+      <w:r>
+        <w:rPr>
+          <w:rFonts w:asciiTheme="majorHAnsi" w:hAnsiTheme="majorHAnsi" w:cstheme="majorHAnsi"/>
+          <w:i w:val="0"/>
+          <w:iCs/>
+        </w:rPr>
+        <w:br/>
+      </w:r>
+      <w:r>
+        <w:rPr>
+          <w:rFonts w:asciiTheme="majorHAnsi" w:hAnsiTheme="majorHAnsi" w:cstheme="majorHAnsi"/>
+          <w:i w:val="0"/>
+          <w:iCs/>
+        </w:rPr>
+        <w:br/>
+      </w:r>
+      <w:r>
+        <w:rPr>
+          <w:rFonts w:asciiTheme="majorHAnsi" w:hAnsiTheme="majorHAnsi" w:cstheme="majorHAnsi"/>
+          <w:b/>
+          <w:bCs/>
+          <w:i w:val="0"/>
+          <w:iCs/>
+        </w:rPr>
+        <w:t>1. Malicious Data Acquisition (Phishing Samples):</w:t>
+      </w:r>
+      <w:r>
+        <w:rPr>
+          <w:rFonts w:asciiTheme="majorHAnsi" w:hAnsiTheme="majorHAnsi" w:cstheme="majorHAnsi"/>
+          <w:b/>
+          <w:bCs/>
+          <w:i w:val="0"/>
+          <w:iCs/>
+        </w:rPr>
+        <w:br/>
+      </w:r>
+      <w:r>
+        <w:rPr>
+          <w:rFonts w:asciiTheme="majorHAnsi" w:hAnsiTheme="majorHAnsi" w:cstheme="majorHAnsi"/>
+          <w:i w:val="0"/>
+          <w:iCs/>
+        </w:rPr>
+        <w:t xml:space="preserve">- </w:t>
+      </w:r>
+      <w:r>
+        <w:rPr>
+          <w:rFonts w:asciiTheme="majorHAnsi" w:hAnsiTheme="majorHAnsi" w:cstheme="majorHAnsi"/>
+          <w:b/>
+          <w:bCs/>
+          <w:i w:val="0"/>
+          <w:iCs/>
+        </w:rPr>
+        <w:t>PhishTank (OpenDNS):</w:t>
+      </w:r>
+      <w:r>
+        <w:rPr>
+          <w:rFonts w:asciiTheme="majorHAnsi" w:hAnsiTheme="majorHAnsi" w:cstheme="majorHAnsi"/>
+          <w:i w:val="0"/>
+          <w:iCs/>
+        </w:rPr>
+        <w:t xml:space="preserve"> We accessed the primary PhishTank database to acquire thousands of community-verified phishing URLs. This data was critical for teaching the model about active credential-harvesting schemas and structural impersonations.</w:t>
       </w:r>
       <w:r>
         <w:rPr>
@@ -1030,7 +1254,24 @@
           <w:iCs/>
         </w:rPr>
         <w:br/>
-        <w:t>- OpenPhish: We integrated data from OpenPhish, an independent threat intelligence provider that continuously updates zero-day malicious feeds. This provided insight into evolving threat structures not yet categorized by traditional blocklists.</w:t>
+      </w:r>
+      <w:r>
+        <w:rPr>
+          <w:rFonts w:asciiTheme="majorHAnsi" w:hAnsiTheme="majorHAnsi" w:cstheme="majorHAnsi"/>
+          <w:b/>
+          <w:bCs/>
+          <w:i w:val="0"/>
+          <w:iCs/>
+        </w:rPr>
+        <w:t>- OpenPhish:</w:t>
+      </w:r>
+      <w:r>
+        <w:rPr>
+          <w:rFonts w:asciiTheme="majorHAnsi" w:hAnsiTheme="majorHAnsi" w:cstheme="majorHAnsi"/>
+          <w:i w:val="0"/>
+          <w:iCs/>
+        </w:rPr>
+        <w:t xml:space="preserve"> We integrated data from OpenPhish, an independent threat intelligence provider that continuously updates zero-day malicious feeds. This provided insight into evolving threat structures not yet categorized by traditional blocklists.</w:t>
       </w:r>
       <w:r>
         <w:rPr>
@@ -1089,32 +1330,71 @@
           <w:iCs/>
         </w:rPr>
         <w:br/>
-      </w:r>
-      <w:r>
-        <w:rPr>
-          <w:rFonts w:asciiTheme="majorHAnsi" w:hAnsiTheme="majorHAnsi" w:cstheme="majorHAnsi"/>
-          <w:i w:val="0"/>
-          <w:iCs/>
-        </w:rPr>
-        <w:t>- Tranco Top 1 Million List: To train the system on legitimate traffic architecture, we utilized the Tranco List—a research-oriented amalgamation of Alexa, Cisco Umbrella, and Majestic top websites. This provided the ML engine with structural features of highly regulated, safe web platforms (e.g., Google, Amazon, academic .edu sites).</w:t>
-      </w:r>
-      <w:r>
-        <w:rPr>
-          <w:rFonts w:asciiTheme="majorHAnsi" w:hAnsiTheme="majorHAnsi" w:cstheme="majorHAnsi"/>
-          <w:i w:val="0"/>
-          <w:iCs/>
-        </w:rPr>
-        <w:br/>
-        <w:t xml:space="preserve">  Source: https://tranco-list.eu/</w:t>
-      </w:r>
-      <w:r>
-        <w:rPr>
-          <w:rFonts w:asciiTheme="majorHAnsi" w:hAnsiTheme="majorHAnsi" w:cstheme="majorHAnsi"/>
-          <w:i w:val="0"/>
-          <w:iCs/>
-        </w:rPr>
-        <w:br/>
-        <w:t>- Kaggle Domain Datasets: We supplemented the raw arrays with structured, pre-extracted CSV feature sets from Kaggle. These datasets contained pre-classified structural characteristics (e.g., domain length, entropy, special character counts) to bootstrap the HistGradientBoosting model during offline training.</w:t>
+        <w:t>- Tranco Top 1 Million List:</w:t>
+      </w:r>
+      <w:r>
+        <w:rPr>
+          <w:rFonts w:asciiTheme="majorHAnsi" w:hAnsiTheme="majorHAnsi" w:cstheme="majorHAnsi"/>
+          <w:i w:val="0"/>
+          <w:iCs/>
+        </w:rPr>
+        <w:t xml:space="preserve"> To train the system on legitimate traffic architecture, we utilized the Tranco List—a research-oriented amalgamation of Alexa, Cisco Umbrella, and Majestic top websites. This provided the ML engine with structural features of highly regulated, safe web platforms (e.g., Google, Amazon, academic .edu sites).</w:t>
+      </w:r>
+      <w:r>
+        <w:rPr>
+          <w:rFonts w:asciiTheme="majorHAnsi" w:hAnsiTheme="majorHAnsi" w:cstheme="majorHAnsi"/>
+          <w:i w:val="0"/>
+          <w:iCs/>
+        </w:rPr>
+        <w:br/>
+        <w:t xml:space="preserve">  Source: </w:t>
+      </w:r>
+      <w:hyperlink r:id="rId8" w:history="1">
+        <w:r>
+          <w:rPr>
+            <w:rStyle w:val="Hyperlink"/>
+            <w:rFonts w:asciiTheme="majorHAnsi" w:hAnsiTheme="majorHAnsi" w:cstheme="majorHAnsi"/>
+            <w:i w:val="0"/>
+            <w:iCs/>
+          </w:rPr>
+          <w:t>https://tranco-list.eu/</w:t>
+        </w:r>
+      </w:hyperlink>
+    </w:p>
+    <w:p>
+      <w:pPr>
+        <w:jc w:val="both"/>
+        <w:rPr>
+          <w:rFonts w:asciiTheme="majorHAnsi" w:hAnsiTheme="majorHAnsi" w:cstheme="majorHAnsi"/>
+          <w:i w:val="0"/>
+          <w:iCs/>
+        </w:rPr>
+      </w:pPr>
+      <w:r>
+        <w:rPr>
+          <w:rFonts w:asciiTheme="majorHAnsi" w:hAnsiTheme="majorHAnsi" w:cstheme="majorHAnsi"/>
+          <w:i w:val="0"/>
+          <w:iCs/>
+        </w:rPr>
+        <w:br/>
+      </w:r>
+      <w:r>
+        <w:rPr>
+          <w:rFonts w:asciiTheme="majorHAnsi" w:hAnsiTheme="majorHAnsi" w:cstheme="majorHAnsi"/>
+          <w:b/>
+          <w:bCs/>
+          <w:i w:val="0"/>
+          <w:iCs/>
+        </w:rPr>
+        <w:t>- Kaggle Domain Datasets</w:t>
+      </w:r>
+      <w:r>
+        <w:rPr>
+          <w:rFonts w:asciiTheme="majorHAnsi" w:hAnsiTheme="majorHAnsi" w:cstheme="majorHAnsi"/>
+          <w:i w:val="0"/>
+          <w:iCs/>
+        </w:rPr>
+        <w:t>: We supplemented the raw arrays with structured, pre-extracted CSV feature sets from Kaggle. These datasets contained pre-classified structural characteristics (e.g., domain length, entropy, special character counts) to bootstrap the HistGradientBoosting model during offline training.</w:t>
       </w:r>
       <w:r>
         <w:rPr>
@@ -1125,7 +1405,7 @@
         <w:br/>
         <w:t xml:space="preserve">  Example Target Data: </w:t>
       </w:r>
-      <w:hyperlink r:id="rId8" w:history="1">
+      <w:hyperlink r:id="rId9" w:history="1">
         <w:r>
           <w:rPr>
             <w:rStyle w:val="Hyperlink"/>
@@ -1146,16 +1426,6 @@
           <w:iCs/>
         </w:rPr>
       </w:pPr>
-    </w:p>
-    <w:p>
-      <w:pPr>
-        <w:jc w:val="both"/>
-        <w:rPr>
-          <w:rFonts w:asciiTheme="majorHAnsi" w:hAnsiTheme="majorHAnsi" w:cstheme="majorHAnsi"/>
-          <w:i w:val="0"/>
-          <w:iCs/>
-        </w:rPr>
-      </w:pPr>
       <w:r>
         <w:rPr>
           <w:rFonts w:asciiTheme="majorHAnsi" w:hAnsiTheme="majorHAnsi" w:cstheme="majorHAnsi"/>
@@ -1200,9 +1470,26 @@
           <w:iCs/>
         </w:rPr>
         <w:br/>
-        <w:t xml:space="preserve">- Google Safe Browsing API: Actively cross-references domains in real-time as an authoritative check. </w:t>
-      </w:r>
-      <w:hyperlink r:id="rId9" w:history="1">
+      </w:r>
+      <w:r>
+        <w:rPr>
+          <w:rFonts w:asciiTheme="majorHAnsi" w:hAnsiTheme="majorHAnsi" w:cstheme="majorHAnsi"/>
+          <w:b/>
+          <w:bCs/>
+          <w:i w:val="0"/>
+          <w:iCs/>
+        </w:rPr>
+        <w:t>- Google Safe Browsing API:</w:t>
+      </w:r>
+      <w:r>
+        <w:rPr>
+          <w:rFonts w:asciiTheme="majorHAnsi" w:hAnsiTheme="majorHAnsi" w:cstheme="majorHAnsi"/>
+          <w:i w:val="0"/>
+          <w:iCs/>
+        </w:rPr>
+        <w:t xml:space="preserve"> Actively cross-references domains in real-time as an authoritative check. </w:t>
+      </w:r>
+      <w:hyperlink r:id="rId10" w:history="1">
         <w:r>
           <w:rPr>
             <w:rStyle w:val="Hyperlink"/>
@@ -1230,9 +1517,26 @@
           <w:iCs/>
         </w:rPr>
         <w:br/>
-        <w:t xml:space="preserve">- IP-API (Geolocation Payload): Live data pulls return latitude, longitude, and ISP origin parameters to flag unusual server mappings. </w:t>
-      </w:r>
-      <w:hyperlink r:id="rId10" w:history="1">
+      </w:r>
+      <w:r>
+        <w:rPr>
+          <w:rFonts w:asciiTheme="majorHAnsi" w:hAnsiTheme="majorHAnsi" w:cstheme="majorHAnsi"/>
+          <w:b/>
+          <w:bCs/>
+          <w:i w:val="0"/>
+          <w:iCs/>
+        </w:rPr>
+        <w:t>- IP-API (Geolocation Payload):</w:t>
+      </w:r>
+      <w:r>
+        <w:rPr>
+          <w:rFonts w:asciiTheme="majorHAnsi" w:hAnsiTheme="majorHAnsi" w:cstheme="majorHAnsi"/>
+          <w:i w:val="0"/>
+          <w:iCs/>
+        </w:rPr>
+        <w:t xml:space="preserve"> Live data pulls return latitude, longitude, and ISP origin parameters to flag unusual server mappings. </w:t>
+      </w:r>
+      <w:hyperlink r:id="rId11" w:history="1">
         <w:r>
           <w:rPr>
             <w:rStyle w:val="Hyperlink"/>
@@ -1260,7 +1564,24 @@
           <w:iCs/>
         </w:rPr>
         <w:br/>
-        <w:t>- WHOIS Registries: Acquires domain registration ages dynamically via the standard Python whois library, feeding age parameters directly into the ultimate fusion prediction metric.</w:t>
+      </w:r>
+      <w:r>
+        <w:rPr>
+          <w:rFonts w:asciiTheme="majorHAnsi" w:hAnsiTheme="majorHAnsi" w:cstheme="majorHAnsi"/>
+          <w:b/>
+          <w:bCs/>
+          <w:i w:val="0"/>
+          <w:iCs/>
+        </w:rPr>
+        <w:t>- WHOIS Registries:</w:t>
+      </w:r>
+      <w:r>
+        <w:rPr>
+          <w:rFonts w:asciiTheme="majorHAnsi" w:hAnsiTheme="majorHAnsi" w:cstheme="majorHAnsi"/>
+          <w:i w:val="0"/>
+          <w:iCs/>
+        </w:rPr>
+        <w:t xml:space="preserve"> Acquires domain registration ages dynamically via the standard Python whois library, feeding age parameters directly into the ultimate fusion prediction metric.</w:t>
       </w:r>
     </w:p>
     <w:p>
@@ -1360,6 +1681,8 @@
               <w:jc w:val="both"/>
               <w:rPr>
                 <w:rFonts w:asciiTheme="majorHAnsi" w:hAnsiTheme="majorHAnsi" w:cstheme="majorHAnsi"/>
+                <w:b/>
+                <w:bCs/>
                 <w:i w:val="0"/>
                 <w:iCs/>
               </w:rPr>
@@ -1367,6 +1690,8 @@
             <w:r>
               <w:rPr>
                 <w:rFonts w:asciiTheme="majorHAnsi" w:hAnsiTheme="majorHAnsi" w:cstheme="majorHAnsi"/>
+                <w:b/>
+                <w:bCs/>
                 <w:i w:val="0"/>
                 <w:iCs/>
               </w:rPr>
@@ -1383,6 +1708,8 @@
               <w:jc w:val="both"/>
               <w:rPr>
                 <w:rFonts w:asciiTheme="majorHAnsi" w:hAnsiTheme="majorHAnsi" w:cstheme="majorHAnsi"/>
+                <w:b/>
+                <w:bCs/>
                 <w:i w:val="0"/>
                 <w:iCs/>
               </w:rPr>
@@ -1390,6 +1717,8 @@
             <w:r>
               <w:rPr>
                 <w:rFonts w:asciiTheme="majorHAnsi" w:hAnsiTheme="majorHAnsi" w:cstheme="majorHAnsi"/>
+                <w:b/>
+                <w:bCs/>
                 <w:i w:val="0"/>
                 <w:iCs/>
               </w:rPr>
@@ -1406,6 +1735,8 @@
               <w:jc w:val="both"/>
               <w:rPr>
                 <w:rFonts w:asciiTheme="majorHAnsi" w:hAnsiTheme="majorHAnsi" w:cstheme="majorHAnsi"/>
+                <w:b/>
+                <w:bCs/>
                 <w:i w:val="0"/>
                 <w:iCs/>
               </w:rPr>
@@ -1413,6 +1744,8 @@
             <w:r>
               <w:rPr>
                 <w:rFonts w:asciiTheme="majorHAnsi" w:hAnsiTheme="majorHAnsi" w:cstheme="majorHAnsi"/>
+                <w:b/>
+                <w:bCs/>
                 <w:i w:val="0"/>
                 <w:iCs/>
               </w:rPr>
@@ -1429,6 +1762,8 @@
               <w:jc w:val="both"/>
               <w:rPr>
                 <w:rFonts w:asciiTheme="majorHAnsi" w:hAnsiTheme="majorHAnsi" w:cstheme="majorHAnsi"/>
+                <w:b/>
+                <w:bCs/>
                 <w:i w:val="0"/>
                 <w:iCs/>
               </w:rPr>
@@ -1436,6 +1771,8 @@
             <w:r>
               <w:rPr>
                 <w:rFonts w:asciiTheme="majorHAnsi" w:hAnsiTheme="majorHAnsi" w:cstheme="majorHAnsi"/>
+                <w:b/>
+                <w:bCs/>
                 <w:i w:val="0"/>
                 <w:iCs/>
               </w:rPr>
@@ -2225,7 +2562,6 @@
                 <w:i w:val="0"/>
                 <w:iCs/>
               </w:rPr>
-              <w:lastRenderedPageBreak/>
               <w:t>brand_hits</w:t>
             </w:r>
           </w:p>
@@ -2742,6 +3078,8 @@
       <w:r>
         <w:rPr>
           <w:rFonts w:asciiTheme="majorHAnsi" w:hAnsiTheme="majorHAnsi" w:cstheme="majorHAnsi"/>
+          <w:b/>
+          <w:bCs/>
           <w:i w:val="0"/>
           <w:iCs/>
         </w:rPr>
@@ -2750,10 +3088,19 @@
       <w:r>
         <w:rPr>
           <w:rFonts w:asciiTheme="majorHAnsi" w:hAnsiTheme="majorHAnsi" w:cstheme="majorHAnsi"/>
-          <w:i w:val="0"/>
-          <w:iCs/>
-        </w:rPr>
-        <w:br/>
+          <w:b/>
+          <w:bCs/>
+          <w:i w:val="0"/>
+          <w:iCs/>
+        </w:rPr>
+        <w:br/>
+      </w:r>
+      <w:r>
+        <w:rPr>
+          <w:rFonts w:asciiTheme="majorHAnsi" w:hAnsiTheme="majorHAnsi" w:cstheme="majorHAnsi"/>
+          <w:i w:val="0"/>
+          <w:iCs/>
+        </w:rPr>
         <w:t>To ensure absolute accuracy and architectural reproducibility before importing the datasets into the Python Machine Learning environment, the initial Data Extraction, Transformation, and Loading (ETL) phase was executed using the visual KNIME Analytics Platform. KNIME was selected for its enterprise-grade visual node-based architecture, which allows for rigorous auditing of data states at every step of the merging pipeline.</w:t>
       </w:r>
       <w:r>
@@ -2771,43 +3118,113 @@
           <w:iCs/>
         </w:rPr>
         <w:br/>
+      </w:r>
+      <w:r>
+        <w:rPr>
+          <w:rFonts w:asciiTheme="majorHAnsi" w:hAnsiTheme="majorHAnsi" w:cstheme="majorHAnsi"/>
+          <w:b/>
+          <w:bCs/>
+          <w:i w:val="0"/>
+          <w:iCs/>
+        </w:rPr>
         <w:t>The following sequential nodes were deployed in the KNIME workflow environment (.knwf) to engineer the master dataset:</w:t>
       </w:r>
       <w:r>
         <w:rPr>
           <w:rFonts w:asciiTheme="majorHAnsi" w:hAnsiTheme="majorHAnsi" w:cstheme="majorHAnsi"/>
-          <w:i w:val="0"/>
-          <w:iCs/>
-        </w:rPr>
-        <w:br/>
-        <w:t>1. CSV Reader Nodes: Multiple separate readers were initialized to natively ingest the massive, disparate datasets (including the core URL arrays and the active Phishing strings from OpenPhish).</w:t>
-      </w:r>
-      <w:r>
-        <w:rPr>
-          <w:rFonts w:asciiTheme="majorHAnsi" w:hAnsiTheme="majorHAnsi" w:cstheme="majorHAnsi"/>
-          <w:i w:val="0"/>
-          <w:iCs/>
-        </w:rPr>
-        <w:br/>
-        <w:t>2. Concatenate Node: A centralized concatenation node was deployed to structurally append all ingestion streams into a master unified table, geometrically aligning the 'URL' and 'Type' schema fields horizontally.</w:t>
-      </w:r>
-      <w:r>
-        <w:rPr>
-          <w:rFonts w:asciiTheme="majorHAnsi" w:hAnsiTheme="majorHAnsi" w:cstheme="majorHAnsi"/>
-          <w:i w:val="0"/>
-          <w:iCs/>
-        </w:rPr>
-        <w:br/>
-        <w:t>3. Duplicate Row Filter Node: Crucial to the project's statistical integrity, this node autonomously scanned the combined millions of URLs and eliminated identical string paths. This prevented the downstream Artificial Intelligence from becoming fundamentally biased toward recycled phishing attack vectors during training.</w:t>
-      </w:r>
-      <w:r>
-        <w:rPr>
-          <w:rFonts w:asciiTheme="majorHAnsi" w:hAnsiTheme="majorHAnsi" w:cstheme="majorHAnsi"/>
-          <w:i w:val="0"/>
-          <w:iCs/>
-        </w:rPr>
-        <w:br/>
-        <w:t>4. Missing Value Handlers: This node intercepted latent null metadata states (missing rows) and performed structural imputation prior to CSV export.</w:t>
+          <w:b/>
+          <w:bCs/>
+          <w:i w:val="0"/>
+          <w:iCs/>
+        </w:rPr>
+        <w:br/>
+        <w:t>1. CSV Reader Nodes:</w:t>
+      </w:r>
+      <w:r>
+        <w:rPr>
+          <w:rFonts w:asciiTheme="majorHAnsi" w:hAnsiTheme="majorHAnsi" w:cstheme="majorHAnsi"/>
+          <w:i w:val="0"/>
+          <w:iCs/>
+        </w:rPr>
+        <w:t xml:space="preserve"> Multiple separate readers were initialized to natively ingest the massive, disparate datasets (including the core URL arrays and the active Phishing strings from OpenPhish).</w:t>
+      </w:r>
+      <w:r>
+        <w:rPr>
+          <w:rFonts w:asciiTheme="majorHAnsi" w:hAnsiTheme="majorHAnsi" w:cstheme="majorHAnsi"/>
+          <w:i w:val="0"/>
+          <w:iCs/>
+        </w:rPr>
+        <w:br/>
+      </w:r>
+      <w:r>
+        <w:rPr>
+          <w:rFonts w:asciiTheme="majorHAnsi" w:hAnsiTheme="majorHAnsi" w:cstheme="majorHAnsi"/>
+          <w:b/>
+          <w:bCs/>
+          <w:i w:val="0"/>
+          <w:iCs/>
+        </w:rPr>
+        <w:t>2. Concatenate Node:</w:t>
+      </w:r>
+      <w:r>
+        <w:rPr>
+          <w:rFonts w:asciiTheme="majorHAnsi" w:hAnsiTheme="majorHAnsi" w:cstheme="majorHAnsi"/>
+          <w:i w:val="0"/>
+          <w:iCs/>
+        </w:rPr>
+        <w:t xml:space="preserve"> A centralized concatenation node was deployed to structurally append all ingestion streams into a master unified table, geometrically aligning the 'URL' and 'Type' schema fields horizontally.</w:t>
+      </w:r>
+      <w:r>
+        <w:rPr>
+          <w:rFonts w:asciiTheme="majorHAnsi" w:hAnsiTheme="majorHAnsi" w:cstheme="majorHAnsi"/>
+          <w:i w:val="0"/>
+          <w:iCs/>
+        </w:rPr>
+        <w:br/>
+      </w:r>
+      <w:r>
+        <w:rPr>
+          <w:rFonts w:asciiTheme="majorHAnsi" w:hAnsiTheme="majorHAnsi" w:cstheme="majorHAnsi"/>
+          <w:b/>
+          <w:bCs/>
+          <w:i w:val="0"/>
+          <w:iCs/>
+        </w:rPr>
+        <w:t>3. Duplicate Row Filter Node:</w:t>
+      </w:r>
+      <w:r>
+        <w:rPr>
+          <w:rFonts w:asciiTheme="majorHAnsi" w:hAnsiTheme="majorHAnsi" w:cstheme="majorHAnsi"/>
+          <w:i w:val="0"/>
+          <w:iCs/>
+        </w:rPr>
+        <w:t xml:space="preserve"> Crucial to the project's statistical integrity, this node autonomously scanned the combined millions of URLs and eliminated identical string paths. This prevented the downstream Artificial Intelligence from becoming fundamentally biased toward recycled phishing attack vectors during training.</w:t>
+      </w:r>
+      <w:r>
+        <w:rPr>
+          <w:rFonts w:asciiTheme="majorHAnsi" w:hAnsiTheme="majorHAnsi" w:cstheme="majorHAnsi"/>
+          <w:i w:val="0"/>
+          <w:iCs/>
+        </w:rPr>
+        <w:br/>
+      </w:r>
+      <w:r>
+        <w:rPr>
+          <w:rFonts w:asciiTheme="majorHAnsi" w:hAnsiTheme="majorHAnsi" w:cstheme="majorHAnsi"/>
+          <w:b/>
+          <w:bCs/>
+          <w:i w:val="0"/>
+          <w:iCs/>
+        </w:rPr>
+        <w:t>4. Missing Value Handlers:</w:t>
+      </w:r>
+      <w:r>
+        <w:rPr>
+          <w:rFonts w:asciiTheme="majorHAnsi" w:hAnsiTheme="majorHAnsi" w:cstheme="majorHAnsi"/>
+          <w:i w:val="0"/>
+          <w:iCs/>
+        </w:rPr>
+        <w:t xml:space="preserve"> This node intercepted latent null metadata states (missing rows) and performed structural imputation prior to CSV export.</w:t>
       </w:r>
       <w:r>
         <w:rPr>
@@ -2833,6 +3250,600 @@
           <w:iCs/>
         </w:rPr>
         <w:br/>
+      </w:r>
+      <w:r>
+        <w:rPr>
+          <w:rFonts w:asciiTheme="majorHAnsi" w:hAnsiTheme="majorHAnsi" w:cstheme="majorHAnsi"/>
+          <w:i w:val="0"/>
+          <w:iCs/>
+        </w:rPr>
+        <w:br/>
+      </w:r>
+      <w:r>
+        <w:rPr>
+          <w:rFonts w:asciiTheme="majorHAnsi" w:hAnsiTheme="majorHAnsi" w:cstheme="majorHAnsi"/>
+          <w:b/>
+          <w:bCs/>
+          <w:i w:val="0"/>
+          <w:iCs/>
+        </w:rPr>
+        <w:t>1. Raw Data Ingestion and De-duplication</w:t>
+      </w:r>
+      <w:r>
+        <w:rPr>
+          <w:rFonts w:asciiTheme="majorHAnsi" w:hAnsiTheme="majorHAnsi" w:cstheme="majorHAnsi"/>
+          <w:b/>
+          <w:bCs/>
+          <w:i w:val="0"/>
+          <w:iCs/>
+        </w:rPr>
+        <w:br/>
+        <w:t>- Process</w:t>
+      </w:r>
+      <w:r>
+        <w:rPr>
+          <w:rFonts w:asciiTheme="majorHAnsi" w:hAnsiTheme="majorHAnsi" w:cstheme="majorHAnsi"/>
+          <w:i w:val="0"/>
+          <w:iCs/>
+        </w:rPr>
+        <w:t>: Initial datasets sourced from PhishTank, OpenPhish, and Tranco contained millions of entries. The first action was concatenating these disparate CSV files into a unified master DataFrame.</w:t>
+      </w:r>
+      <w:r>
+        <w:rPr>
+          <w:rFonts w:asciiTheme="majorHAnsi" w:hAnsiTheme="majorHAnsi" w:cstheme="majorHAnsi"/>
+          <w:i w:val="0"/>
+          <w:iCs/>
+        </w:rPr>
+        <w:br/>
+      </w:r>
+      <w:r>
+        <w:rPr>
+          <w:rFonts w:asciiTheme="majorHAnsi" w:hAnsiTheme="majorHAnsi" w:cstheme="majorHAnsi"/>
+          <w:b/>
+          <w:bCs/>
+          <w:i w:val="0"/>
+          <w:iCs/>
+        </w:rPr>
+        <w:t>- Action:</w:t>
+      </w:r>
+      <w:r>
+        <w:rPr>
+          <w:rFonts w:asciiTheme="majorHAnsi" w:hAnsiTheme="majorHAnsi" w:cstheme="majorHAnsi"/>
+          <w:i w:val="0"/>
+          <w:iCs/>
+        </w:rPr>
+        <w:t xml:space="preserve"> Executed pandas drop_duplicates() on the primary URL column. Since attackers frequently recycle successful phishing URLs across multiple campaigns, removing duplicates was critical to prevent the training data from becoming biased toward repeatedly occurring, identical string paths.</w:t>
+      </w:r>
+      <w:r>
+        <w:rPr>
+          <w:rFonts w:asciiTheme="majorHAnsi" w:hAnsiTheme="majorHAnsi" w:cstheme="majorHAnsi"/>
+          <w:i w:val="0"/>
+          <w:iCs/>
+        </w:rPr>
+        <w:br/>
+      </w:r>
+      <w:r>
+        <w:rPr>
+          <w:rFonts w:asciiTheme="majorHAnsi" w:hAnsiTheme="majorHAnsi" w:cstheme="majorHAnsi"/>
+          <w:i w:val="0"/>
+          <w:iCs/>
+        </w:rPr>
+        <w:br/>
+      </w:r>
+      <w:r>
+        <w:rPr>
+          <w:rFonts w:asciiTheme="majorHAnsi" w:hAnsiTheme="majorHAnsi" w:cstheme="majorHAnsi"/>
+          <w:b/>
+          <w:bCs/>
+          <w:i w:val="0"/>
+          <w:iCs/>
+        </w:rPr>
+        <w:t>2. Uniform URL Normalization (String Standardization)</w:t>
+      </w:r>
+      <w:r>
+        <w:rPr>
+          <w:rFonts w:asciiTheme="majorHAnsi" w:hAnsiTheme="majorHAnsi" w:cstheme="majorHAnsi"/>
+          <w:b/>
+          <w:bCs/>
+          <w:i w:val="0"/>
+          <w:iCs/>
+        </w:rPr>
+        <w:br/>
+        <w:t>- Process</w:t>
+      </w:r>
+      <w:r>
+        <w:rPr>
+          <w:rFonts w:asciiTheme="majorHAnsi" w:hAnsiTheme="majorHAnsi" w:cstheme="majorHAnsi"/>
+          <w:i w:val="0"/>
+          <w:iCs/>
+        </w:rPr>
+        <w:t>: Raw URLs are notoriously inconsistent in their formatting (e.g., varying cases, trailing slashes, missing protocols).</w:t>
+      </w:r>
+      <w:r>
+        <w:rPr>
+          <w:rFonts w:asciiTheme="majorHAnsi" w:hAnsiTheme="majorHAnsi" w:cstheme="majorHAnsi"/>
+          <w:i w:val="0"/>
+          <w:iCs/>
+        </w:rPr>
+        <w:br/>
+      </w:r>
+      <w:r>
+        <w:rPr>
+          <w:rFonts w:asciiTheme="majorHAnsi" w:hAnsiTheme="majorHAnsi" w:cstheme="majorHAnsi"/>
+          <w:b/>
+          <w:bCs/>
+          <w:i w:val="0"/>
+          <w:iCs/>
+        </w:rPr>
+        <w:t>- Transformation:</w:t>
+      </w:r>
+      <w:r>
+        <w:rPr>
+          <w:rFonts w:asciiTheme="majorHAnsi" w:hAnsiTheme="majorHAnsi" w:cstheme="majorHAnsi"/>
+          <w:i w:val="0"/>
+          <w:iCs/>
+        </w:rPr>
+        <w:br/>
+      </w:r>
+      <w:r>
+        <w:rPr>
+          <w:rFonts w:asciiTheme="majorHAnsi" w:hAnsiTheme="majorHAnsi" w:cstheme="majorHAnsi"/>
+          <w:b/>
+          <w:bCs/>
+          <w:i w:val="0"/>
+          <w:iCs/>
+        </w:rPr>
+        <w:t xml:space="preserve">  - Protocol Injection:</w:t>
+      </w:r>
+      <w:r>
+        <w:rPr>
+          <w:rFonts w:asciiTheme="majorHAnsi" w:hAnsiTheme="majorHAnsi" w:cstheme="majorHAnsi"/>
+          <w:i w:val="0"/>
+          <w:iCs/>
+        </w:rPr>
+        <w:t xml:space="preserve"> URLs lacking standard HTTP protocol prefixes (e.g., google.com vs https://google.com) had strings prepended to normalize the prefix structures format.</w:t>
+      </w:r>
+      <w:r>
+        <w:rPr>
+          <w:rFonts w:asciiTheme="majorHAnsi" w:hAnsiTheme="majorHAnsi" w:cstheme="majorHAnsi"/>
+          <w:i w:val="0"/>
+          <w:iCs/>
+        </w:rPr>
+        <w:br/>
+      </w:r>
+      <w:r>
+        <w:rPr>
+          <w:rFonts w:asciiTheme="majorHAnsi" w:hAnsiTheme="majorHAnsi" w:cstheme="majorHAnsi"/>
+          <w:b/>
+          <w:bCs/>
+          <w:i w:val="0"/>
+          <w:iCs/>
+        </w:rPr>
+        <w:t xml:space="preserve">  - Case Folding:</w:t>
+      </w:r>
+      <w:r>
+        <w:rPr>
+          <w:rFonts w:asciiTheme="majorHAnsi" w:hAnsiTheme="majorHAnsi" w:cstheme="majorHAnsi"/>
+          <w:i w:val="0"/>
+          <w:iCs/>
+        </w:rPr>
+        <w:t xml:space="preserve"> All hostnames and domain strings were converted using .lower(). Since the DNS system is case-insensitive, analyzing PaYpAl.com alongside paypal.com would introduce artificial variance to the model without adding predictive value.</w:t>
+      </w:r>
+      <w:r>
+        <w:rPr>
+          <w:rFonts w:asciiTheme="majorHAnsi" w:hAnsiTheme="majorHAnsi" w:cstheme="majorHAnsi"/>
+          <w:i w:val="0"/>
+          <w:iCs/>
+        </w:rPr>
+        <w:br/>
+      </w:r>
+      <w:r>
+        <w:rPr>
+          <w:rFonts w:asciiTheme="majorHAnsi" w:hAnsiTheme="majorHAnsi" w:cstheme="majorHAnsi"/>
+          <w:b/>
+          <w:bCs/>
+          <w:i w:val="0"/>
+          <w:iCs/>
+        </w:rPr>
+        <w:t xml:space="preserve">  - Trailing Cleanups</w:t>
+      </w:r>
+      <w:r>
+        <w:rPr>
+          <w:rFonts w:asciiTheme="majorHAnsi" w:hAnsiTheme="majorHAnsi" w:cstheme="majorHAnsi"/>
+          <w:i w:val="0"/>
+          <w:iCs/>
+        </w:rPr>
+        <w:t>: Removed trailing backward slashes (/) and URL-encoded whitespace (%20) at the string limits to ensure length calculations and substring counting were perfectly accurate.</w:t>
+      </w:r>
+      <w:r>
+        <w:rPr>
+          <w:rFonts w:asciiTheme="majorHAnsi" w:hAnsiTheme="majorHAnsi" w:cstheme="majorHAnsi"/>
+          <w:i w:val="0"/>
+          <w:iCs/>
+        </w:rPr>
+        <w:br/>
+      </w:r>
+      <w:r>
+        <w:rPr>
+          <w:rFonts w:asciiTheme="majorHAnsi" w:hAnsiTheme="majorHAnsi" w:cstheme="majorHAnsi"/>
+          <w:i w:val="0"/>
+          <w:iCs/>
+        </w:rPr>
+        <w:br/>
+      </w:r>
+      <w:r>
+        <w:rPr>
+          <w:rFonts w:asciiTheme="majorHAnsi" w:hAnsiTheme="majorHAnsi" w:cstheme="majorHAnsi"/>
+          <w:b/>
+          <w:bCs/>
+          <w:i w:val="0"/>
+          <w:iCs/>
+        </w:rPr>
+        <w:lastRenderedPageBreak/>
+        <w:t>3. Categorical to Numerical Conversion (Feature Engineering)</w:t>
+      </w:r>
+      <w:r>
+        <w:rPr>
+          <w:rFonts w:asciiTheme="majorHAnsi" w:hAnsiTheme="majorHAnsi" w:cstheme="majorHAnsi"/>
+          <w:b/>
+          <w:bCs/>
+          <w:i w:val="0"/>
+          <w:iCs/>
+        </w:rPr>
+        <w:br/>
+        <w:t>- Process</w:t>
+      </w:r>
+      <w:r>
+        <w:rPr>
+          <w:rFonts w:asciiTheme="majorHAnsi" w:hAnsiTheme="majorHAnsi" w:cstheme="majorHAnsi"/>
+          <w:i w:val="0"/>
+          <w:iCs/>
+        </w:rPr>
+        <w:t>: Machine learning models cannot interpret raw text strings mathematically. The Stage 2 model required categorical and structural URL components to be transformed into numerical values.</w:t>
+      </w:r>
+      <w:r>
+        <w:rPr>
+          <w:rFonts w:asciiTheme="majorHAnsi" w:hAnsiTheme="majorHAnsi" w:cstheme="majorHAnsi"/>
+          <w:i w:val="0"/>
+          <w:iCs/>
+        </w:rPr>
+        <w:br/>
+      </w:r>
+      <w:r>
+        <w:rPr>
+          <w:rFonts w:asciiTheme="majorHAnsi" w:hAnsiTheme="majorHAnsi" w:cstheme="majorHAnsi"/>
+          <w:b/>
+          <w:bCs/>
+          <w:i w:val="0"/>
+          <w:iCs/>
+        </w:rPr>
+        <w:t>- Transformation:</w:t>
+      </w:r>
+      <w:r>
+        <w:rPr>
+          <w:rFonts w:asciiTheme="majorHAnsi" w:hAnsiTheme="majorHAnsi" w:cstheme="majorHAnsi"/>
+          <w:i w:val="0"/>
+          <w:iCs/>
+        </w:rPr>
+        <w:t xml:space="preserve"> We constructed a Python parsing function that crawled the cleaned URL strings and appended new numerical columns corresponding to structural metrics.</w:t>
+      </w:r>
+      <w:r>
+        <w:rPr>
+          <w:rFonts w:asciiTheme="majorHAnsi" w:hAnsiTheme="majorHAnsi" w:cstheme="majorHAnsi"/>
+          <w:i w:val="0"/>
+          <w:iCs/>
+        </w:rPr>
+        <w:br/>
+        <w:t xml:space="preserve">  - </w:t>
+      </w:r>
+      <w:r>
+        <w:rPr>
+          <w:rFonts w:asciiTheme="majorHAnsi" w:hAnsiTheme="majorHAnsi" w:cstheme="majorHAnsi"/>
+          <w:b/>
+          <w:bCs/>
+          <w:i w:val="0"/>
+          <w:iCs/>
+        </w:rPr>
+        <w:t>Counting:</w:t>
+      </w:r>
+      <w:r>
+        <w:rPr>
+          <w:rFonts w:asciiTheme="majorHAnsi" w:hAnsiTheme="majorHAnsi" w:cstheme="majorHAnsi"/>
+          <w:i w:val="0"/>
+          <w:iCs/>
+        </w:rPr>
+        <w:t xml:space="preserve"> Extracted the integer presence of specific deceiving characters (e.g., . counts, - counts, @ counts).</w:t>
+      </w:r>
+      <w:r>
+        <w:rPr>
+          <w:rFonts w:asciiTheme="majorHAnsi" w:hAnsiTheme="majorHAnsi" w:cstheme="majorHAnsi"/>
+          <w:i w:val="0"/>
+          <w:iCs/>
+        </w:rPr>
+        <w:br/>
+      </w:r>
+      <w:r>
+        <w:rPr>
+          <w:rFonts w:asciiTheme="majorHAnsi" w:hAnsiTheme="majorHAnsi" w:cstheme="majorHAnsi"/>
+          <w:b/>
+          <w:bCs/>
+          <w:i w:val="0"/>
+          <w:iCs/>
+        </w:rPr>
+        <w:t xml:space="preserve">  - Boolean Flags:</w:t>
+      </w:r>
+      <w:r>
+        <w:rPr>
+          <w:rFonts w:asciiTheme="majorHAnsi" w:hAnsiTheme="majorHAnsi" w:cstheme="majorHAnsi"/>
+          <w:i w:val="0"/>
+          <w:iCs/>
+        </w:rPr>
+        <w:t xml:space="preserve"> Mapped the presence of specific states (e.g., "Contains IPv4 Address") from True/False text states into strict 1 and 0 boolean integer columns to optimize gradient tree splits in the CatBoost ensemble.</w:t>
+      </w:r>
+      <w:r>
+        <w:rPr>
+          <w:rFonts w:asciiTheme="majorHAnsi" w:hAnsiTheme="majorHAnsi" w:cstheme="majorHAnsi"/>
+          <w:i w:val="0"/>
+          <w:iCs/>
+        </w:rPr>
+        <w:br/>
+      </w:r>
+      <w:r>
+        <w:rPr>
+          <w:rFonts w:asciiTheme="majorHAnsi" w:hAnsiTheme="majorHAnsi" w:cstheme="majorHAnsi"/>
+          <w:b/>
+          <w:bCs/>
+          <w:i w:val="0"/>
+          <w:iCs/>
+        </w:rPr>
+        <w:t xml:space="preserve">  - Length Conversions:</w:t>
+      </w:r>
+      <w:r>
+        <w:rPr>
+          <w:rFonts w:asciiTheme="majorHAnsi" w:hAnsiTheme="majorHAnsi" w:cstheme="majorHAnsi"/>
+          <w:i w:val="0"/>
+          <w:iCs/>
+        </w:rPr>
+        <w:t xml:space="preserve"> Calculated and appended len() values for isolated components (e.g., Base Domain Length, Full URL Length).</w:t>
+      </w:r>
+      <w:r>
+        <w:rPr>
+          <w:rFonts w:asciiTheme="majorHAnsi" w:hAnsiTheme="majorHAnsi" w:cstheme="majorHAnsi"/>
+          <w:i w:val="0"/>
+          <w:iCs/>
+        </w:rPr>
+        <w:br/>
+      </w:r>
+      <w:r>
+        <w:rPr>
+          <w:rFonts w:asciiTheme="majorHAnsi" w:hAnsiTheme="majorHAnsi" w:cstheme="majorHAnsi"/>
+          <w:i w:val="0"/>
+          <w:iCs/>
+        </w:rPr>
+        <w:br/>
+      </w:r>
+      <w:r>
+        <w:rPr>
+          <w:rFonts w:asciiTheme="majorHAnsi" w:hAnsiTheme="majorHAnsi" w:cstheme="majorHAnsi"/>
+          <w:b/>
+          <w:bCs/>
+          <w:i w:val="0"/>
+          <w:iCs/>
+        </w:rPr>
+        <w:t>4. TF-IDF Vectorization for Natural Language Processing (Stage 1)</w:t>
+      </w:r>
+      <w:r>
+        <w:rPr>
+          <w:rFonts w:asciiTheme="majorHAnsi" w:hAnsiTheme="majorHAnsi" w:cstheme="majorHAnsi"/>
+          <w:b/>
+          <w:bCs/>
+          <w:i w:val="0"/>
+          <w:iCs/>
+        </w:rPr>
+        <w:br/>
+        <w:t>- Process:</w:t>
+      </w:r>
+      <w:r>
+        <w:rPr>
+          <w:rFonts w:asciiTheme="majorHAnsi" w:hAnsiTheme="majorHAnsi" w:cstheme="majorHAnsi"/>
+          <w:i w:val="0"/>
+          <w:iCs/>
+        </w:rPr>
+        <w:t xml:space="preserve"> While Stage 2 relied on structured integers, Stage 1 (Logistic Regression) analyzed the abstract language flow of the URL paths.</w:t>
+      </w:r>
+      <w:r>
+        <w:rPr>
+          <w:rFonts w:asciiTheme="majorHAnsi" w:hAnsiTheme="majorHAnsi" w:cstheme="majorHAnsi"/>
+          <w:i w:val="0"/>
+          <w:iCs/>
+        </w:rPr>
+        <w:br/>
+      </w:r>
+      <w:r>
+        <w:rPr>
+          <w:rFonts w:asciiTheme="majorHAnsi" w:hAnsiTheme="majorHAnsi" w:cstheme="majorHAnsi"/>
+          <w:b/>
+          <w:bCs/>
+          <w:i w:val="0"/>
+          <w:iCs/>
+        </w:rPr>
+        <w:t>- Transformation:</w:t>
+      </w:r>
+      <w:r>
+        <w:rPr>
+          <w:rFonts w:asciiTheme="majorHAnsi" w:hAnsiTheme="majorHAnsi" w:cstheme="majorHAnsi"/>
+          <w:i w:val="0"/>
+          <w:iCs/>
+        </w:rPr>
+        <w:t xml:space="preserve"> We deployed a Term Frequency-Inverse Document Frequency (TF-IDF) Vectorizer. This scanner broke the URLs down into continuous character n-grams (groupings of 2-5 characters). The mathematical vectorizer then transformed over a million random text patterns into a massive sparse matrix. High-frequency anomaly patterns (e.g., -update-security-) were assigned heavy numerical weights, while safe, routine patterns (e.g., www.) were mathematically down-weighted.</w:t>
+      </w:r>
+      <w:r>
+        <w:rPr>
+          <w:rFonts w:asciiTheme="majorHAnsi" w:hAnsiTheme="majorHAnsi" w:cstheme="majorHAnsi"/>
+          <w:i w:val="0"/>
+          <w:iCs/>
+        </w:rPr>
+        <w:br/>
+      </w:r>
+      <w:r>
+        <w:rPr>
+          <w:rFonts w:asciiTheme="majorHAnsi" w:hAnsiTheme="majorHAnsi" w:cstheme="majorHAnsi"/>
+          <w:i w:val="0"/>
+          <w:iCs/>
+        </w:rPr>
+        <w:br/>
+      </w:r>
+      <w:r>
+        <w:rPr>
+          <w:rFonts w:asciiTheme="majorHAnsi" w:hAnsiTheme="majorHAnsi" w:cstheme="majorHAnsi"/>
+          <w:b/>
+          <w:bCs/>
+          <w:i w:val="0"/>
+          <w:iCs/>
+        </w:rPr>
+        <w:t>5. Scaling, Imputation, and Null Handling</w:t>
+      </w:r>
+      <w:r>
+        <w:rPr>
+          <w:rFonts w:asciiTheme="majorHAnsi" w:hAnsiTheme="majorHAnsi" w:cstheme="majorHAnsi"/>
+          <w:b/>
+          <w:bCs/>
+          <w:i w:val="0"/>
+          <w:iCs/>
+        </w:rPr>
+        <w:br/>
+        <w:t>- Process:</w:t>
+      </w:r>
+      <w:r>
+        <w:rPr>
+          <w:rFonts w:asciiTheme="majorHAnsi" w:hAnsiTheme="majorHAnsi" w:cstheme="majorHAnsi"/>
+          <w:i w:val="0"/>
+          <w:iCs/>
+        </w:rPr>
+        <w:t xml:space="preserve"> Handling missing telemetry states (e.g., a domain lacking an available WHOIS record or valid geographic metadata).</w:t>
+      </w:r>
+      <w:r>
+        <w:rPr>
+          <w:rFonts w:asciiTheme="majorHAnsi" w:hAnsiTheme="majorHAnsi" w:cstheme="majorHAnsi"/>
+          <w:i w:val="0"/>
+          <w:iCs/>
+        </w:rPr>
+        <w:br/>
+      </w:r>
+      <w:r>
+        <w:rPr>
+          <w:rFonts w:asciiTheme="majorHAnsi" w:hAnsiTheme="majorHAnsi" w:cstheme="majorHAnsi"/>
+          <w:b/>
+          <w:bCs/>
+          <w:i w:val="0"/>
+          <w:iCs/>
+        </w:rPr>
+        <w:t>- Transformation / Imputation:</w:t>
+      </w:r>
+      <w:r>
+        <w:rPr>
+          <w:rFonts w:asciiTheme="majorHAnsi" w:hAnsiTheme="majorHAnsi" w:cstheme="majorHAnsi"/>
+          <w:i w:val="0"/>
+          <w:iCs/>
+        </w:rPr>
+        <w:t xml:space="preserve"> We avoided dropping entire rows containing missing data (Null values), as domains deliberately hiding their WHOIS identity is actually a highly suspicious behavior. Instead, None or NaN values for numerical columns like "Domain Age" were mathematically imputed to extreme minimum or maximum bounds (e.g., recording a hidden age as 0 days) to ensure the ML logic inherently viewed missing data with high suspicion.</w:t>
+      </w:r>
+      <w:r>
+        <w:rPr>
+          <w:rFonts w:asciiTheme="majorHAnsi" w:hAnsiTheme="majorHAnsi" w:cstheme="majorHAnsi"/>
+          <w:i w:val="0"/>
+          <w:iCs/>
+        </w:rPr>
+        <w:br/>
+      </w:r>
+      <w:r>
+        <w:rPr>
+          <w:rFonts w:asciiTheme="majorHAnsi" w:hAnsiTheme="majorHAnsi" w:cstheme="majorHAnsi"/>
+          <w:b/>
+          <w:bCs/>
+          <w:i w:val="0"/>
+          <w:iCs/>
+        </w:rPr>
+        <w:t>- Min-Max Scaling:</w:t>
+      </w:r>
+      <w:r>
+        <w:rPr>
+          <w:rFonts w:asciiTheme="majorHAnsi" w:hAnsiTheme="majorHAnsi" w:cstheme="majorHAnsi"/>
+          <w:i w:val="0"/>
+          <w:iCs/>
+        </w:rPr>
+        <w:t xml:space="preserve"> Features with massive numerical ranges, such as age_days (ranging from 0 to 10,000 days), were scaled using statistical normalization techniques to prevent them from overpowering smaller categorical Boolean features (like Punycode presence) during the mathematical weighting phase.</w:t>
+      </w:r>
+      <w:r>
+        <w:rPr>
+          <w:rFonts w:asciiTheme="majorHAnsi" w:hAnsiTheme="majorHAnsi" w:cstheme="majorHAnsi"/>
+          <w:i w:val="0"/>
+          <w:iCs/>
+        </w:rPr>
+        <w:br/>
+      </w:r>
+      <w:r>
+        <w:rPr>
+          <w:rFonts w:asciiTheme="majorHAnsi" w:hAnsiTheme="majorHAnsi" w:cstheme="majorHAnsi"/>
+          <w:i w:val="0"/>
+          <w:iCs/>
+        </w:rPr>
+        <w:br/>
+      </w:r>
+      <w:r>
+        <w:rPr>
+          <w:rFonts w:asciiTheme="majorHAnsi" w:hAnsiTheme="majorHAnsi" w:cstheme="majorHAnsi"/>
+          <w:b/>
+          <w:bCs/>
+          <w:i w:val="0"/>
+          <w:iCs/>
+        </w:rPr>
+        <w:t>6. Target Label Aggregation</w:t>
+      </w:r>
+      <w:r>
+        <w:rPr>
+          <w:rFonts w:asciiTheme="majorHAnsi" w:hAnsiTheme="majorHAnsi" w:cstheme="majorHAnsi"/>
+          <w:b/>
+          <w:bCs/>
+          <w:i w:val="0"/>
+          <w:iCs/>
+        </w:rPr>
+        <w:br/>
+        <w:t>- Process:</w:t>
+      </w:r>
+      <w:r>
+        <w:rPr>
+          <w:rFonts w:asciiTheme="majorHAnsi" w:hAnsiTheme="majorHAnsi" w:cstheme="majorHAnsi"/>
+          <w:i w:val="0"/>
+          <w:iCs/>
+        </w:rPr>
+        <w:t xml:space="preserve"> The final cleanup merged the diverse categorizations of the source feeds into a strict binary format.</w:t>
+      </w:r>
+      <w:r>
+        <w:rPr>
+          <w:rFonts w:asciiTheme="majorHAnsi" w:hAnsiTheme="majorHAnsi" w:cstheme="majorHAnsi"/>
+          <w:i w:val="0"/>
+          <w:iCs/>
+        </w:rPr>
+        <w:br/>
+      </w:r>
+      <w:r>
+        <w:rPr>
+          <w:rFonts w:asciiTheme="majorHAnsi" w:hAnsiTheme="majorHAnsi" w:cstheme="majorHAnsi"/>
+          <w:b/>
+          <w:bCs/>
+          <w:i w:val="0"/>
+          <w:iCs/>
+        </w:rPr>
+        <w:t>- Transformation:</w:t>
+      </w:r>
+      <w:r>
+        <w:rPr>
+          <w:rFonts w:asciiTheme="majorHAnsi" w:hAnsiTheme="majorHAnsi" w:cstheme="majorHAnsi"/>
+          <w:i w:val="0"/>
+          <w:iCs/>
+        </w:rPr>
+        <w:t xml:space="preserve"> Features previously labeled as Malware, Defaced, Credential Harvesting, or Spam were unified under the absolute integer label 1 ("Phishing/Malicious"). All clean Tranco listings were unified under the absolute integer label 0 ("Safe/Benign"). This perfect binary stratification allowed the final fusion algorithm to output a definitive, mathematically bounded Risk Probability score between 0.0 and 1.0.</w:t>
       </w:r>
     </w:p>
     <w:p>
@@ -2840,35 +3851,57 @@
         <w:jc w:val="both"/>
         <w:rPr>
           <w:rFonts w:asciiTheme="majorHAnsi" w:hAnsiTheme="majorHAnsi" w:cstheme="majorHAnsi"/>
+          <w:i w:val="0"/>
+          <w:iCs/>
+        </w:rPr>
+      </w:pPr>
+      <w:r>
+        <w:rPr>
+          <w:rFonts w:asciiTheme="majorHAnsi" w:hAnsiTheme="majorHAnsi" w:cstheme="majorHAnsi"/>
+          <w:i w:val="0"/>
+          <w:iCs/>
+        </w:rPr>
+        <w:br w:type="page"/>
+      </w:r>
+    </w:p>
+    <w:p>
+      <w:pPr>
+        <w:pStyle w:val="Heading1"/>
+        <w:jc w:val="both"/>
+        <w:rPr>
+          <w:rFonts w:cstheme="majorHAnsi"/>
+          <w:i w:val="0"/>
+          <w:iCs/>
+        </w:rPr>
+      </w:pPr>
+      <w:r>
+        <w:rPr>
+          <w:rFonts w:cstheme="majorHAnsi"/>
+          <w:i w:val="0"/>
+          <w:iCs/>
+        </w:rPr>
+        <w:lastRenderedPageBreak/>
+        <w:t>Data Visualization, Dashboard Insights, and Application Features</w:t>
+      </w:r>
+    </w:p>
+    <w:p>
+      <w:pPr>
+        <w:jc w:val="both"/>
+        <w:rPr>
+          <w:rFonts w:asciiTheme="majorHAnsi" w:hAnsiTheme="majorHAnsi" w:cstheme="majorHAnsi"/>
+          <w:i w:val="0"/>
+          <w:iCs/>
+        </w:rPr>
+      </w:pPr>
+      <w:r>
+        <w:rPr>
+          <w:rFonts w:asciiTheme="majorHAnsi" w:hAnsiTheme="majorHAnsi" w:cstheme="majorHAnsi"/>
           <w:b/>
           <w:bCs/>
           <w:i w:val="0"/>
           <w:iCs/>
         </w:rPr>
-      </w:pPr>
-      <w:r>
-        <w:rPr>
-          <w:rFonts w:asciiTheme="majorHAnsi" w:hAnsiTheme="majorHAnsi" w:cstheme="majorHAnsi"/>
-          <w:i w:val="0"/>
-          <w:iCs/>
-        </w:rPr>
-        <w:t>To ensure the Machine Learning models inside the Bixah Ultimate engine received highly precise, noise-free intelligence, a stringent, multi-stage data cleaning and transformation pipeline was established. This pipeline processed raw URL strings and external telemetry data into normalized mathematical arrays suitable for both Logistic Regression (Stage 1) and Gradient Boosting (Stage 2) architectures.</w:t>
-      </w:r>
-      <w:r>
-        <w:rPr>
-          <w:rFonts w:asciiTheme="majorHAnsi" w:hAnsiTheme="majorHAnsi" w:cstheme="majorHAnsi"/>
-          <w:i w:val="0"/>
-          <w:iCs/>
-        </w:rPr>
-        <w:br/>
-      </w:r>
-      <w:r>
-        <w:rPr>
-          <w:rFonts w:asciiTheme="majorHAnsi" w:hAnsiTheme="majorHAnsi" w:cstheme="majorHAnsi"/>
-          <w:i w:val="0"/>
-          <w:iCs/>
-        </w:rPr>
-        <w:br/>
+        <w:t>1. The Bixah Ultimate Enterprise Dashboard (Streamlit)</w:t>
       </w:r>
       <w:r>
         <w:rPr>
@@ -2878,155 +3911,33 @@
           <w:i w:val="0"/>
           <w:iCs/>
         </w:rPr>
-        <w:t>The preparation processes were executed sequentially as follows:</w:t>
-      </w:r>
-    </w:p>
-    <w:p>
-      <w:pPr>
-        <w:jc w:val="both"/>
-        <w:rPr>
-          <w:rFonts w:asciiTheme="majorHAnsi" w:hAnsiTheme="majorHAnsi" w:cstheme="majorHAnsi"/>
-          <w:i w:val="0"/>
-          <w:iCs/>
-        </w:rPr>
-      </w:pPr>
-      <w:r>
-        <w:rPr>
-          <w:rFonts w:asciiTheme="majorHAnsi" w:hAnsiTheme="majorHAnsi" w:cstheme="majorHAnsi"/>
-          <w:i w:val="0"/>
-          <w:iCs/>
-        </w:rPr>
-        <w:t>Initial ETL Workflow via KNIME Analytics Platform To ensure absolute accuracy and architectural reproducibility before importing the datasets into the Python Machine Learning environment, the initial Data Extraction, Transformation, and Loading (ETL) phase was executed using the visual KNIME Analytics Platform. KNIME was selected for its enterprise-grade visual node-based architecture, which allows for rigorous auditing of data states at every step of the merging pipeline.</w:t>
-      </w:r>
-    </w:p>
-    <w:p>
-      <w:pPr>
-        <w:jc w:val="both"/>
-        <w:rPr>
-          <w:rFonts w:asciiTheme="majorHAnsi" w:hAnsiTheme="majorHAnsi" w:cstheme="majorHAnsi"/>
-          <w:i w:val="0"/>
-          <w:iCs/>
-        </w:rPr>
-      </w:pPr>
-      <w:r>
-        <w:rPr>
-          <w:rFonts w:asciiTheme="majorHAnsi" w:hAnsiTheme="majorHAnsi" w:cstheme="majorHAnsi"/>
-          <w:i w:val="0"/>
-          <w:iCs/>
-        </w:rPr>
-        <w:t>The following sequential nodes were deployed in the KNIME workflow environment (.knwf) to engineer the master dataset:</w:t>
-      </w:r>
-    </w:p>
-    <w:p>
-      <w:pPr>
-        <w:numPr>
-          <w:ilvl w:val="0"/>
-          <w:numId w:val="10"/>
-        </w:numPr>
-        <w:jc w:val="both"/>
-        <w:rPr>
-          <w:rFonts w:asciiTheme="majorHAnsi" w:hAnsiTheme="majorHAnsi" w:cstheme="majorHAnsi"/>
-          <w:i w:val="0"/>
-          <w:iCs/>
-        </w:rPr>
-      </w:pPr>
-      <w:r>
-        <w:rPr>
-          <w:rFonts w:asciiTheme="majorHAnsi" w:hAnsiTheme="majorHAnsi" w:cstheme="majorHAnsi"/>
-          <w:i w:val="0"/>
-          <w:iCs/>
-        </w:rPr>
-        <w:t>CSV Reader Nodes: Multiple separate readers were initialized to natively ingest the massive, disparate datasets (including the core URL arrays and the active Phishing strings from OpenPhish).</w:t>
-      </w:r>
-    </w:p>
-    <w:p>
-      <w:pPr>
-        <w:numPr>
-          <w:ilvl w:val="0"/>
-          <w:numId w:val="10"/>
-        </w:numPr>
-        <w:jc w:val="both"/>
-        <w:rPr>
-          <w:rFonts w:asciiTheme="majorHAnsi" w:hAnsiTheme="majorHAnsi" w:cstheme="majorHAnsi"/>
-          <w:i w:val="0"/>
-          <w:iCs/>
-        </w:rPr>
-      </w:pPr>
-      <w:r>
-        <w:rPr>
-          <w:rFonts w:asciiTheme="majorHAnsi" w:hAnsiTheme="majorHAnsi" w:cstheme="majorHAnsi"/>
-          <w:i w:val="0"/>
-          <w:iCs/>
-        </w:rPr>
-        <w:lastRenderedPageBreak/>
-        <w:t>Concatenate Node: A centralized concatenation node was deployed to structurally append all ingestion streams into a master unified table, geometrically aligning the 'URL' and 'Type' schema fields horizontally.</w:t>
-      </w:r>
-    </w:p>
-    <w:p>
-      <w:pPr>
-        <w:numPr>
-          <w:ilvl w:val="0"/>
-          <w:numId w:val="10"/>
-        </w:numPr>
-        <w:jc w:val="both"/>
-        <w:rPr>
-          <w:rFonts w:asciiTheme="majorHAnsi" w:hAnsiTheme="majorHAnsi" w:cstheme="majorHAnsi"/>
-          <w:i w:val="0"/>
-          <w:iCs/>
-        </w:rPr>
-      </w:pPr>
-      <w:r>
-        <w:rPr>
-          <w:rFonts w:asciiTheme="majorHAnsi" w:hAnsiTheme="majorHAnsi" w:cstheme="majorHAnsi"/>
-          <w:i w:val="0"/>
-          <w:iCs/>
-        </w:rPr>
-        <w:t>Duplicate Row Filter Node: Crucial to the project's statistical integrity, this node autonomously scanned the combined millions of URLs and eliminated identical string paths. This prevented the downstream Artificial Intelligence from becoming fundamentally biased toward recycled phishing attack vectors during training.</w:t>
-      </w:r>
-    </w:p>
-    <w:p>
-      <w:pPr>
-        <w:numPr>
-          <w:ilvl w:val="0"/>
-          <w:numId w:val="10"/>
-        </w:numPr>
-        <w:jc w:val="both"/>
-        <w:rPr>
-          <w:rFonts w:asciiTheme="majorHAnsi" w:hAnsiTheme="majorHAnsi" w:cstheme="majorHAnsi"/>
-          <w:i w:val="0"/>
-          <w:iCs/>
-        </w:rPr>
-      </w:pPr>
-      <w:r>
-        <w:rPr>
-          <w:rFonts w:asciiTheme="majorHAnsi" w:hAnsiTheme="majorHAnsi" w:cstheme="majorHAnsi"/>
-          <w:i w:val="0"/>
-          <w:iCs/>
-        </w:rPr>
-        <w:t>Missing Value Handlers: This node intercepted latent null metadata states (missing rows) and performed structural imputation prior to CSV export.</w:t>
-      </w:r>
-    </w:p>
-    <w:p>
-      <w:pPr>
-        <w:jc w:val="both"/>
-        <w:rPr>
-          <w:rFonts w:asciiTheme="majorHAnsi" w:hAnsiTheme="majorHAnsi" w:cstheme="majorHAnsi"/>
-          <w:i w:val="0"/>
-          <w:iCs/>
-        </w:rPr>
-      </w:pPr>
-      <w:r>
-        <w:rPr>
-          <w:rFonts w:asciiTheme="majorHAnsi" w:hAnsiTheme="majorHAnsi" w:cstheme="majorHAnsi"/>
-          <w:i w:val="0"/>
-          <w:iCs/>
-        </w:rPr>
-        <w:t>By structuring the absolute raw data using KNIME, the project successfully established a pristine, mathematically balanced "Clean Master CSV." This output file was then seamlessly piped into the secondary Python NLP and Gradient Boosting environments (Stage 1 and Stage 2) for advanced feature extraction.</w:t>
-      </w:r>
-    </w:p>
-    <w:p>
-      <w:pPr>
-        <w:jc w:val="both"/>
+        <w:br/>
+      </w:r>
+      <w:r>
+        <w:rPr>
+          <w:rFonts w:asciiTheme="majorHAnsi" w:hAnsiTheme="majorHAnsi" w:cstheme="majorHAnsi"/>
+          <w:i w:val="0"/>
+          <w:iCs/>
+        </w:rPr>
+        <w:t>The core interactive component of this project is the Bixah Ultimate Phishing Dashboard, developed using Python's Streamlit framework. The dashboard translates raw, multidimensional mathematical arrays and Machine Learning classification outputs into an interactive, human-readable Security Operations (SecOps) interface. The dashboard heavily utilizes Plotly Express for dynamic, reactive charting.</w:t>
+      </w:r>
+      <w:r>
+        <w:rPr>
+          <w:rFonts w:asciiTheme="majorHAnsi" w:hAnsiTheme="majorHAnsi" w:cstheme="majorHAnsi"/>
+          <w:i w:val="0"/>
+          <w:iCs/>
+        </w:rPr>
+        <w:br/>
+      </w:r>
+      <w:r>
+        <w:rPr>
+          <w:rFonts w:asciiTheme="majorHAnsi" w:hAnsiTheme="majorHAnsi" w:cstheme="majorHAnsi"/>
+          <w:i w:val="0"/>
+          <w:iCs/>
+        </w:rPr>
+        <w:br/>
+      </w:r>
+      <w:r>
         <w:rPr>
           <w:rFonts w:asciiTheme="majorHAnsi" w:hAnsiTheme="majorHAnsi" w:cstheme="majorHAnsi"/>
           <w:b/>
@@ -3034,24 +3945,7 @@
           <w:i w:val="0"/>
           <w:iCs/>
         </w:rPr>
-      </w:pPr>
-    </w:p>
-    <w:p>
-      <w:pPr>
-        <w:jc w:val="both"/>
-        <w:rPr>
-          <w:rFonts w:asciiTheme="majorHAnsi" w:hAnsiTheme="majorHAnsi" w:cstheme="majorHAnsi"/>
-          <w:i w:val="0"/>
-          <w:iCs/>
-        </w:rPr>
-      </w:pPr>
-      <w:r>
-        <w:rPr>
-          <w:rFonts w:asciiTheme="majorHAnsi" w:hAnsiTheme="majorHAnsi" w:cstheme="majorHAnsi"/>
-          <w:i w:val="0"/>
-          <w:iCs/>
-        </w:rPr>
-        <w:br/>
+        <w:t>Primary Features Built into the Dashboard:</w:t>
       </w:r>
       <w:r>
         <w:rPr>
@@ -3061,7 +3955,24 @@
           <w:i w:val="0"/>
           <w:iCs/>
         </w:rPr>
-        <w:t>1. Raw Data Ingestion and De-duplication</w:t>
+        <w:br/>
+        <w:t>- Single URL Scanner:</w:t>
+      </w:r>
+      <w:r>
+        <w:rPr>
+          <w:rFonts w:asciiTheme="majorHAnsi" w:hAnsiTheme="majorHAnsi" w:cstheme="majorHAnsi"/>
+          <w:i w:val="0"/>
+          <w:iCs/>
+        </w:rPr>
+        <w:t xml:space="preserve"> The home tab provides an immediate text-input scanning interface.</w:t>
+      </w:r>
+      <w:r>
+        <w:rPr>
+          <w:rFonts w:asciiTheme="majorHAnsi" w:hAnsiTheme="majorHAnsi" w:cstheme="majorHAnsi"/>
+          <w:i w:val="0"/>
+          <w:iCs/>
+        </w:rPr>
+        <w:br/>
       </w:r>
       <w:r>
         <w:rPr>
@@ -3071,32 +3982,15 @@
           <w:i w:val="0"/>
           <w:iCs/>
         </w:rPr>
-        <w:br/>
-      </w:r>
-      <w:r>
-        <w:rPr>
-          <w:rFonts w:asciiTheme="majorHAnsi" w:hAnsiTheme="majorHAnsi" w:cstheme="majorHAnsi"/>
-          <w:i w:val="0"/>
-          <w:iCs/>
-        </w:rPr>
-        <w:t>- Process: Initial datasets sourced from PhishTank, OpenPhish, and Tranco contained millions of entries. The first action was concatenating these disparate CSV files into a unified master DataFrame.</w:t>
-      </w:r>
-      <w:r>
-        <w:rPr>
-          <w:rFonts w:asciiTheme="majorHAnsi" w:hAnsiTheme="majorHAnsi" w:cstheme="majorHAnsi"/>
-          <w:i w:val="0"/>
-          <w:iCs/>
-        </w:rPr>
-        <w:br/>
-        <w:t>- Action: Executed pandas drop_duplicates() on the primary URL column. Since attackers frequently recycle successful phishing URLs across multiple campaigns, removing duplicates was critical to prevent the training data from becoming biased toward repeatedly occurring, identical string paths.</w:t>
-      </w:r>
-      <w:r>
-        <w:rPr>
-          <w:rFonts w:asciiTheme="majorHAnsi" w:hAnsiTheme="majorHAnsi" w:cstheme="majorHAnsi"/>
-          <w:i w:val="0"/>
-          <w:iCs/>
-        </w:rPr>
-        <w:br/>
+        <w:t>- Batch CSV Scanner</w:t>
+      </w:r>
+      <w:r>
+        <w:rPr>
+          <w:rFonts w:asciiTheme="majorHAnsi" w:hAnsiTheme="majorHAnsi" w:cstheme="majorHAnsi"/>
+          <w:i w:val="0"/>
+          <w:iCs/>
+        </w:rPr>
+        <w:t>: Designed for enterprise scalability, this tab allows security analysts to drag-and-drop massive .csv files containing hundreds of domains, sequentially mapping them to threat probabilities.</w:t>
       </w:r>
       <w:r>
         <w:rPr>
@@ -3114,7 +4008,23 @@
           <w:i w:val="0"/>
           <w:iCs/>
         </w:rPr>
-        <w:t>2. Uniform URL Normalization (String Standardization)</w:t>
+        <w:t>- Fail-Safe Presenter Hotkeys (Live Demo Override</w:t>
+      </w:r>
+      <w:r>
+        <w:rPr>
+          <w:rFonts w:asciiTheme="majorHAnsi" w:hAnsiTheme="majorHAnsi" w:cstheme="majorHAnsi"/>
+          <w:i w:val="0"/>
+          <w:iCs/>
+        </w:rPr>
+        <w:t>): Built-in "Load Random Safe URL" and "Load Random Phishing URL" dynamic injectors instantly populate the analyzer bounds during live demonstrations, removing input friction and guaranteeing high-quality presentations.</w:t>
+      </w:r>
+      <w:r>
+        <w:rPr>
+          <w:rFonts w:asciiTheme="majorHAnsi" w:hAnsiTheme="majorHAnsi" w:cstheme="majorHAnsi"/>
+          <w:i w:val="0"/>
+          <w:iCs/>
+        </w:rPr>
+        <w:br/>
       </w:r>
       <w:r>
         <w:rPr>
@@ -3124,455 +4034,15 @@
           <w:i w:val="0"/>
           <w:iCs/>
         </w:rPr>
-        <w:br/>
-      </w:r>
-      <w:r>
-        <w:rPr>
-          <w:rFonts w:asciiTheme="majorHAnsi" w:hAnsiTheme="majorHAnsi" w:cstheme="majorHAnsi"/>
-          <w:i w:val="0"/>
-          <w:iCs/>
-        </w:rPr>
-        <w:t>- Process: Raw URLs are notoriously inconsistent in their formatting (e.g., varying cases, trailing slashes, missing protocols).</w:t>
-      </w:r>
-      <w:r>
-        <w:rPr>
-          <w:rFonts w:asciiTheme="majorHAnsi" w:hAnsiTheme="majorHAnsi" w:cstheme="majorHAnsi"/>
-          <w:i w:val="0"/>
-          <w:iCs/>
-        </w:rPr>
-        <w:br/>
-        <w:t>- Transformation:</w:t>
-      </w:r>
-      <w:r>
-        <w:rPr>
-          <w:rFonts w:asciiTheme="majorHAnsi" w:hAnsiTheme="majorHAnsi" w:cstheme="majorHAnsi"/>
-          <w:i w:val="0"/>
-          <w:iCs/>
-        </w:rPr>
-        <w:br/>
-        <w:t xml:space="preserve">  - Protocol Injection: URLs lacking standard HTTP protocol prefixes (e.g., google.com vs https://google.com) had strings prepended to normalize the prefix structures format.</w:t>
-      </w:r>
-      <w:r>
-        <w:rPr>
-          <w:rFonts w:asciiTheme="majorHAnsi" w:hAnsiTheme="majorHAnsi" w:cstheme="majorHAnsi"/>
-          <w:i w:val="0"/>
-          <w:iCs/>
-        </w:rPr>
-        <w:br/>
-        <w:t xml:space="preserve">  - Case Folding: All hostnames and domain strings were converted using .lower(). Since the DNS system is case-insensitive, analyzing PaYpAl.com alongside paypal.com would introduce artificial variance to the model without adding predictive value.</w:t>
-      </w:r>
-      <w:r>
-        <w:rPr>
-          <w:rFonts w:asciiTheme="majorHAnsi" w:hAnsiTheme="majorHAnsi" w:cstheme="majorHAnsi"/>
-          <w:i w:val="0"/>
-          <w:iCs/>
-        </w:rPr>
-        <w:br/>
-        <w:t xml:space="preserve">  - Trailing Cleanups: Removed trailing backward slashes (/) and URL-encoded whitespace (%20) at the string limits to ensure length calculations and substring counting were perfectly accurate.</w:t>
-      </w:r>
-      <w:r>
-        <w:rPr>
-          <w:rFonts w:asciiTheme="majorHAnsi" w:hAnsiTheme="majorHAnsi" w:cstheme="majorHAnsi"/>
-          <w:i w:val="0"/>
-          <w:iCs/>
-        </w:rPr>
-        <w:br/>
-      </w:r>
-      <w:r>
-        <w:rPr>
-          <w:rFonts w:asciiTheme="majorHAnsi" w:hAnsiTheme="majorHAnsi" w:cstheme="majorHAnsi"/>
-          <w:i w:val="0"/>
-          <w:iCs/>
-        </w:rPr>
-        <w:br/>
-      </w:r>
-      <w:r>
-        <w:rPr>
-          <w:rFonts w:asciiTheme="majorHAnsi" w:hAnsiTheme="majorHAnsi" w:cstheme="majorHAnsi"/>
-          <w:b/>
-          <w:bCs/>
-          <w:i w:val="0"/>
-          <w:iCs/>
-        </w:rPr>
-        <w:t>3. Categorical to Numerical Conversion (Feature Engineering)</w:t>
-      </w:r>
-      <w:r>
-        <w:rPr>
-          <w:rFonts w:asciiTheme="majorHAnsi" w:hAnsiTheme="majorHAnsi" w:cstheme="majorHAnsi"/>
-          <w:b/>
-          <w:bCs/>
-          <w:i w:val="0"/>
-          <w:iCs/>
-        </w:rPr>
-        <w:br/>
-      </w:r>
-      <w:r>
-        <w:rPr>
-          <w:rFonts w:asciiTheme="majorHAnsi" w:hAnsiTheme="majorHAnsi" w:cstheme="majorHAnsi"/>
-          <w:i w:val="0"/>
-          <w:iCs/>
-        </w:rPr>
-        <w:t>- Process: Machine learning models cannot interpret raw text strings mathematically. The Stage 2 model required categorical and structural URL components to be transformed into numerical values.</w:t>
-      </w:r>
-      <w:r>
-        <w:rPr>
-          <w:rFonts w:asciiTheme="majorHAnsi" w:hAnsiTheme="majorHAnsi" w:cstheme="majorHAnsi"/>
-          <w:i w:val="0"/>
-          <w:iCs/>
-        </w:rPr>
-        <w:br/>
-        <w:t>- Transformation: We constructed a Python parsing function that crawled the cleaned URL strings and appended new numerical columns corresponding to structural metrics.</w:t>
-      </w:r>
-      <w:r>
-        <w:rPr>
-          <w:rFonts w:asciiTheme="majorHAnsi" w:hAnsiTheme="majorHAnsi" w:cstheme="majorHAnsi"/>
-          <w:i w:val="0"/>
-          <w:iCs/>
-        </w:rPr>
-        <w:br/>
-        <w:t xml:space="preserve">  - Counting: Extracted the integer presence of specific deceiving characters (e.g., . counts, - counts, @ counts).</w:t>
-      </w:r>
-      <w:r>
-        <w:rPr>
-          <w:rFonts w:asciiTheme="majorHAnsi" w:hAnsiTheme="majorHAnsi" w:cstheme="majorHAnsi"/>
-          <w:i w:val="0"/>
-          <w:iCs/>
-        </w:rPr>
-        <w:br/>
-        <w:t xml:space="preserve">  - Boolean Flags: Mapped the presence of specific states (e.g., "Contains IPv4 Address") from True/False </w:t>
-      </w:r>
-      <w:r>
-        <w:rPr>
-          <w:rFonts w:asciiTheme="majorHAnsi" w:hAnsiTheme="majorHAnsi" w:cstheme="majorHAnsi"/>
-          <w:i w:val="0"/>
-          <w:iCs/>
-        </w:rPr>
-        <w:lastRenderedPageBreak/>
-        <w:t>text states into strict 1 and 0 boolean integer columns to optimize gradient tree splits in the CatBoost ensemble.</w:t>
-      </w:r>
-      <w:r>
-        <w:rPr>
-          <w:rFonts w:asciiTheme="majorHAnsi" w:hAnsiTheme="majorHAnsi" w:cstheme="majorHAnsi"/>
-          <w:i w:val="0"/>
-          <w:iCs/>
-        </w:rPr>
-        <w:br/>
-        <w:t xml:space="preserve">  - Length Conversions: Calculated and appended len() values for isolated components (e.g., Base Domain Length, Full URL Length).</w:t>
-      </w:r>
-      <w:r>
-        <w:rPr>
-          <w:rFonts w:asciiTheme="majorHAnsi" w:hAnsiTheme="majorHAnsi" w:cstheme="majorHAnsi"/>
-          <w:i w:val="0"/>
-          <w:iCs/>
-        </w:rPr>
-        <w:br/>
-      </w:r>
-      <w:r>
-        <w:rPr>
-          <w:rFonts w:asciiTheme="majorHAnsi" w:hAnsiTheme="majorHAnsi" w:cstheme="majorHAnsi"/>
-          <w:i w:val="0"/>
-          <w:iCs/>
-        </w:rPr>
-        <w:br/>
-      </w:r>
-      <w:r>
-        <w:rPr>
-          <w:rFonts w:asciiTheme="majorHAnsi" w:hAnsiTheme="majorHAnsi" w:cstheme="majorHAnsi"/>
-          <w:b/>
-          <w:bCs/>
-          <w:i w:val="0"/>
-          <w:iCs/>
-        </w:rPr>
-        <w:t>4. TF-IDF Vectorization for Natural Language Processing (Stage 1)</w:t>
-      </w:r>
-      <w:r>
-        <w:rPr>
-          <w:rFonts w:asciiTheme="majorHAnsi" w:hAnsiTheme="majorHAnsi" w:cstheme="majorHAnsi"/>
-          <w:b/>
-          <w:bCs/>
-          <w:i w:val="0"/>
-          <w:iCs/>
-        </w:rPr>
-        <w:br/>
-      </w:r>
-      <w:r>
-        <w:rPr>
-          <w:rFonts w:asciiTheme="majorHAnsi" w:hAnsiTheme="majorHAnsi" w:cstheme="majorHAnsi"/>
-          <w:i w:val="0"/>
-          <w:iCs/>
-        </w:rPr>
-        <w:t>- Process: While Stage 2 relied on structured integers, Stage 1 (Logistic Regression) analyzed the abstract language flow of the URL paths.</w:t>
-      </w:r>
-      <w:r>
-        <w:rPr>
-          <w:rFonts w:asciiTheme="majorHAnsi" w:hAnsiTheme="majorHAnsi" w:cstheme="majorHAnsi"/>
-          <w:i w:val="0"/>
-          <w:iCs/>
-        </w:rPr>
-        <w:br/>
-        <w:t>- Transformation: We deployed a Term Frequency-Inverse Document Frequency (TF-IDF) Vectorizer. This scanner broke the URLs down into continuous character n-grams (groupings of 2-5 characters). The mathematical vectorizer then transformed over a million random text patterns into a massive sparse matrix. High-frequency anomaly patterns (e.g., -update-security-) were assigned heavy numerical weights, while safe, routine patterns (e.g., www.) were mathematically down-weighted.</w:t>
-      </w:r>
-      <w:r>
-        <w:rPr>
-          <w:rFonts w:asciiTheme="majorHAnsi" w:hAnsiTheme="majorHAnsi" w:cstheme="majorHAnsi"/>
-          <w:i w:val="0"/>
-          <w:iCs/>
-        </w:rPr>
-        <w:br/>
-      </w:r>
-      <w:r>
-        <w:rPr>
-          <w:rFonts w:asciiTheme="majorHAnsi" w:hAnsiTheme="majorHAnsi" w:cstheme="majorHAnsi"/>
-          <w:i w:val="0"/>
-          <w:iCs/>
-        </w:rPr>
-        <w:br/>
-      </w:r>
-      <w:r>
-        <w:rPr>
-          <w:rFonts w:asciiTheme="majorHAnsi" w:hAnsiTheme="majorHAnsi" w:cstheme="majorHAnsi"/>
-          <w:b/>
-          <w:bCs/>
-          <w:i w:val="0"/>
-          <w:iCs/>
-        </w:rPr>
-        <w:t>5. Scaling, Imputation, and Null Handling</w:t>
-      </w:r>
-      <w:r>
-        <w:rPr>
-          <w:rFonts w:asciiTheme="majorHAnsi" w:hAnsiTheme="majorHAnsi" w:cstheme="majorHAnsi"/>
-          <w:b/>
-          <w:bCs/>
-          <w:i w:val="0"/>
-          <w:iCs/>
-        </w:rPr>
-        <w:br/>
-      </w:r>
-      <w:r>
-        <w:rPr>
-          <w:rFonts w:asciiTheme="majorHAnsi" w:hAnsiTheme="majorHAnsi" w:cstheme="majorHAnsi"/>
-          <w:i w:val="0"/>
-          <w:iCs/>
-        </w:rPr>
-        <w:t>- Process: Handling missing telemetry states (e.g., a domain lacking an available WHOIS record or valid geographic metadata).</w:t>
-      </w:r>
-      <w:r>
-        <w:rPr>
-          <w:rFonts w:asciiTheme="majorHAnsi" w:hAnsiTheme="majorHAnsi" w:cstheme="majorHAnsi"/>
-          <w:i w:val="0"/>
-          <w:iCs/>
-        </w:rPr>
-        <w:br/>
-        <w:t>- Transformation / Imputation: We avoided dropping entire rows containing missing data (Null values), as domains deliberately hiding their WHOIS identity is actually a highly suspicious behavior. Instead, None or NaN values for numerical columns like "Domain Age" were mathematically imputed to extreme minimum or maximum bounds (e.g., recording a hidden age as 0 days) to ensure the ML logic inherently viewed missing data with high suspicion.</w:t>
-      </w:r>
-      <w:r>
-        <w:rPr>
-          <w:rFonts w:asciiTheme="majorHAnsi" w:hAnsiTheme="majorHAnsi" w:cstheme="majorHAnsi"/>
-          <w:i w:val="0"/>
-          <w:iCs/>
-        </w:rPr>
-        <w:br/>
-        <w:t>- Min-Max Scaling: Features with massive numerical ranges, such as age_days (ranging from 0 to 10,000 days), were scaled using statistical normalization techniques to prevent them from overpowering smaller categorical Boolean features (like Punycode presence) during the mathematical weighting phase.</w:t>
-      </w:r>
-      <w:r>
-        <w:rPr>
-          <w:rFonts w:asciiTheme="majorHAnsi" w:hAnsiTheme="majorHAnsi" w:cstheme="majorHAnsi"/>
-          <w:i w:val="0"/>
-          <w:iCs/>
-        </w:rPr>
-        <w:br/>
-      </w:r>
-      <w:r>
-        <w:rPr>
-          <w:rFonts w:asciiTheme="majorHAnsi" w:hAnsiTheme="majorHAnsi" w:cstheme="majorHAnsi"/>
-          <w:i w:val="0"/>
-          <w:iCs/>
-        </w:rPr>
-        <w:br/>
-      </w:r>
-      <w:r>
-        <w:rPr>
-          <w:rFonts w:asciiTheme="majorHAnsi" w:hAnsiTheme="majorHAnsi" w:cstheme="majorHAnsi"/>
-          <w:b/>
-          <w:bCs/>
-          <w:i w:val="0"/>
-          <w:iCs/>
-        </w:rPr>
-        <w:t>6. Target Label Aggregation</w:t>
-      </w:r>
-      <w:r>
-        <w:rPr>
-          <w:rFonts w:asciiTheme="majorHAnsi" w:hAnsiTheme="majorHAnsi" w:cstheme="majorHAnsi"/>
-          <w:b/>
-          <w:bCs/>
-          <w:i w:val="0"/>
-          <w:iCs/>
-        </w:rPr>
-        <w:br/>
-      </w:r>
-      <w:r>
-        <w:rPr>
-          <w:rFonts w:asciiTheme="majorHAnsi" w:hAnsiTheme="majorHAnsi" w:cstheme="majorHAnsi"/>
-          <w:i w:val="0"/>
-          <w:iCs/>
-        </w:rPr>
-        <w:t>- Process: The final cleanup merged the diverse categorizations of the source feeds into a strict binary format.</w:t>
-      </w:r>
-      <w:r>
-        <w:rPr>
-          <w:rFonts w:asciiTheme="majorHAnsi" w:hAnsiTheme="majorHAnsi" w:cstheme="majorHAnsi"/>
-          <w:i w:val="0"/>
-          <w:iCs/>
-        </w:rPr>
-        <w:br/>
-        <w:t>- Transformation: Features previously labeled as Malware, Defaced, Credential Harvesting, or Spam were unified under the absolute integer label 1 ("Phishing/Malicious"). All clean Tranco listings were unified under the absolute integer label 0 ("Safe/Benign"). This perfect binary stratification allowed the final fusion algorithm to output a definitive, mathematically bounded Risk Probability score between 0.0 and 1.0.</w:t>
-      </w:r>
-    </w:p>
-    <w:p>
-      <w:pPr>
-        <w:jc w:val="both"/>
-        <w:rPr>
-          <w:rFonts w:asciiTheme="majorHAnsi" w:hAnsiTheme="majorHAnsi" w:cstheme="majorHAnsi"/>
-          <w:i w:val="0"/>
-          <w:iCs/>
-        </w:rPr>
-      </w:pPr>
-      <w:r>
-        <w:rPr>
-          <w:rFonts w:asciiTheme="majorHAnsi" w:hAnsiTheme="majorHAnsi" w:cstheme="majorHAnsi"/>
-          <w:i w:val="0"/>
-          <w:iCs/>
-        </w:rPr>
-        <w:br w:type="page"/>
-      </w:r>
-    </w:p>
-    <w:p>
-      <w:pPr>
-        <w:pStyle w:val="Heading1"/>
-        <w:jc w:val="both"/>
-        <w:rPr>
-          <w:rFonts w:cstheme="majorHAnsi"/>
-          <w:i w:val="0"/>
-          <w:iCs/>
-        </w:rPr>
-      </w:pPr>
-      <w:r>
-        <w:rPr>
-          <w:rFonts w:cstheme="majorHAnsi"/>
-          <w:i w:val="0"/>
-          <w:iCs/>
-        </w:rPr>
-        <w:lastRenderedPageBreak/>
-        <w:t>Data Visualization, Dashboard Insights, and Application Features</w:t>
-      </w:r>
-    </w:p>
-    <w:p>
-      <w:pPr>
-        <w:jc w:val="both"/>
-        <w:rPr>
-          <w:rFonts w:asciiTheme="majorHAnsi" w:hAnsiTheme="majorHAnsi" w:cstheme="majorHAnsi"/>
-          <w:i w:val="0"/>
-          <w:iCs/>
-        </w:rPr>
-      </w:pPr>
-      <w:r>
-        <w:rPr>
-          <w:rFonts w:asciiTheme="majorHAnsi" w:hAnsiTheme="majorHAnsi" w:cstheme="majorHAnsi"/>
-          <w:b/>
-          <w:bCs/>
-          <w:i w:val="0"/>
-          <w:iCs/>
-        </w:rPr>
-        <w:t>1. The Bixah Ultimate Enterprise Dashboard (Streamlit)</w:t>
-      </w:r>
-      <w:r>
-        <w:rPr>
-          <w:rFonts w:asciiTheme="majorHAnsi" w:hAnsiTheme="majorHAnsi" w:cstheme="majorHAnsi"/>
-          <w:b/>
-          <w:bCs/>
-          <w:i w:val="0"/>
-          <w:iCs/>
-        </w:rPr>
-        <w:br/>
-      </w:r>
-      <w:r>
-        <w:rPr>
-          <w:rFonts w:asciiTheme="majorHAnsi" w:hAnsiTheme="majorHAnsi" w:cstheme="majorHAnsi"/>
-          <w:i w:val="0"/>
-          <w:iCs/>
-        </w:rPr>
-        <w:t>The core interactive component of this project is the Bixah Ultimate Phishing Dashboard, developed using Python's Streamlit framework. The dashboard translates raw, multidimensional mathematical arrays and Machine Learning classification outputs into an interactive, human-readable Security Operations (SecOps) interface. The dashboard heavily utilizes Plotly Express for dynamic, reactive charting.</w:t>
-      </w:r>
-      <w:r>
-        <w:rPr>
-          <w:rFonts w:asciiTheme="majorHAnsi" w:hAnsiTheme="majorHAnsi" w:cstheme="majorHAnsi"/>
-          <w:i w:val="0"/>
-          <w:iCs/>
-        </w:rPr>
-        <w:br/>
-      </w:r>
-      <w:r>
-        <w:rPr>
-          <w:rFonts w:asciiTheme="majorHAnsi" w:hAnsiTheme="majorHAnsi" w:cstheme="majorHAnsi"/>
-          <w:i w:val="0"/>
-          <w:iCs/>
-        </w:rPr>
-        <w:br/>
-      </w:r>
-      <w:r>
-        <w:rPr>
-          <w:rFonts w:asciiTheme="majorHAnsi" w:hAnsiTheme="majorHAnsi" w:cstheme="majorHAnsi"/>
-          <w:b/>
-          <w:bCs/>
-          <w:i w:val="0"/>
-          <w:iCs/>
-        </w:rPr>
-        <w:t>Primary Features Built into the Dashboard:</w:t>
-      </w:r>
-      <w:r>
-        <w:rPr>
-          <w:rFonts w:asciiTheme="majorHAnsi" w:hAnsiTheme="majorHAnsi" w:cstheme="majorHAnsi"/>
-          <w:b/>
-          <w:bCs/>
-          <w:i w:val="0"/>
-          <w:iCs/>
-        </w:rPr>
-        <w:br/>
-      </w:r>
-      <w:r>
-        <w:rPr>
-          <w:rFonts w:asciiTheme="majorHAnsi" w:hAnsiTheme="majorHAnsi" w:cstheme="majorHAnsi"/>
-          <w:i w:val="0"/>
-          <w:iCs/>
-        </w:rPr>
-        <w:t>- Single URL Scanner: The home tab provides an immediate text-input scanning interface.</w:t>
-      </w:r>
-      <w:r>
-        <w:rPr>
-          <w:rFonts w:asciiTheme="majorHAnsi" w:hAnsiTheme="majorHAnsi" w:cstheme="majorHAnsi"/>
-          <w:i w:val="0"/>
-          <w:iCs/>
-        </w:rPr>
-        <w:br/>
-        <w:t>- Batch CSV Scanner: Designed for enterprise scalability, this tab allows security analysts to drag-and-drop massive .csv files containing hundreds of domains, sequentially mapping them to threat probabilities.</w:t>
-      </w:r>
-      <w:r>
-        <w:rPr>
-          <w:rFonts w:asciiTheme="majorHAnsi" w:hAnsiTheme="majorHAnsi" w:cstheme="majorHAnsi"/>
-          <w:i w:val="0"/>
-          <w:iCs/>
-        </w:rPr>
-        <w:br/>
-        <w:t>- Fail-Safe Presenter Hotkeys (Live Demo Override): Built-in "Load Random Safe URL" and "Load Random Phishing URL" dynamic injectors instantly populate the analyzer bounds during live demonstrations, removing input friction and guaranteeing high-quality presentations.</w:t>
-      </w:r>
-      <w:r>
-        <w:rPr>
-          <w:rFonts w:asciiTheme="majorHAnsi" w:hAnsiTheme="majorHAnsi" w:cstheme="majorHAnsi"/>
-          <w:i w:val="0"/>
-          <w:iCs/>
-        </w:rPr>
-        <w:br/>
-        <w:t>- Interactive 3D Geospatial Mapping: Leverages live IP telemetry to mathematically translate string structures into physical server plots on a stylized 3D map.</w:t>
+        <w:t>- Interactive 3D Geospatial Mapping:</w:t>
+      </w:r>
+      <w:r>
+        <w:rPr>
+          <w:rFonts w:asciiTheme="majorHAnsi" w:hAnsiTheme="majorHAnsi" w:cstheme="majorHAnsi"/>
+          <w:i w:val="0"/>
+          <w:iCs/>
+        </w:rPr>
+        <w:t xml:space="preserve"> Leverages live IP telemetry to mathematically translate string structures into physical server plots on a stylized 3D map.</w:t>
       </w:r>
       <w:r>
         <w:rPr>
@@ -3708,257 +4178,6 @@
                 <pic:pic xmlns:pic="http://schemas.openxmlformats.org/drawingml/2006/picture">
                   <pic:nvPicPr>
                     <pic:cNvPr id="0" name="extracted_features_verification_1773090698233.png"/>
-                    <pic:cNvPicPr/>
-                  </pic:nvPicPr>
-                  <pic:blipFill>
-                    <a:blip r:embed="rId11"/>
-                    <a:stretch>
-                      <a:fillRect/>
-                    </a:stretch>
-                  </pic:blipFill>
-                  <pic:spPr>
-                    <a:xfrm>
-                      <a:off x="0" y="0"/>
-                      <a:ext cx="5486400" cy="2700338"/>
-                    </a:xfrm>
-                    <a:prstGeom prst="rect">
-                      <a:avLst/>
-                    </a:prstGeom>
-                  </pic:spPr>
-                </pic:pic>
-              </a:graphicData>
-            </a:graphic>
-          </wp:inline>
-        </w:drawing>
-      </w:r>
-    </w:p>
-    <w:p>
-      <w:pPr>
-        <w:jc w:val="both"/>
-        <w:rPr>
-          <w:rFonts w:asciiTheme="majorHAnsi" w:hAnsiTheme="majorHAnsi" w:cstheme="majorHAnsi"/>
-          <w:b/>
-          <w:bCs/>
-          <w:i w:val="0"/>
-          <w:iCs/>
-        </w:rPr>
-      </w:pPr>
-      <w:r>
-        <w:rPr>
-          <w:rFonts w:asciiTheme="majorHAnsi" w:hAnsiTheme="majorHAnsi" w:cstheme="majorHAnsi"/>
-          <w:b/>
-          <w:bCs/>
-          <w:i w:val="0"/>
-          <w:iCs/>
-        </w:rPr>
-        <w:t>Description:</w:t>
-      </w:r>
-      <w:r>
-        <w:rPr>
-          <w:rFonts w:asciiTheme="majorHAnsi" w:hAnsiTheme="majorHAnsi" w:cstheme="majorHAnsi"/>
-          <w:i w:val="0"/>
-          <w:iCs/>
-        </w:rPr>
-        <w:t xml:space="preserve"> This interactive Plotly 180-degree Gauge Chart sits at the core of the Single URL scanning interface. It visually plots the ensembled mathematical probability (ranging from 0.0 to 1.0) derived by the combined Logistic Regression and CatBoost ML pipelines onto a categorized 100-percentile Threat Index.</w:t>
-      </w:r>
-      <w:r>
-        <w:rPr>
-          <w:rFonts w:asciiTheme="majorHAnsi" w:hAnsiTheme="majorHAnsi" w:cstheme="majorHAnsi"/>
-          <w:i w:val="0"/>
-          <w:iCs/>
-        </w:rPr>
-        <w:br/>
-      </w:r>
-      <w:r>
-        <w:rPr>
-          <w:rFonts w:asciiTheme="majorHAnsi" w:hAnsiTheme="majorHAnsi" w:cstheme="majorHAnsi"/>
-          <w:i w:val="0"/>
-          <w:iCs/>
-        </w:rPr>
-        <w:br/>
-        <w:t xml:space="preserve">Insight Derived (Business Value): This visualization instantly answers the question: How confident is the AI that this is a threat? Instead of relying on a legacy "Blacklist" (which only offers a Yes/No answer after a domain is reported), businesses can evaluate the algorithmic Risk Score mathematically. A metric of 85% alerts a Security Operations Center (SOC) analyst that while the specific URL string has never been seen before globally (zero-day), its physical structure behaves identically to known malware architectures. This enables predictive risk mitigation—allowing companies to </w:t>
-      </w:r>
-      <w:r>
-        <w:rPr>
-          <w:rFonts w:asciiTheme="majorHAnsi" w:hAnsiTheme="majorHAnsi" w:cstheme="majorHAnsi"/>
-          <w:i w:val="0"/>
-          <w:iCs/>
-        </w:rPr>
-        <w:t>firewall</w:t>
-      </w:r>
-      <w:r>
-        <w:rPr>
-          <w:rFonts w:asciiTheme="majorHAnsi" w:hAnsiTheme="majorHAnsi" w:cstheme="majorHAnsi"/>
-          <w:i w:val="0"/>
-          <w:iCs/>
-        </w:rPr>
-        <w:t xml:space="preserve"> a threat before an employee clicks it.</w:t>
-      </w:r>
-      <w:r>
-        <w:rPr>
-          <w:rFonts w:asciiTheme="majorHAnsi" w:hAnsiTheme="majorHAnsi" w:cstheme="majorHAnsi"/>
-          <w:i w:val="0"/>
-          <w:iCs/>
-        </w:rPr>
-        <w:br/>
-      </w:r>
-      <w:r>
-        <w:rPr>
-          <w:rFonts w:asciiTheme="majorHAnsi" w:hAnsiTheme="majorHAnsi" w:cstheme="majorHAnsi"/>
-          <w:i w:val="0"/>
-          <w:iCs/>
-        </w:rPr>
-        <w:br/>
-      </w:r>
-    </w:p>
-    <w:p>
-      <w:pPr>
-        <w:jc w:val="both"/>
-        <w:rPr>
-          <w:rFonts w:asciiTheme="majorHAnsi" w:hAnsiTheme="majorHAnsi" w:cstheme="majorHAnsi"/>
-          <w:b/>
-          <w:bCs/>
-          <w:i w:val="0"/>
-          <w:iCs/>
-        </w:rPr>
-      </w:pPr>
-    </w:p>
-    <w:p>
-      <w:pPr>
-        <w:jc w:val="both"/>
-        <w:rPr>
-          <w:rFonts w:asciiTheme="majorHAnsi" w:hAnsiTheme="majorHAnsi" w:cstheme="majorHAnsi"/>
-          <w:b/>
-          <w:bCs/>
-          <w:i w:val="0"/>
-          <w:iCs/>
-        </w:rPr>
-      </w:pPr>
-    </w:p>
-    <w:p>
-      <w:pPr>
-        <w:jc w:val="both"/>
-        <w:rPr>
-          <w:rFonts w:asciiTheme="majorHAnsi" w:hAnsiTheme="majorHAnsi" w:cstheme="majorHAnsi"/>
-          <w:b/>
-          <w:bCs/>
-          <w:i w:val="0"/>
-          <w:iCs/>
-        </w:rPr>
-      </w:pPr>
-    </w:p>
-    <w:p>
-      <w:pPr>
-        <w:jc w:val="both"/>
-        <w:rPr>
-          <w:rFonts w:asciiTheme="majorHAnsi" w:hAnsiTheme="majorHAnsi" w:cstheme="majorHAnsi"/>
-          <w:b/>
-          <w:bCs/>
-          <w:i w:val="0"/>
-          <w:iCs/>
-        </w:rPr>
-      </w:pPr>
-    </w:p>
-    <w:p>
-      <w:pPr>
-        <w:jc w:val="both"/>
-        <w:rPr>
-          <w:rFonts w:asciiTheme="majorHAnsi" w:hAnsiTheme="majorHAnsi" w:cstheme="majorHAnsi"/>
-          <w:b/>
-          <w:bCs/>
-          <w:i w:val="0"/>
-          <w:iCs/>
-        </w:rPr>
-      </w:pPr>
-    </w:p>
-    <w:p>
-      <w:pPr>
-        <w:jc w:val="both"/>
-        <w:rPr>
-          <w:rFonts w:asciiTheme="majorHAnsi" w:hAnsiTheme="majorHAnsi" w:cstheme="majorHAnsi"/>
-          <w:b/>
-          <w:bCs/>
-          <w:i w:val="0"/>
-          <w:iCs/>
-        </w:rPr>
-      </w:pPr>
-    </w:p>
-    <w:p>
-      <w:pPr>
-        <w:jc w:val="both"/>
-        <w:rPr>
-          <w:rFonts w:asciiTheme="majorHAnsi" w:hAnsiTheme="majorHAnsi" w:cstheme="majorHAnsi"/>
-          <w:b/>
-          <w:bCs/>
-          <w:i w:val="0"/>
-          <w:iCs/>
-        </w:rPr>
-      </w:pPr>
-    </w:p>
-    <w:p>
-      <w:pPr>
-        <w:jc w:val="both"/>
-        <w:rPr>
-          <w:rFonts w:asciiTheme="majorHAnsi" w:hAnsiTheme="majorHAnsi" w:cstheme="majorHAnsi"/>
-          <w:b/>
-          <w:bCs/>
-          <w:i w:val="0"/>
-          <w:iCs/>
-        </w:rPr>
-      </w:pPr>
-    </w:p>
-    <w:p>
-      <w:pPr>
-        <w:jc w:val="both"/>
-        <w:rPr>
-          <w:rFonts w:asciiTheme="majorHAnsi" w:hAnsiTheme="majorHAnsi" w:cstheme="majorHAnsi"/>
-          <w:b/>
-          <w:bCs/>
-          <w:i w:val="0"/>
-          <w:iCs/>
-        </w:rPr>
-      </w:pPr>
-      <w:r>
-        <w:rPr>
-          <w:rFonts w:asciiTheme="majorHAnsi" w:hAnsiTheme="majorHAnsi" w:cstheme="majorHAnsi"/>
-          <w:b/>
-          <w:bCs/>
-          <w:i w:val="0"/>
-          <w:iCs/>
-        </w:rPr>
-        <w:lastRenderedPageBreak/>
-        <w:t>Chart 2: The Global Statistics Threat Ratio Distribution (Pie Chart)</w:t>
-      </w:r>
-    </w:p>
-    <w:p>
-      <w:pPr>
-        <w:jc w:val="both"/>
-        <w:rPr>
-          <w:rFonts w:asciiTheme="majorHAnsi" w:hAnsiTheme="majorHAnsi" w:cstheme="majorHAnsi"/>
-          <w:i w:val="0"/>
-          <w:iCs/>
-        </w:rPr>
-      </w:pPr>
-      <w:r>
-        <w:rPr>
-          <w:rFonts w:asciiTheme="majorHAnsi" w:hAnsiTheme="majorHAnsi" w:cstheme="majorHAnsi"/>
-          <w:i w:val="0"/>
-          <w:iCs/>
-          <w:noProof/>
-        </w:rPr>
-        <w:drawing>
-          <wp:inline distT="0" distB="0" distL="0" distR="0" wp14:anchorId="17641AF6" wp14:editId="766B0F47">
-            <wp:extent cx="5486400" cy="2700338"/>
-            <wp:effectExtent l="0" t="0" r="0" b="0"/>
-            <wp:docPr id="2" name="Picture 2"/>
-            <wp:cNvGraphicFramePr>
-              <a:graphicFrameLocks xmlns:a="http://schemas.openxmlformats.org/drawingml/2006/main" noChangeAspect="1"/>
-            </wp:cNvGraphicFramePr>
-            <a:graphic xmlns:a="http://schemas.openxmlformats.org/drawingml/2006/main">
-              <a:graphicData uri="http://schemas.openxmlformats.org/drawingml/2006/picture">
-                <pic:pic xmlns:pic="http://schemas.openxmlformats.org/drawingml/2006/picture">
-                  <pic:nvPicPr>
-                    <pic:cNvPr id="0" name="global_statistics_verification_1773090987478.png"/>
                     <pic:cNvPicPr/>
                   </pic:nvPicPr>
                   <pic:blipFill>
@@ -3988,18 +4207,20 @@
         <w:jc w:val="both"/>
         <w:rPr>
           <w:rFonts w:asciiTheme="majorHAnsi" w:hAnsiTheme="majorHAnsi" w:cstheme="majorHAnsi"/>
-          <w:i w:val="0"/>
-          <w:iCs/>
-        </w:rPr>
-      </w:pPr>
-      <w:r>
-        <w:rPr>
-          <w:rFonts w:asciiTheme="majorHAnsi" w:hAnsiTheme="majorHAnsi" w:cstheme="majorHAnsi"/>
           <w:b/>
           <w:bCs/>
           <w:i w:val="0"/>
           <w:iCs/>
         </w:rPr>
+      </w:pPr>
+      <w:r>
+        <w:rPr>
+          <w:rFonts w:asciiTheme="majorHAnsi" w:hAnsiTheme="majorHAnsi" w:cstheme="majorHAnsi"/>
+          <w:b/>
+          <w:bCs/>
+          <w:i w:val="0"/>
+          <w:iCs/>
+        </w:rPr>
         <w:t>Description:</w:t>
       </w:r>
       <w:r>
@@ -4008,40 +4229,57 @@
           <w:i w:val="0"/>
           <w:iCs/>
         </w:rPr>
-        <w:t xml:space="preserve"> Located in the Global Statistics tab, this active pie chart is generated from an actively appended scan_history.csv dataset. It automatically graphs every evaluated URL in the active session, divided into "Safe" and "Phishing" distributions.</w:t>
-      </w:r>
-      <w:r>
-        <w:rPr>
-          <w:rFonts w:asciiTheme="majorHAnsi" w:hAnsiTheme="majorHAnsi" w:cstheme="majorHAnsi"/>
-          <w:i w:val="0"/>
-          <w:iCs/>
-        </w:rPr>
-        <w:br/>
-      </w:r>
-      <w:r>
-        <w:rPr>
-          <w:rFonts w:asciiTheme="majorHAnsi" w:hAnsiTheme="majorHAnsi" w:cstheme="majorHAnsi"/>
-          <w:i w:val="0"/>
-          <w:iCs/>
-        </w:rPr>
-        <w:br/>
-        <w:t xml:space="preserve">Insight Derived (Business Value): This chart answers the meta-question of Are we under an active, concentrated attack? A baseline enterprise environment processes an overwhelming majority of "Safe" traffic. If an analyst observes the "Phishing" slice of this pie chart </w:t>
-      </w:r>
-      <w:r>
-        <w:rPr>
-          <w:rFonts w:asciiTheme="majorHAnsi" w:hAnsiTheme="majorHAnsi" w:cstheme="majorHAnsi"/>
-          <w:i w:val="0"/>
-          <w:iCs/>
-        </w:rPr>
-        <w:t>begins</w:t>
-      </w:r>
-      <w:r>
-        <w:rPr>
-          <w:rFonts w:asciiTheme="majorHAnsi" w:hAnsiTheme="majorHAnsi" w:cstheme="majorHAnsi"/>
-          <w:i w:val="0"/>
-          <w:iCs/>
-        </w:rPr>
-        <w:t xml:space="preserve"> to expand rapidly in real-time or overnight, they can instantly deduce that their organization is the target of an active, widespread spear-phishing campaign (such as thousands of deceptive emails hitting employee inboxes simultaneously). This provides macro-level intelligence that a single-target URL check cannot.</w:t>
+        <w:t xml:space="preserve"> This interactive Plotly 180-degree Gauge Chart sits at the core of the Single URL scanning interface. It visually plots the ensembled mathematical probability (ranging from 0.0 to 1.0) derived by the combined Logistic Regression and CatBoost ML pipelines onto a categorized 100-percentile Threat Index.</w:t>
+      </w:r>
+      <w:r>
+        <w:rPr>
+          <w:rFonts w:asciiTheme="majorHAnsi" w:hAnsiTheme="majorHAnsi" w:cstheme="majorHAnsi"/>
+          <w:i w:val="0"/>
+          <w:iCs/>
+        </w:rPr>
+        <w:br/>
+      </w:r>
+      <w:r>
+        <w:rPr>
+          <w:rFonts w:asciiTheme="majorHAnsi" w:hAnsiTheme="majorHAnsi" w:cstheme="majorHAnsi"/>
+          <w:i w:val="0"/>
+          <w:iCs/>
+        </w:rPr>
+        <w:br/>
+      </w:r>
+      <w:r>
+        <w:rPr>
+          <w:rFonts w:asciiTheme="majorHAnsi" w:hAnsiTheme="majorHAnsi" w:cstheme="majorHAnsi"/>
+          <w:b/>
+          <w:bCs/>
+          <w:i w:val="0"/>
+          <w:iCs/>
+        </w:rPr>
+        <w:t>Insight Derived (Business Value):</w:t>
+      </w:r>
+      <w:r>
+        <w:rPr>
+          <w:rFonts w:asciiTheme="majorHAnsi" w:hAnsiTheme="majorHAnsi" w:cstheme="majorHAnsi"/>
+          <w:i w:val="0"/>
+          <w:iCs/>
+        </w:rPr>
+        <w:t xml:space="preserve"> This visualization instantly answers the question: How confident is the AI that this is a threat? Instead of relying on a legacy "Blacklist" (which only offers a Yes/No answer after a domain is reported), businesses can evaluate the algorithmic Risk Score mathematically. A metric of 85% alerts a Security Operations Center (SOC) analyst that while the specific URL string has never been seen before globally (zero-day), its physical structure behaves identically to known malware architectures. This enables predictive risk mitigation—allowing companies to </w:t>
+      </w:r>
+      <w:r>
+        <w:rPr>
+          <w:rFonts w:asciiTheme="majorHAnsi" w:hAnsiTheme="majorHAnsi" w:cstheme="majorHAnsi"/>
+          <w:i w:val="0"/>
+          <w:iCs/>
+        </w:rPr>
+        <w:t>firewall</w:t>
+      </w:r>
+      <w:r>
+        <w:rPr>
+          <w:rFonts w:asciiTheme="majorHAnsi" w:hAnsiTheme="majorHAnsi" w:cstheme="majorHAnsi"/>
+          <w:i w:val="0"/>
+          <w:iCs/>
+        </w:rPr>
+        <w:t xml:space="preserve"> a threat before an employee clicks it.</w:t>
       </w:r>
       <w:r>
         <w:rPr>
@@ -4065,6 +4303,8 @@
         <w:jc w:val="both"/>
         <w:rPr>
           <w:rFonts w:asciiTheme="majorHAnsi" w:hAnsiTheme="majorHAnsi" w:cstheme="majorHAnsi"/>
+          <w:b/>
+          <w:bCs/>
           <w:i w:val="0"/>
           <w:iCs/>
         </w:rPr>
@@ -4075,6 +4315,8 @@
         <w:jc w:val="both"/>
         <w:rPr>
           <w:rFonts w:asciiTheme="majorHAnsi" w:hAnsiTheme="majorHAnsi" w:cstheme="majorHAnsi"/>
+          <w:b/>
+          <w:bCs/>
           <w:i w:val="0"/>
           <w:iCs/>
         </w:rPr>
@@ -4085,6 +4327,8 @@
         <w:jc w:val="both"/>
         <w:rPr>
           <w:rFonts w:asciiTheme="majorHAnsi" w:hAnsiTheme="majorHAnsi" w:cstheme="majorHAnsi"/>
+          <w:b/>
+          <w:bCs/>
           <w:i w:val="0"/>
           <w:iCs/>
         </w:rPr>
@@ -4095,6 +4339,8 @@
         <w:jc w:val="both"/>
         <w:rPr>
           <w:rFonts w:asciiTheme="majorHAnsi" w:hAnsiTheme="majorHAnsi" w:cstheme="majorHAnsi"/>
+          <w:b/>
+          <w:bCs/>
           <w:i w:val="0"/>
           <w:iCs/>
         </w:rPr>
@@ -4105,6 +4351,8 @@
         <w:jc w:val="both"/>
         <w:rPr>
           <w:rFonts w:asciiTheme="majorHAnsi" w:hAnsiTheme="majorHAnsi" w:cstheme="majorHAnsi"/>
+          <w:b/>
+          <w:bCs/>
           <w:i w:val="0"/>
           <w:iCs/>
         </w:rPr>
@@ -4115,6 +4363,8 @@
         <w:jc w:val="both"/>
         <w:rPr>
           <w:rFonts w:asciiTheme="majorHAnsi" w:hAnsiTheme="majorHAnsi" w:cstheme="majorHAnsi"/>
+          <w:b/>
+          <w:bCs/>
           <w:i w:val="0"/>
           <w:iCs/>
         </w:rPr>
@@ -4125,6 +4375,8 @@
         <w:jc w:val="both"/>
         <w:rPr>
           <w:rFonts w:asciiTheme="majorHAnsi" w:hAnsiTheme="majorHAnsi" w:cstheme="majorHAnsi"/>
+          <w:b/>
+          <w:bCs/>
           <w:i w:val="0"/>
           <w:iCs/>
         </w:rPr>
@@ -4153,35 +4405,23 @@
           <w:iCs/>
         </w:rPr>
       </w:pPr>
+      <w:r>
+        <w:rPr>
+          <w:rFonts w:asciiTheme="majorHAnsi" w:hAnsiTheme="majorHAnsi" w:cstheme="majorHAnsi"/>
+          <w:b/>
+          <w:bCs/>
+          <w:i w:val="0"/>
+          <w:iCs/>
+        </w:rPr>
+        <w:lastRenderedPageBreak/>
+        <w:t>Chart 2: The Global Statistics Threat Ratio Distribution (Pie Chart)</w:t>
+      </w:r>
     </w:p>
     <w:p>
       <w:pPr>
         <w:jc w:val="both"/>
         <w:rPr>
           <w:rFonts w:asciiTheme="majorHAnsi" w:hAnsiTheme="majorHAnsi" w:cstheme="majorHAnsi"/>
-          <w:b/>
-          <w:bCs/>
-          <w:i w:val="0"/>
-          <w:iCs/>
-        </w:rPr>
-      </w:pPr>
-      <w:r>
-        <w:rPr>
-          <w:rFonts w:asciiTheme="majorHAnsi" w:hAnsiTheme="majorHAnsi" w:cstheme="majorHAnsi"/>
-          <w:b/>
-          <w:bCs/>
-          <w:i w:val="0"/>
-          <w:iCs/>
-        </w:rPr>
-        <w:lastRenderedPageBreak/>
-        <w:t>Chart 3: Machine Learning Engine Differential (Breakdown Bar Chart)</w:t>
-      </w:r>
-    </w:p>
-    <w:p>
-      <w:pPr>
-        <w:jc w:val="both"/>
-        <w:rPr>
-          <w:rFonts w:asciiTheme="majorHAnsi" w:hAnsiTheme="majorHAnsi" w:cstheme="majorHAnsi"/>
           <w:i w:val="0"/>
           <w:iCs/>
         </w:rPr>
@@ -4194,10 +4434,10 @@
           <w:noProof/>
         </w:rPr>
         <w:drawing>
-          <wp:inline distT="0" distB="0" distL="0" distR="0" wp14:anchorId="043614AD" wp14:editId="29C3EA52">
+          <wp:inline distT="0" distB="0" distL="0" distR="0" wp14:anchorId="17641AF6" wp14:editId="766B0F47">
             <wp:extent cx="5486400" cy="2700338"/>
             <wp:effectExtent l="0" t="0" r="0" b="0"/>
-            <wp:docPr id="3" name="Picture 3"/>
+            <wp:docPr id="2" name="Picture 2"/>
             <wp:cNvGraphicFramePr>
               <a:graphicFrameLocks xmlns:a="http://schemas.openxmlformats.org/drawingml/2006/main" noChangeAspect="1"/>
             </wp:cNvGraphicFramePr>
@@ -4205,7 +4445,7 @@
               <a:graphicData uri="http://schemas.openxmlformats.org/drawingml/2006/picture">
                 <pic:pic xmlns:pic="http://schemas.openxmlformats.org/drawingml/2006/picture">
                   <pic:nvPicPr>
-                    <pic:cNvPr id="0" name="engine_breakdown_verification_1773088441396.png"/>
+                    <pic:cNvPr id="0" name="global_statistics_verification_1773090987478.png"/>
                     <pic:cNvPicPr/>
                   </pic:nvPicPr>
                   <pic:blipFill>
@@ -4255,24 +4495,57 @@
           <w:i w:val="0"/>
           <w:iCs/>
         </w:rPr>
-        <w:t xml:space="preserve"> This specialized Plotly Express Bar Chart is located under the Deep Dive tab and the Global Statistics tab. It visualizes the independent probabilities of the Random Forest (Stage 1) NLP model against the CatBoost (Stage 2) heuristic model, as well as tracking which engine made the final architectural decision.</w:t>
-      </w:r>
-      <w:r>
-        <w:rPr>
-          <w:rFonts w:asciiTheme="majorHAnsi" w:hAnsiTheme="majorHAnsi" w:cstheme="majorHAnsi"/>
-          <w:i w:val="0"/>
-          <w:iCs/>
-        </w:rPr>
-        <w:br/>
-      </w:r>
-      <w:r>
-        <w:rPr>
-          <w:rFonts w:asciiTheme="majorHAnsi" w:hAnsiTheme="majorHAnsi" w:cstheme="majorHAnsi"/>
-          <w:i w:val="0"/>
-          <w:iCs/>
-        </w:rPr>
-        <w:br/>
-        <w:t>Insight Derived (Business Value): This chart provides massive value by explaining the mechanism of deception. If the "CatBoost (Stage 2)" bar is extremely high (e.g., 95% Risk) but the "Random Forest" bar is extremely low (e.g., 10% Risk), it informs the business analyst that the attacker bought an incredibly deceptive, perfectly normal-looking URL (bypassing linguistic checks), but the CatBoost engine still caught them by seeing that the HTML content featured hidden credential fields or that the age_days from the WHOIS registry was too young. It serves as "Explainable AI," proving to stakeholders exactly why the neural pipeline blocked an asset.</w:t>
+        <w:t xml:space="preserve"> Located in the Global Statistics tab, this active pie chart is generated from an actively appended scan_history.csv dataset. It automatically graphs every evaluated URL in the active session, divided into "Safe" and "Phishing" distributions.</w:t>
+      </w:r>
+      <w:r>
+        <w:rPr>
+          <w:rFonts w:asciiTheme="majorHAnsi" w:hAnsiTheme="majorHAnsi" w:cstheme="majorHAnsi"/>
+          <w:i w:val="0"/>
+          <w:iCs/>
+        </w:rPr>
+        <w:br/>
+      </w:r>
+      <w:r>
+        <w:rPr>
+          <w:rFonts w:asciiTheme="majorHAnsi" w:hAnsiTheme="majorHAnsi" w:cstheme="majorHAnsi"/>
+          <w:i w:val="0"/>
+          <w:iCs/>
+        </w:rPr>
+        <w:br/>
+      </w:r>
+      <w:r>
+        <w:rPr>
+          <w:rFonts w:asciiTheme="majorHAnsi" w:hAnsiTheme="majorHAnsi" w:cstheme="majorHAnsi"/>
+          <w:b/>
+          <w:bCs/>
+          <w:i w:val="0"/>
+          <w:iCs/>
+        </w:rPr>
+        <w:t>Insight Derived (Business Value):</w:t>
+      </w:r>
+      <w:r>
+        <w:rPr>
+          <w:rFonts w:asciiTheme="majorHAnsi" w:hAnsiTheme="majorHAnsi" w:cstheme="majorHAnsi"/>
+          <w:i w:val="0"/>
+          <w:iCs/>
+        </w:rPr>
+        <w:t xml:space="preserve"> This chart answers the meta-question of Are we under an active, concentrated attack? A baseline enterprise environment processes an overwhelming majority of "Safe" traffic. If an analyst observes the "Phishing" slice of this pie chart </w:t>
+      </w:r>
+      <w:r>
+        <w:rPr>
+          <w:rFonts w:asciiTheme="majorHAnsi" w:hAnsiTheme="majorHAnsi" w:cstheme="majorHAnsi"/>
+          <w:i w:val="0"/>
+          <w:iCs/>
+        </w:rPr>
+        <w:t>begins</w:t>
+      </w:r>
+      <w:r>
+        <w:rPr>
+          <w:rFonts w:asciiTheme="majorHAnsi" w:hAnsiTheme="majorHAnsi" w:cstheme="majorHAnsi"/>
+          <w:i w:val="0"/>
+          <w:iCs/>
+        </w:rPr>
+        <w:t xml:space="preserve"> to expand rapidly in real-time or overnight, they can instantly deduce that their organization is the target of an active, widespread spear-phishing campaign (such as thousands of deceptive emails hitting employee inboxes simultaneously). This provides macro-level intelligence that a single-target URL check cannot.</w:t>
       </w:r>
       <w:r>
         <w:rPr>
@@ -4366,6 +4639,8 @@
         <w:jc w:val="both"/>
         <w:rPr>
           <w:rFonts w:asciiTheme="majorHAnsi" w:hAnsiTheme="majorHAnsi" w:cstheme="majorHAnsi"/>
+          <w:b/>
+          <w:bCs/>
           <w:i w:val="0"/>
           <w:iCs/>
         </w:rPr>
@@ -4382,7 +4657,10 @@
           <w:iCs/>
         </w:rPr>
       </w:pPr>
-      <w:r>
+    </w:p>
+    <w:p>
+      <w:pPr>
+        <w:jc w:val="both"/>
         <w:rPr>
           <w:rFonts w:asciiTheme="majorHAnsi" w:hAnsiTheme="majorHAnsi" w:cstheme="majorHAnsi"/>
           <w:b/>
@@ -4390,8 +4668,17 @@
           <w:i w:val="0"/>
           <w:iCs/>
         </w:rPr>
+      </w:pPr>
+      <w:r>
+        <w:rPr>
+          <w:rFonts w:asciiTheme="majorHAnsi" w:hAnsiTheme="majorHAnsi" w:cstheme="majorHAnsi"/>
+          <w:b/>
+          <w:bCs/>
+          <w:i w:val="0"/>
+          <w:iCs/>
+        </w:rPr>
         <w:lastRenderedPageBreak/>
-        <w:t>Chart 4: Dashboard Scalable Evaluation Toolkit</w:t>
+        <w:t>Chart 3: Machine Learning Engine Differential (Breakdown Bar Chart)</w:t>
       </w:r>
     </w:p>
     <w:p>
@@ -4411,10 +4698,10 @@
           <w:noProof/>
         </w:rPr>
         <w:drawing>
-          <wp:inline distT="0" distB="0" distL="0" distR="0" wp14:anchorId="5C010B7A" wp14:editId="2F22304C">
+          <wp:inline distT="0" distB="0" distL="0" distR="0" wp14:anchorId="043614AD" wp14:editId="29C3EA52">
             <wp:extent cx="5486400" cy="2700338"/>
             <wp:effectExtent l="0" t="0" r="0" b="0"/>
-            <wp:docPr id="4" name="Picture 4"/>
+            <wp:docPr id="3" name="Picture 3"/>
             <wp:cNvGraphicFramePr>
               <a:graphicFrameLocks xmlns:a="http://schemas.openxmlformats.org/drawingml/2006/main" noChangeAspect="1"/>
             </wp:cNvGraphicFramePr>
@@ -4422,7 +4709,7 @@
               <a:graphicData uri="http://schemas.openxmlformats.org/drawingml/2006/picture">
                 <pic:pic xmlns:pic="http://schemas.openxmlformats.org/drawingml/2006/picture">
                   <pic:nvPicPr>
-                    <pic:cNvPr id="0" name="bulk_scan_results_verification_1773090971932.png"/>
+                    <pic:cNvPr id="0" name="engine_breakdown_verification_1773088441396.png"/>
                     <pic:cNvPicPr/>
                   </pic:nvPicPr>
                   <pic:blipFill>
@@ -4464,15 +4751,65 @@
           <w:i w:val="0"/>
           <w:iCs/>
         </w:rPr>
-        <w:t xml:space="preserve">Description: </w:t>
-      </w:r>
-      <w:r>
-        <w:rPr>
-          <w:rFonts w:asciiTheme="majorHAnsi" w:hAnsiTheme="majorHAnsi" w:cstheme="majorHAnsi"/>
-          <w:i w:val="0"/>
-          <w:iCs/>
-        </w:rPr>
-        <w:t>An enterprise Batch CSV scanner designed to execute the algorithmic pipeline over thousands of URLs sequentially, mapping the outputs into structured comma-separated spreadsheets.</w:t>
+        <w:t>Description:</w:t>
+      </w:r>
+      <w:r>
+        <w:rPr>
+          <w:rFonts w:asciiTheme="majorHAnsi" w:hAnsiTheme="majorHAnsi" w:cstheme="majorHAnsi"/>
+          <w:i w:val="0"/>
+          <w:iCs/>
+        </w:rPr>
+        <w:t xml:space="preserve"> This specialized Plotly Express Bar Chart is located under the Deep Dive tab and the Global Statistics tab. It visualizes the independent probabilities of the Random Forest (Stage 1) NLP model against the CatBoost (Stage 2) heuristic model, as well as tracking which engine made the final architectural decision.</w:t>
+      </w:r>
+      <w:r>
+        <w:rPr>
+          <w:rFonts w:asciiTheme="majorHAnsi" w:hAnsiTheme="majorHAnsi" w:cstheme="majorHAnsi"/>
+          <w:i w:val="0"/>
+          <w:iCs/>
+        </w:rPr>
+        <w:br/>
+      </w:r>
+      <w:r>
+        <w:rPr>
+          <w:rFonts w:asciiTheme="majorHAnsi" w:hAnsiTheme="majorHAnsi" w:cstheme="majorHAnsi"/>
+          <w:i w:val="0"/>
+          <w:iCs/>
+        </w:rPr>
+        <w:br/>
+      </w:r>
+      <w:r>
+        <w:rPr>
+          <w:rFonts w:asciiTheme="majorHAnsi" w:hAnsiTheme="majorHAnsi" w:cstheme="majorHAnsi"/>
+          <w:b/>
+          <w:bCs/>
+          <w:i w:val="0"/>
+          <w:iCs/>
+        </w:rPr>
+        <w:t>Insight Derived (Business Value):</w:t>
+      </w:r>
+      <w:r>
+        <w:rPr>
+          <w:rFonts w:asciiTheme="majorHAnsi" w:hAnsiTheme="majorHAnsi" w:cstheme="majorHAnsi"/>
+          <w:i w:val="0"/>
+          <w:iCs/>
+        </w:rPr>
+        <w:t xml:space="preserve"> This chart provides massive value by explaining the mechanism of deception. If the "CatBoost (Stage 2)" bar is extremely high (e.g., 95% Risk) but the "Random Forest" bar is extremely low (e.g., 10% Risk), it informs the business analyst that the attacker bought an incredibly deceptive, perfectly normal-looking URL (bypassing linguistic checks), but the CatBoost engine still caught them by seeing that the HTML content featured hidden credential fields or that the age_days from the WHOIS registry was too young. It serves as "Explainable AI," proving to stakeholders exactly why the neural pipeline blocked an asset.</w:t>
+      </w:r>
+      <w:r>
+        <w:rPr>
+          <w:rFonts w:asciiTheme="majorHAnsi" w:hAnsiTheme="majorHAnsi" w:cstheme="majorHAnsi"/>
+          <w:i w:val="0"/>
+          <w:iCs/>
+        </w:rPr>
+        <w:br/>
+      </w:r>
+      <w:r>
+        <w:rPr>
+          <w:rFonts w:asciiTheme="majorHAnsi" w:hAnsiTheme="majorHAnsi" w:cstheme="majorHAnsi"/>
+          <w:i w:val="0"/>
+          <w:iCs/>
+        </w:rPr>
+        <w:br/>
       </w:r>
     </w:p>
     <w:p>
@@ -4484,17 +4821,201 @@
           <w:iCs/>
         </w:rPr>
       </w:pPr>
-      <w:r>
-        <w:rPr>
-          <w:rFonts w:asciiTheme="majorHAnsi" w:hAnsiTheme="majorHAnsi" w:cstheme="majorHAnsi"/>
-          <w:i w:val="0"/>
-          <w:iCs/>
-        </w:rPr>
-        <w:br w:type="page"/>
-      </w:r>
     </w:p>
     <w:p>
       <w:pPr>
+        <w:jc w:val="both"/>
+        <w:rPr>
+          <w:rFonts w:asciiTheme="majorHAnsi" w:hAnsiTheme="majorHAnsi" w:cstheme="majorHAnsi"/>
+          <w:i w:val="0"/>
+          <w:iCs/>
+        </w:rPr>
+      </w:pPr>
+    </w:p>
+    <w:p>
+      <w:pPr>
+        <w:jc w:val="both"/>
+        <w:rPr>
+          <w:rFonts w:asciiTheme="majorHAnsi" w:hAnsiTheme="majorHAnsi" w:cstheme="majorHAnsi"/>
+          <w:i w:val="0"/>
+          <w:iCs/>
+        </w:rPr>
+      </w:pPr>
+    </w:p>
+    <w:p>
+      <w:pPr>
+        <w:jc w:val="both"/>
+        <w:rPr>
+          <w:rFonts w:asciiTheme="majorHAnsi" w:hAnsiTheme="majorHAnsi" w:cstheme="majorHAnsi"/>
+          <w:i w:val="0"/>
+          <w:iCs/>
+        </w:rPr>
+      </w:pPr>
+    </w:p>
+    <w:p>
+      <w:pPr>
+        <w:jc w:val="both"/>
+        <w:rPr>
+          <w:rFonts w:asciiTheme="majorHAnsi" w:hAnsiTheme="majorHAnsi" w:cstheme="majorHAnsi"/>
+          <w:i w:val="0"/>
+          <w:iCs/>
+        </w:rPr>
+      </w:pPr>
+    </w:p>
+    <w:p>
+      <w:pPr>
+        <w:jc w:val="both"/>
+        <w:rPr>
+          <w:rFonts w:asciiTheme="majorHAnsi" w:hAnsiTheme="majorHAnsi" w:cstheme="majorHAnsi"/>
+          <w:i w:val="0"/>
+          <w:iCs/>
+        </w:rPr>
+      </w:pPr>
+    </w:p>
+    <w:p>
+      <w:pPr>
+        <w:jc w:val="both"/>
+        <w:rPr>
+          <w:rFonts w:asciiTheme="majorHAnsi" w:hAnsiTheme="majorHAnsi" w:cstheme="majorHAnsi"/>
+          <w:i w:val="0"/>
+          <w:iCs/>
+        </w:rPr>
+      </w:pPr>
+    </w:p>
+    <w:p>
+      <w:pPr>
+        <w:jc w:val="both"/>
+        <w:rPr>
+          <w:rFonts w:asciiTheme="majorHAnsi" w:hAnsiTheme="majorHAnsi" w:cstheme="majorHAnsi"/>
+          <w:i w:val="0"/>
+          <w:iCs/>
+        </w:rPr>
+      </w:pPr>
+    </w:p>
+    <w:p>
+      <w:pPr>
+        <w:jc w:val="both"/>
+        <w:rPr>
+          <w:rFonts w:asciiTheme="majorHAnsi" w:hAnsiTheme="majorHAnsi" w:cstheme="majorHAnsi"/>
+          <w:b/>
+          <w:bCs/>
+          <w:i w:val="0"/>
+          <w:iCs/>
+        </w:rPr>
+      </w:pPr>
+      <w:r>
+        <w:rPr>
+          <w:rFonts w:asciiTheme="majorHAnsi" w:hAnsiTheme="majorHAnsi" w:cstheme="majorHAnsi"/>
+          <w:b/>
+          <w:bCs/>
+          <w:i w:val="0"/>
+          <w:iCs/>
+        </w:rPr>
+        <w:lastRenderedPageBreak/>
+        <w:t>Chart 4: Dashboard Scalable Evaluation Toolkit</w:t>
+      </w:r>
+    </w:p>
+    <w:p>
+      <w:pPr>
+        <w:jc w:val="both"/>
+        <w:rPr>
+          <w:rFonts w:asciiTheme="majorHAnsi" w:hAnsiTheme="majorHAnsi" w:cstheme="majorHAnsi"/>
+          <w:i w:val="0"/>
+          <w:iCs/>
+        </w:rPr>
+      </w:pPr>
+      <w:r>
+        <w:rPr>
+          <w:rFonts w:asciiTheme="majorHAnsi" w:hAnsiTheme="majorHAnsi" w:cstheme="majorHAnsi"/>
+          <w:i w:val="0"/>
+          <w:iCs/>
+          <w:noProof/>
+        </w:rPr>
+        <w:drawing>
+          <wp:inline distT="0" distB="0" distL="0" distR="0" wp14:anchorId="5C010B7A" wp14:editId="2F22304C">
+            <wp:extent cx="5486400" cy="2700338"/>
+            <wp:effectExtent l="0" t="0" r="0" b="0"/>
+            <wp:docPr id="4" name="Picture 4"/>
+            <wp:cNvGraphicFramePr>
+              <a:graphicFrameLocks xmlns:a="http://schemas.openxmlformats.org/drawingml/2006/main" noChangeAspect="1"/>
+            </wp:cNvGraphicFramePr>
+            <a:graphic xmlns:a="http://schemas.openxmlformats.org/drawingml/2006/main">
+              <a:graphicData uri="http://schemas.openxmlformats.org/drawingml/2006/picture">
+                <pic:pic xmlns:pic="http://schemas.openxmlformats.org/drawingml/2006/picture">
+                  <pic:nvPicPr>
+                    <pic:cNvPr id="0" name="bulk_scan_results_verification_1773090971932.png"/>
+                    <pic:cNvPicPr/>
+                  </pic:nvPicPr>
+                  <pic:blipFill>
+                    <a:blip r:embed="rId15"/>
+                    <a:stretch>
+                      <a:fillRect/>
+                    </a:stretch>
+                  </pic:blipFill>
+                  <pic:spPr>
+                    <a:xfrm>
+                      <a:off x="0" y="0"/>
+                      <a:ext cx="5486400" cy="2700338"/>
+                    </a:xfrm>
+                    <a:prstGeom prst="rect">
+                      <a:avLst/>
+                    </a:prstGeom>
+                  </pic:spPr>
+                </pic:pic>
+              </a:graphicData>
+            </a:graphic>
+          </wp:inline>
+        </w:drawing>
+      </w:r>
+    </w:p>
+    <w:p>
+      <w:pPr>
+        <w:jc w:val="both"/>
+        <w:rPr>
+          <w:rFonts w:asciiTheme="majorHAnsi" w:hAnsiTheme="majorHAnsi" w:cstheme="majorHAnsi"/>
+          <w:i w:val="0"/>
+          <w:iCs/>
+        </w:rPr>
+      </w:pPr>
+      <w:r>
+        <w:rPr>
+          <w:rFonts w:asciiTheme="majorHAnsi" w:hAnsiTheme="majorHAnsi" w:cstheme="majorHAnsi"/>
+          <w:b/>
+          <w:bCs/>
+          <w:i w:val="0"/>
+          <w:iCs/>
+        </w:rPr>
+        <w:t xml:space="preserve">Description: </w:t>
+      </w:r>
+      <w:r>
+        <w:rPr>
+          <w:rFonts w:asciiTheme="majorHAnsi" w:hAnsiTheme="majorHAnsi" w:cstheme="majorHAnsi"/>
+          <w:i w:val="0"/>
+          <w:iCs/>
+        </w:rPr>
+        <w:t>An enterprise Batch CSV scanner designed to execute the algorithmic pipeline over thousands of URLs sequentially, mapping the outputs into structured comma-separated spreadsheets.</w:t>
+      </w:r>
+    </w:p>
+    <w:p>
+      <w:pPr>
+        <w:jc w:val="both"/>
+        <w:rPr>
+          <w:rFonts w:asciiTheme="majorHAnsi" w:hAnsiTheme="majorHAnsi" w:cstheme="majorHAnsi"/>
+          <w:i w:val="0"/>
+          <w:iCs/>
+        </w:rPr>
+      </w:pPr>
+      <w:r>
+        <w:rPr>
+          <w:rFonts w:asciiTheme="majorHAnsi" w:hAnsiTheme="majorHAnsi" w:cstheme="majorHAnsi"/>
+          <w:i w:val="0"/>
+          <w:iCs/>
+        </w:rPr>
+        <w:br w:type="page"/>
+      </w:r>
+    </w:p>
+    <w:p>
+      <w:pPr>
         <w:pStyle w:val="Heading2"/>
         <w:rPr>
           <w:rFonts w:cstheme="majorHAnsi"/>
@@ -4514,6 +5035,7 @@
     </w:p>
     <w:p>
       <w:pPr>
+        <w:jc w:val="both"/>
         <w:rPr>
           <w:rFonts w:asciiTheme="majorHAnsi" w:hAnsiTheme="majorHAnsi" w:cstheme="majorHAnsi"/>
           <w:i w:val="0"/>
@@ -4583,103 +5105,6 @@
                 <pic:pic xmlns:pic="http://schemas.openxmlformats.org/drawingml/2006/picture">
                   <pic:nvPicPr>
                     <pic:cNvPr id="0" name="doc_confusion_matrix.png"/>
-                    <pic:cNvPicPr/>
-                  </pic:nvPicPr>
-                  <pic:blipFill>
-                    <a:blip r:embed="rId15"/>
-                    <a:stretch>
-                      <a:fillRect/>
-                    </a:stretch>
-                  </pic:blipFill>
-                  <pic:spPr>
-                    <a:xfrm>
-                      <a:off x="0" y="0"/>
-                      <a:ext cx="5486400" cy="3918857"/>
-                    </a:xfrm>
-                    <a:prstGeom prst="rect">
-                      <a:avLst/>
-                    </a:prstGeom>
-                  </pic:spPr>
-                </pic:pic>
-              </a:graphicData>
-            </a:graphic>
-          </wp:inline>
-        </w:drawing>
-      </w:r>
-    </w:p>
-    <w:p>
-      <w:pPr>
-        <w:jc w:val="both"/>
-        <w:rPr>
-          <w:rFonts w:asciiTheme="majorHAnsi" w:hAnsiTheme="majorHAnsi" w:cstheme="majorHAnsi"/>
-          <w:i w:val="0"/>
-          <w:iCs/>
-        </w:rPr>
-      </w:pPr>
-      <w:r>
-        <w:rPr>
-          <w:rFonts w:asciiTheme="majorHAnsi" w:hAnsiTheme="majorHAnsi" w:cstheme="majorHAnsi"/>
-          <w:i w:val="0"/>
-          <w:iCs/>
-        </w:rPr>
-        <w:t>Analysis: The resulting confusion matrix provides raw structural proof of the ensemble fusion's mathematical boundaries. Out of the 5,000 baseline safe URLs, extreme true negative resilience is maintained, preventing legitimate business traffic from being blocked. Conversely, the model successfully identifies over 99.4% of the pure phishing distributions as True Positives.</w:t>
-      </w:r>
-      <w:r>
-        <w:rPr>
-          <w:rFonts w:asciiTheme="majorHAnsi" w:hAnsiTheme="majorHAnsi" w:cstheme="majorHAnsi"/>
-          <w:i w:val="0"/>
-          <w:iCs/>
-        </w:rPr>
-        <w:br/>
-      </w:r>
-    </w:p>
-    <w:p>
-      <w:pPr>
-        <w:pStyle w:val="Heading3"/>
-        <w:rPr>
-          <w:rFonts w:cstheme="majorHAnsi"/>
-          <w:i w:val="0"/>
-          <w:iCs/>
-        </w:rPr>
-      </w:pPr>
-      <w:r>
-        <w:rPr>
-          <w:rFonts w:cstheme="majorHAnsi"/>
-          <w:i w:val="0"/>
-          <w:iCs/>
-        </w:rPr>
-        <w:lastRenderedPageBreak/>
-        <w:t>2. Receiver Operating Characteristic (ROC) Curve</w:t>
-      </w:r>
-    </w:p>
-    <w:p>
-      <w:pPr>
-        <w:rPr>
-          <w:rFonts w:asciiTheme="majorHAnsi" w:hAnsiTheme="majorHAnsi" w:cstheme="majorHAnsi"/>
-          <w:i w:val="0"/>
-          <w:iCs/>
-        </w:rPr>
-      </w:pPr>
-      <w:r>
-        <w:rPr>
-          <w:rFonts w:asciiTheme="majorHAnsi" w:hAnsiTheme="majorHAnsi" w:cstheme="majorHAnsi"/>
-          <w:i w:val="0"/>
-          <w:iCs/>
-          <w:noProof/>
-        </w:rPr>
-        <w:drawing>
-          <wp:inline distT="0" distB="0" distL="0" distR="0" wp14:anchorId="30026B1C" wp14:editId="67D3DB6D">
-            <wp:extent cx="5486400" cy="3918857"/>
-            <wp:effectExtent l="0" t="0" r="0" b="0"/>
-            <wp:docPr id="6" name="Picture 6"/>
-            <wp:cNvGraphicFramePr>
-              <a:graphicFrameLocks xmlns:a="http://schemas.openxmlformats.org/drawingml/2006/main" noChangeAspect="1"/>
-            </wp:cNvGraphicFramePr>
-            <a:graphic xmlns:a="http://schemas.openxmlformats.org/drawingml/2006/main">
-              <a:graphicData uri="http://schemas.openxmlformats.org/drawingml/2006/picture">
-                <pic:pic xmlns:pic="http://schemas.openxmlformats.org/drawingml/2006/picture">
-                  <pic:nvPicPr>
-                    <pic:cNvPr id="0" name="doc_roc_curve.png"/>
                     <pic:cNvPicPr/>
                   </pic:nvPicPr>
                   <pic:blipFill>
@@ -4716,10 +5141,144 @@
       <w:r>
         <w:rPr>
           <w:rFonts w:asciiTheme="majorHAnsi" w:hAnsiTheme="majorHAnsi" w:cstheme="majorHAnsi"/>
-          <w:i w:val="0"/>
-          <w:iCs/>
-        </w:rPr>
-        <w:t>Analysis: The ROC curve visually plots the trade-off between the True Positive Rate and the False Positive Rate. The model achieves an optimal Area Under the Curve (AUC) approaching 1.0 (perfect classification). The sharp curve bounding tightly to the absolute top-left indicates that the Logistic Regression (Stage 1) and Gradient Boosting (Stage 2) architectures can predict zero-day malicious intents purely based on input architecture without requiring proportional increases in False Positives.</w:t>
+          <w:b/>
+          <w:bCs/>
+          <w:i w:val="0"/>
+          <w:iCs/>
+        </w:rPr>
+        <w:t>Analysis:</w:t>
+      </w:r>
+      <w:r>
+        <w:rPr>
+          <w:rFonts w:asciiTheme="majorHAnsi" w:hAnsiTheme="majorHAnsi" w:cstheme="majorHAnsi"/>
+          <w:i w:val="0"/>
+          <w:iCs/>
+        </w:rPr>
+        <w:t xml:space="preserve"> The resulting confusion matrix provides raw structural proof of the ensemble fusion's mathematical boundaries. Out of the 5,000 baseline safe URLs, extreme true negative resilience is maintained, preventing legitimate business traffic from being blocked. Conversely, the model successfully identifies over </w:t>
+      </w:r>
+      <w:r>
+        <w:rPr>
+          <w:rFonts w:asciiTheme="majorHAnsi" w:hAnsiTheme="majorHAnsi" w:cstheme="majorHAnsi"/>
+          <w:i w:val="0"/>
+          <w:iCs/>
+          <w:highlight w:val="yellow"/>
+        </w:rPr>
+        <w:t>99.4%</w:t>
+      </w:r>
+      <w:r>
+        <w:rPr>
+          <w:rFonts w:asciiTheme="majorHAnsi" w:hAnsiTheme="majorHAnsi" w:cstheme="majorHAnsi"/>
+          <w:i w:val="0"/>
+          <w:iCs/>
+        </w:rPr>
+        <w:t xml:space="preserve"> of the pure phishing distributions as True Positives.</w:t>
+      </w:r>
+      <w:r>
+        <w:rPr>
+          <w:rFonts w:asciiTheme="majorHAnsi" w:hAnsiTheme="majorHAnsi" w:cstheme="majorHAnsi"/>
+          <w:i w:val="0"/>
+          <w:iCs/>
+        </w:rPr>
+        <w:br/>
+      </w:r>
+    </w:p>
+    <w:p>
+      <w:pPr>
+        <w:pStyle w:val="Heading3"/>
+        <w:rPr>
+          <w:rFonts w:cstheme="majorHAnsi"/>
+          <w:i w:val="0"/>
+          <w:iCs/>
+        </w:rPr>
+      </w:pPr>
+      <w:r>
+        <w:rPr>
+          <w:rFonts w:cstheme="majorHAnsi"/>
+          <w:i w:val="0"/>
+          <w:iCs/>
+        </w:rPr>
+        <w:lastRenderedPageBreak/>
+        <w:t>2. Receiver Operating Characteristic (ROC) Curve</w:t>
+      </w:r>
+    </w:p>
+    <w:p>
+      <w:pPr>
+        <w:rPr>
+          <w:rFonts w:asciiTheme="majorHAnsi" w:hAnsiTheme="majorHAnsi" w:cstheme="majorHAnsi"/>
+          <w:i w:val="0"/>
+          <w:iCs/>
+        </w:rPr>
+      </w:pPr>
+      <w:r>
+        <w:rPr>
+          <w:rFonts w:asciiTheme="majorHAnsi" w:hAnsiTheme="majorHAnsi" w:cstheme="majorHAnsi"/>
+          <w:i w:val="0"/>
+          <w:iCs/>
+          <w:noProof/>
+        </w:rPr>
+        <w:drawing>
+          <wp:inline distT="0" distB="0" distL="0" distR="0" wp14:anchorId="30026B1C" wp14:editId="67D3DB6D">
+            <wp:extent cx="5486400" cy="3918857"/>
+            <wp:effectExtent l="0" t="0" r="0" b="0"/>
+            <wp:docPr id="6" name="Picture 6"/>
+            <wp:cNvGraphicFramePr>
+              <a:graphicFrameLocks xmlns:a="http://schemas.openxmlformats.org/drawingml/2006/main" noChangeAspect="1"/>
+            </wp:cNvGraphicFramePr>
+            <a:graphic xmlns:a="http://schemas.openxmlformats.org/drawingml/2006/main">
+              <a:graphicData uri="http://schemas.openxmlformats.org/drawingml/2006/picture">
+                <pic:pic xmlns:pic="http://schemas.openxmlformats.org/drawingml/2006/picture">
+                  <pic:nvPicPr>
+                    <pic:cNvPr id="0" name="doc_roc_curve.png"/>
+                    <pic:cNvPicPr/>
+                  </pic:nvPicPr>
+                  <pic:blipFill>
+                    <a:blip r:embed="rId17"/>
+                    <a:stretch>
+                      <a:fillRect/>
+                    </a:stretch>
+                  </pic:blipFill>
+                  <pic:spPr>
+                    <a:xfrm>
+                      <a:off x="0" y="0"/>
+                      <a:ext cx="5486400" cy="3918857"/>
+                    </a:xfrm>
+                    <a:prstGeom prst="rect">
+                      <a:avLst/>
+                    </a:prstGeom>
+                  </pic:spPr>
+                </pic:pic>
+              </a:graphicData>
+            </a:graphic>
+          </wp:inline>
+        </w:drawing>
+      </w:r>
+    </w:p>
+    <w:p>
+      <w:pPr>
+        <w:jc w:val="both"/>
+        <w:rPr>
+          <w:rFonts w:asciiTheme="majorHAnsi" w:hAnsiTheme="majorHAnsi" w:cstheme="majorHAnsi"/>
+          <w:i w:val="0"/>
+          <w:iCs/>
+        </w:rPr>
+      </w:pPr>
+      <w:r>
+        <w:rPr>
+          <w:rFonts w:asciiTheme="majorHAnsi" w:hAnsiTheme="majorHAnsi" w:cstheme="majorHAnsi"/>
+          <w:b/>
+          <w:bCs/>
+          <w:i w:val="0"/>
+          <w:iCs/>
+        </w:rPr>
+        <w:t>Analysis:</w:t>
+      </w:r>
+      <w:r>
+        <w:rPr>
+          <w:rFonts w:asciiTheme="majorHAnsi" w:hAnsiTheme="majorHAnsi" w:cstheme="majorHAnsi"/>
+          <w:i w:val="0"/>
+          <w:iCs/>
+        </w:rPr>
+        <w:t xml:space="preserve"> The ROC curve visually plots the trade-off between the True Positive Rate and the False Positive Rate. The model achieves an optimal Area Under the Curve (AUC) approaching 1.0 (perfect classification). The sharp curve bounding tightly to the absolute top-left indicates that the Logistic Regression (Stage 1) and Gradient Boosting (Stage 2) architectures can predict zero-day malicious intents purely based on input architecture without requiring proportional increases in False Positives.</w:t>
       </w:r>
       <w:r>
         <w:rPr>
@@ -4780,7 +5339,7 @@
                     <pic:cNvPicPr/>
                   </pic:nvPicPr>
                   <pic:blipFill>
-                    <a:blip r:embed="rId17"/>
+                    <a:blip r:embed="rId18"/>
                     <a:stretch>
                       <a:fillRect/>
                     </a:stretch>
@@ -4813,10 +5372,20 @@
       <w:r>
         <w:rPr>
           <w:rFonts w:asciiTheme="majorHAnsi" w:hAnsiTheme="majorHAnsi" w:cstheme="majorHAnsi"/>
-          <w:i w:val="0"/>
-          <w:iCs/>
-        </w:rPr>
-        <w:t>Analysis (Explainable AI): Traditional Deep Learning is frequently criticized for acting as a 'Black Box.' This feature importance graph specifically decompiles the decision vectors of the Stage 2 algorithm. It proves that simple visual identifiers (like the presence of an IP address) hold significantly less mathematical weight than structural domain metrics, such as the overall NLP Entropy of the parsed string or the live-queried WHOIS Domain Age. This allows Security Analysts to explicitly understand exactly why the Bixah engine flagged a specific asset.</w:t>
+          <w:b/>
+          <w:bCs/>
+          <w:i w:val="0"/>
+          <w:iCs/>
+        </w:rPr>
+        <w:t>Analysis (Explainable AI):</w:t>
+      </w:r>
+      <w:r>
+        <w:rPr>
+          <w:rFonts w:asciiTheme="majorHAnsi" w:hAnsiTheme="majorHAnsi" w:cstheme="majorHAnsi"/>
+          <w:i w:val="0"/>
+          <w:iCs/>
+        </w:rPr>
+        <w:t xml:space="preserve"> Traditional Deep Learning is frequently criticized for acting as a 'Black Box.' This feature importance graph specifically decompiles the decision vectors of the Stage 2 algorithm. It proves that simple visual identifiers (like the presence of an IP address) hold significantly less mathematical weight than structural domain metrics, such as the overall NLP Entropy of the parsed string or the live-queried WHOIS Domain Age. This allows Security Analysts to explicitly understand exactly why the Bixah engine flagged a specific asset.</w:t>
       </w:r>
       <w:r>
         <w:rPr>
@@ -4998,67 +5567,15 @@
           <w:iCs/>
         </w:rPr>
         <w:br/>
-      </w:r>
-      <w:r>
-        <w:rPr>
-          <w:rFonts w:asciiTheme="majorHAnsi" w:hAnsiTheme="majorHAnsi" w:cstheme="majorHAnsi"/>
-          <w:i w:val="0"/>
-          <w:iCs/>
-        </w:rPr>
-        <w:t>- Model Type: Logistic Regression operating on mathematically vectored abstract strings.</w:t>
-      </w:r>
-      <w:r>
-        <w:rPr>
-          <w:rFonts w:asciiTheme="majorHAnsi" w:hAnsiTheme="majorHAnsi" w:cstheme="majorHAnsi"/>
-          <w:i w:val="0"/>
-          <w:iCs/>
-        </w:rPr>
-        <w:br/>
-        <w:t>- What it Seeks to Find: This model ignores the functional mechanics of the website entirely and focuses purely on the linguistic anomaly patterns of the URL string. It seeks to predict intent based on whether the string looks like an algorithmically generated collision (DGA) or an attempt at subdomain brand impersonation.</w:t>
-      </w:r>
-      <w:r>
-        <w:rPr>
-          <w:rFonts w:asciiTheme="majorHAnsi" w:hAnsiTheme="majorHAnsi" w:cstheme="majorHAnsi"/>
-          <w:i w:val="0"/>
-          <w:iCs/>
-        </w:rPr>
-        <w:br/>
-        <w:t>- Data Transformation: The raw URLs are broken down into continuous character n-grams (groupings of 2-5 characters) via a TF-IDF (Term Frequency-Inverse Document Frequency) Vectorizer.</w:t>
-      </w:r>
-      <w:r>
-        <w:rPr>
-          <w:rFonts w:asciiTheme="majorHAnsi" w:hAnsiTheme="majorHAnsi" w:cstheme="majorHAnsi"/>
-          <w:i w:val="0"/>
-          <w:iCs/>
-        </w:rPr>
-        <w:br/>
-        <w:t>- Characteristics &amp; Results:</w:t>
-      </w:r>
-      <w:r>
-        <w:rPr>
-          <w:rFonts w:asciiTheme="majorHAnsi" w:hAnsiTheme="majorHAnsi" w:cstheme="majorHAnsi"/>
-          <w:i w:val="0"/>
-          <w:iCs/>
-        </w:rPr>
-        <w:br/>
-        <w:t xml:space="preserve">  - Accuracy: Evaluated independently, the Stage 1 model achieves an approximate 94.2% accuracy.</w:t>
-      </w:r>
-      <w:r>
-        <w:rPr>
-          <w:rFonts w:asciiTheme="majorHAnsi" w:hAnsiTheme="majorHAnsi" w:cstheme="majorHAnsi"/>
-          <w:i w:val="0"/>
-          <w:iCs/>
-        </w:rPr>
-        <w:br/>
-        <w:t xml:space="preserve">  - Insight: While fast and structurally sound for obvious phishing attacks (e.g., amazon-verify-acct.net), this model struggles with "Zero-Day Trusted Hacks," where an attacker compromises a legitimate, established WordPress site and hosts their phishing page deep inside its genuine folders.</w:t>
-      </w:r>
-      <w:r>
-        <w:rPr>
-          <w:rFonts w:asciiTheme="majorHAnsi" w:hAnsiTheme="majorHAnsi" w:cstheme="majorHAnsi"/>
-          <w:i w:val="0"/>
-          <w:iCs/>
-        </w:rPr>
-        <w:br/>
+        <w:t>- Model Type:</w:t>
+      </w:r>
+      <w:r>
+        <w:rPr>
+          <w:rFonts w:asciiTheme="majorHAnsi" w:hAnsiTheme="majorHAnsi" w:cstheme="majorHAnsi"/>
+          <w:i w:val="0"/>
+          <w:iCs/>
+        </w:rPr>
+        <w:t xml:space="preserve"> Logistic Regression operating on mathematically vectored abstract strings.</w:t>
       </w:r>
       <w:r>
         <w:rPr>
@@ -5076,7 +5593,23 @@
           <w:i w:val="0"/>
           <w:iCs/>
         </w:rPr>
-        <w:t>Model 2: Heuristic Feature Analysis</w:t>
+        <w:t>- What it Seeks to Find:</w:t>
+      </w:r>
+      <w:r>
+        <w:rPr>
+          <w:rFonts w:asciiTheme="majorHAnsi" w:hAnsiTheme="majorHAnsi" w:cstheme="majorHAnsi"/>
+          <w:i w:val="0"/>
+          <w:iCs/>
+        </w:rPr>
+        <w:t xml:space="preserve"> This model ignores the functional mechanics of the website entirely and focuses purely on the linguistic anomaly patterns of the URL string. It seeks to predict intent based on whether the string looks like an algorithmically generated collision (DGA) or an attempt at subdomain brand impersonation.</w:t>
+      </w:r>
+      <w:r>
+        <w:rPr>
+          <w:rFonts w:asciiTheme="majorHAnsi" w:hAnsiTheme="majorHAnsi" w:cstheme="majorHAnsi"/>
+          <w:i w:val="0"/>
+          <w:iCs/>
+        </w:rPr>
+        <w:br/>
       </w:r>
       <w:r>
         <w:rPr>
@@ -5086,41 +5619,32 @@
           <w:i w:val="0"/>
           <w:iCs/>
         </w:rPr>
-        <w:br/>
-      </w:r>
-      <w:r>
-        <w:rPr>
-          <w:rFonts w:asciiTheme="majorHAnsi" w:hAnsiTheme="majorHAnsi" w:cstheme="majorHAnsi"/>
-          <w:i w:val="0"/>
-          <w:iCs/>
-        </w:rPr>
-        <w:t>- Model Type: CatBoost (Histogram-based Gradient Boosting).</w:t>
-      </w:r>
-      <w:r>
-        <w:rPr>
-          <w:rFonts w:asciiTheme="majorHAnsi" w:hAnsiTheme="majorHAnsi" w:cstheme="majorHAnsi"/>
-          <w:i w:val="0"/>
-          <w:iCs/>
-        </w:rPr>
-        <w:br/>
-        <w:t>- What it Seeks to Find: This model ignores the abstract language of the URL and focuses rigidly on numerical infrastructure features and specific character activations extracted during the EDA phase. It predicts the structural deception capability of the endpoint.</w:t>
-      </w:r>
-      <w:r>
-        <w:rPr>
-          <w:rFonts w:asciiTheme="majorHAnsi" w:hAnsiTheme="majorHAnsi" w:cstheme="majorHAnsi"/>
-          <w:i w:val="0"/>
-          <w:iCs/>
-        </w:rPr>
-        <w:br/>
-        <w:t>- Evaluated Attributes: It analyzes numerical arrays representing features like domain_age, hostname_length, entropy, boolean punycode matches, and heuristic page indicators such as the presence of password boxes (has_password_field) fetching to external, unverified origins.</w:t>
-      </w:r>
-      <w:r>
-        <w:rPr>
-          <w:rFonts w:asciiTheme="majorHAnsi" w:hAnsiTheme="majorHAnsi" w:cstheme="majorHAnsi"/>
-          <w:i w:val="0"/>
-          <w:iCs/>
-        </w:rPr>
-        <w:br/>
+        <w:t>- Data Transformation:</w:t>
+      </w:r>
+      <w:r>
+        <w:rPr>
+          <w:rFonts w:asciiTheme="majorHAnsi" w:hAnsiTheme="majorHAnsi" w:cstheme="majorHAnsi"/>
+          <w:i w:val="0"/>
+          <w:iCs/>
+        </w:rPr>
+        <w:t xml:space="preserve"> The raw URLs are broken down into continuous character n-grams (groupings of 2-5 characters) via a TF-IDF (Term Frequency-Inverse Document Frequency) Vectorizer.</w:t>
+      </w:r>
+      <w:r>
+        <w:rPr>
+          <w:rFonts w:asciiTheme="majorHAnsi" w:hAnsiTheme="majorHAnsi" w:cstheme="majorHAnsi"/>
+          <w:i w:val="0"/>
+          <w:iCs/>
+        </w:rPr>
+        <w:br/>
+      </w:r>
+      <w:r>
+        <w:rPr>
+          <w:rFonts w:asciiTheme="majorHAnsi" w:hAnsiTheme="majorHAnsi" w:cstheme="majorHAnsi"/>
+          <w:b/>
+          <w:bCs/>
+          <w:i w:val="0"/>
+          <w:iCs/>
+        </w:rPr>
         <w:t>- Characteristics &amp; Results:</w:t>
       </w:r>
       <w:r>
@@ -5130,16 +5654,217 @@
           <w:iCs/>
         </w:rPr>
         <w:br/>
-        <w:t xml:space="preserve">  - Accuracy: The Stage 2 Categorical Boosting model achieves an approximate 96.5% accuracy.</w:t>
-      </w:r>
-      <w:r>
-        <w:rPr>
-          <w:rFonts w:asciiTheme="majorHAnsi" w:hAnsiTheme="majorHAnsi" w:cstheme="majorHAnsi"/>
-          <w:i w:val="0"/>
-          <w:iCs/>
-        </w:rPr>
-        <w:br/>
-        <w:t xml:space="preserve">  - Insight: Gradient Boosting models excel at handling non-linear data boundaries (such as plotting young domain ages against high keyword entropy). However, they require significantly more computational overhead during training than Logistic arrays.</w:t>
+      </w:r>
+      <w:r>
+        <w:rPr>
+          <w:rFonts w:asciiTheme="majorHAnsi" w:hAnsiTheme="majorHAnsi" w:cstheme="majorHAnsi"/>
+          <w:b/>
+          <w:bCs/>
+          <w:i w:val="0"/>
+          <w:iCs/>
+        </w:rPr>
+        <w:t xml:space="preserve">  - Accuracy:</w:t>
+      </w:r>
+      <w:r>
+        <w:rPr>
+          <w:rFonts w:asciiTheme="majorHAnsi" w:hAnsiTheme="majorHAnsi" w:cstheme="majorHAnsi"/>
+          <w:i w:val="0"/>
+          <w:iCs/>
+        </w:rPr>
+        <w:t xml:space="preserve"> Evaluated independently, the Stage 1 model achieves an approximate 94.2% accuracy.</w:t>
+      </w:r>
+      <w:r>
+        <w:rPr>
+          <w:rFonts w:asciiTheme="majorHAnsi" w:hAnsiTheme="majorHAnsi" w:cstheme="majorHAnsi"/>
+          <w:i w:val="0"/>
+          <w:iCs/>
+        </w:rPr>
+        <w:br/>
+      </w:r>
+      <w:r>
+        <w:rPr>
+          <w:rFonts w:asciiTheme="majorHAnsi" w:hAnsiTheme="majorHAnsi" w:cstheme="majorHAnsi"/>
+          <w:b/>
+          <w:bCs/>
+          <w:i w:val="0"/>
+          <w:iCs/>
+        </w:rPr>
+        <w:t xml:space="preserve">  - Insight:</w:t>
+      </w:r>
+      <w:r>
+        <w:rPr>
+          <w:rFonts w:asciiTheme="majorHAnsi" w:hAnsiTheme="majorHAnsi" w:cstheme="majorHAnsi"/>
+          <w:i w:val="0"/>
+          <w:iCs/>
+        </w:rPr>
+        <w:t xml:space="preserve"> While fast and structurally sound for obvious phishing attacks (e.g., amazon-verify-acct.net), this model struggles with "Zero-Day Trusted Hacks," where an attacker compromises a legitimate, established WordPress site and hosts their phishing page deep inside its genuine folders.</w:t>
+      </w:r>
+      <w:r>
+        <w:rPr>
+          <w:rFonts w:asciiTheme="majorHAnsi" w:hAnsiTheme="majorHAnsi" w:cstheme="majorHAnsi"/>
+          <w:i w:val="0"/>
+          <w:iCs/>
+        </w:rPr>
+        <w:br/>
+      </w:r>
+      <w:r>
+        <w:rPr>
+          <w:rFonts w:asciiTheme="majorHAnsi" w:hAnsiTheme="majorHAnsi" w:cstheme="majorHAnsi"/>
+          <w:i w:val="0"/>
+          <w:iCs/>
+        </w:rPr>
+        <w:br/>
+      </w:r>
+      <w:r>
+        <w:rPr>
+          <w:rFonts w:asciiTheme="majorHAnsi" w:hAnsiTheme="majorHAnsi" w:cstheme="majorHAnsi"/>
+          <w:b/>
+          <w:bCs/>
+          <w:i w:val="0"/>
+          <w:iCs/>
+        </w:rPr>
+        <w:t>Model 2: Heuristic Feature Analysis</w:t>
+      </w:r>
+      <w:r>
+        <w:rPr>
+          <w:rFonts w:asciiTheme="majorHAnsi" w:hAnsiTheme="majorHAnsi" w:cstheme="majorHAnsi"/>
+          <w:b/>
+          <w:bCs/>
+          <w:i w:val="0"/>
+          <w:iCs/>
+        </w:rPr>
+        <w:br/>
+        <w:t>- Model Type:</w:t>
+      </w:r>
+      <w:r>
+        <w:rPr>
+          <w:rFonts w:asciiTheme="majorHAnsi" w:hAnsiTheme="majorHAnsi" w:cstheme="majorHAnsi"/>
+          <w:i w:val="0"/>
+          <w:iCs/>
+        </w:rPr>
+        <w:t xml:space="preserve"> CatBoost (Histogram-based Gradient Boosting).</w:t>
+      </w:r>
+      <w:r>
+        <w:rPr>
+          <w:rFonts w:asciiTheme="majorHAnsi" w:hAnsiTheme="majorHAnsi" w:cstheme="majorHAnsi"/>
+          <w:i w:val="0"/>
+          <w:iCs/>
+        </w:rPr>
+        <w:br/>
+      </w:r>
+      <w:r>
+        <w:rPr>
+          <w:rFonts w:asciiTheme="majorHAnsi" w:hAnsiTheme="majorHAnsi" w:cstheme="majorHAnsi"/>
+          <w:b/>
+          <w:bCs/>
+          <w:i w:val="0"/>
+          <w:iCs/>
+        </w:rPr>
+        <w:t>- What it Seeks to Find:</w:t>
+      </w:r>
+      <w:r>
+        <w:rPr>
+          <w:rFonts w:asciiTheme="majorHAnsi" w:hAnsiTheme="majorHAnsi" w:cstheme="majorHAnsi"/>
+          <w:i w:val="0"/>
+          <w:iCs/>
+        </w:rPr>
+        <w:t xml:space="preserve"> This model ignores the abstract language of the URL and focuses rigidly on numerical infrastructure features and specific character activations extracted during the EDA phase. It predicts the structural deception capability of the endpoint.</w:t>
+      </w:r>
+      <w:r>
+        <w:rPr>
+          <w:rFonts w:asciiTheme="majorHAnsi" w:hAnsiTheme="majorHAnsi" w:cstheme="majorHAnsi"/>
+          <w:i w:val="0"/>
+          <w:iCs/>
+        </w:rPr>
+        <w:br/>
+      </w:r>
+      <w:r>
+        <w:rPr>
+          <w:rFonts w:asciiTheme="majorHAnsi" w:hAnsiTheme="majorHAnsi" w:cstheme="majorHAnsi"/>
+          <w:b/>
+          <w:bCs/>
+          <w:i w:val="0"/>
+          <w:iCs/>
+        </w:rPr>
+        <w:t>- Evaluated Attributes:</w:t>
+      </w:r>
+      <w:r>
+        <w:rPr>
+          <w:rFonts w:asciiTheme="majorHAnsi" w:hAnsiTheme="majorHAnsi" w:cstheme="majorHAnsi"/>
+          <w:i w:val="0"/>
+          <w:iCs/>
+        </w:rPr>
+        <w:t xml:space="preserve"> It analyzes numerical arrays representing features like domain_age, hostname_length, entropy, boolean punycode matches, and heuristic page indicators such as the presence of password boxes (has_password_field) fetching to external, unverified origins.</w:t>
+      </w:r>
+      <w:r>
+        <w:rPr>
+          <w:rFonts w:asciiTheme="majorHAnsi" w:hAnsiTheme="majorHAnsi" w:cstheme="majorHAnsi"/>
+          <w:i w:val="0"/>
+          <w:iCs/>
+        </w:rPr>
+        <w:br/>
+      </w:r>
+      <w:r>
+        <w:rPr>
+          <w:rFonts w:asciiTheme="majorHAnsi" w:hAnsiTheme="majorHAnsi" w:cstheme="majorHAnsi"/>
+          <w:b/>
+          <w:bCs/>
+          <w:i w:val="0"/>
+          <w:iCs/>
+        </w:rPr>
+        <w:t>- Characteristics &amp; Results:</w:t>
+      </w:r>
+      <w:r>
+        <w:rPr>
+          <w:rFonts w:asciiTheme="majorHAnsi" w:hAnsiTheme="majorHAnsi" w:cstheme="majorHAnsi"/>
+          <w:i w:val="0"/>
+          <w:iCs/>
+        </w:rPr>
+        <w:br/>
+      </w:r>
+      <w:r>
+        <w:rPr>
+          <w:rFonts w:asciiTheme="majorHAnsi" w:hAnsiTheme="majorHAnsi" w:cstheme="majorHAnsi"/>
+          <w:b/>
+          <w:bCs/>
+          <w:i w:val="0"/>
+          <w:iCs/>
+        </w:rPr>
+        <w:t xml:space="preserve">  - Accuracy:</w:t>
+      </w:r>
+      <w:r>
+        <w:rPr>
+          <w:rFonts w:asciiTheme="majorHAnsi" w:hAnsiTheme="majorHAnsi" w:cstheme="majorHAnsi"/>
+          <w:i w:val="0"/>
+          <w:iCs/>
+        </w:rPr>
+        <w:t xml:space="preserve"> The Stage 2 Categorical Boosting model achieves an approximate 96.5% accuracy.</w:t>
+      </w:r>
+      <w:r>
+        <w:rPr>
+          <w:rFonts w:asciiTheme="majorHAnsi" w:hAnsiTheme="majorHAnsi" w:cstheme="majorHAnsi"/>
+          <w:i w:val="0"/>
+          <w:iCs/>
+        </w:rPr>
+        <w:br/>
+      </w:r>
+      <w:r>
+        <w:rPr>
+          <w:rFonts w:asciiTheme="majorHAnsi" w:hAnsiTheme="majorHAnsi" w:cstheme="majorHAnsi"/>
+          <w:b/>
+          <w:bCs/>
+          <w:i w:val="0"/>
+          <w:iCs/>
+        </w:rPr>
+        <w:t xml:space="preserve">  - Insight:</w:t>
+      </w:r>
+      <w:r>
+        <w:rPr>
+          <w:rFonts w:asciiTheme="majorHAnsi" w:hAnsiTheme="majorHAnsi" w:cstheme="majorHAnsi"/>
+          <w:i w:val="0"/>
+          <w:iCs/>
+        </w:rPr>
+        <w:t xml:space="preserve"> Gradient Boosting models excel at handling non-linear data boundaries (such as plotting young domain ages against high keyword entropy). However, they require significantly more computational overhead during training than Logistic arrays.</w:t>
       </w:r>
       <w:r>
         <w:rPr>
@@ -5231,41 +5956,6 @@
           <w:iCs/>
         </w:rPr>
         <w:br/>
-        <w:t>- Fusion Mechanism: Standard ML ensembles usually apply a static average (e.g., 50% Stage 1 + 50% Stage 2). However, our analysis proved this creates False Positives on highly trusted corporate domains. The Bixah architecture uses a dynamic sliding weight proxy.</w:t>
-      </w:r>
-      <w:r>
-        <w:rPr>
-          <w:rFonts w:asciiTheme="majorHAnsi" w:hAnsiTheme="majorHAnsi" w:cstheme="majorHAnsi"/>
-          <w:i w:val="0"/>
-          <w:iCs/>
-        </w:rPr>
-        <w:br/>
-        <w:t xml:space="preserve">  - Weight Condition A: If Stage 1 (Logistic) determines with extremely high confidence (probability &lt; 0.05) that the domain structure is a perfect corporate entity (e.g., google.com), the fusion algorithm assigns it a mathematical weight of 85%, fundamentally forcing the algorithm to ignore Stage 2's potential false alarms.</w:t>
-      </w:r>
-      <w:r>
-        <w:rPr>
-          <w:rFonts w:asciiTheme="majorHAnsi" w:hAnsiTheme="majorHAnsi" w:cstheme="majorHAnsi"/>
-          <w:i w:val="0"/>
-          <w:iCs/>
-        </w:rPr>
-        <w:br/>
-        <w:t xml:space="preserve">  - Weight Condition B: In standard, ambiguous cases, the algorithm relies on the pre-configured baseline fusion (typically a balanced algorithmic weight of 50/50 between both models) to output the final prediction metric.</w:t>
-      </w:r>
-      <w:r>
-        <w:rPr>
-          <w:rFonts w:asciiTheme="majorHAnsi" w:hAnsiTheme="majorHAnsi" w:cstheme="majorHAnsi"/>
-          <w:i w:val="0"/>
-          <w:iCs/>
-        </w:rPr>
-        <w:br/>
-      </w:r>
-      <w:r>
-        <w:rPr>
-          <w:rFonts w:asciiTheme="majorHAnsi" w:hAnsiTheme="majorHAnsi" w:cstheme="majorHAnsi"/>
-          <w:i w:val="0"/>
-          <w:iCs/>
-        </w:rPr>
-        <w:br/>
       </w:r>
       <w:r>
         <w:rPr>
@@ -5275,7 +5965,23 @@
           <w:i w:val="0"/>
           <w:iCs/>
         </w:rPr>
-        <w:t>Model Efficacy Results</w:t>
+        <w:t>- Fusion Mechanism:</w:t>
+      </w:r>
+      <w:r>
+        <w:rPr>
+          <w:rFonts w:asciiTheme="majorHAnsi" w:hAnsiTheme="majorHAnsi" w:cstheme="majorHAnsi"/>
+          <w:i w:val="0"/>
+          <w:iCs/>
+        </w:rPr>
+        <w:t xml:space="preserve"> Standard ML ensembles usually apply a static average (e.g., 50% Stage 1 + 50% Stage 2). However, our analysis proved this creates False Positives on highly trusted corporate domains. The Bixah architecture uses a dynamic sliding weight proxy.</w:t>
+      </w:r>
+      <w:r>
+        <w:rPr>
+          <w:rFonts w:asciiTheme="majorHAnsi" w:hAnsiTheme="majorHAnsi" w:cstheme="majorHAnsi"/>
+          <w:i w:val="0"/>
+          <w:iCs/>
+        </w:rPr>
+        <w:br/>
       </w:r>
       <w:r>
         <w:rPr>
@@ -5285,6 +5991,76 @@
           <w:i w:val="0"/>
           <w:iCs/>
         </w:rPr>
+        <w:t xml:space="preserve">  - Weight Condition A:</w:t>
+      </w:r>
+      <w:r>
+        <w:rPr>
+          <w:rFonts w:asciiTheme="majorHAnsi" w:hAnsiTheme="majorHAnsi" w:cstheme="majorHAnsi"/>
+          <w:i w:val="0"/>
+          <w:iCs/>
+        </w:rPr>
+        <w:t xml:space="preserve"> If Stage 1 (Logistic) determines with extremely high confidence (probability &lt; 0.05) that the domain structure is a perfect corporate entity (e.g., google.com), the fusion algorithm assigns it a mathematical weight of 85%, fundamentally forcing the algorithm to ignore Stage 2's potential false alarms.</w:t>
+      </w:r>
+      <w:r>
+        <w:rPr>
+          <w:rFonts w:asciiTheme="majorHAnsi" w:hAnsiTheme="majorHAnsi" w:cstheme="majorHAnsi"/>
+          <w:i w:val="0"/>
+          <w:iCs/>
+        </w:rPr>
+        <w:br/>
+      </w:r>
+      <w:r>
+        <w:rPr>
+          <w:rFonts w:asciiTheme="majorHAnsi" w:hAnsiTheme="majorHAnsi" w:cstheme="majorHAnsi"/>
+          <w:b/>
+          <w:bCs/>
+          <w:i w:val="0"/>
+          <w:iCs/>
+        </w:rPr>
+        <w:t xml:space="preserve">  - Weight Condition B:</w:t>
+      </w:r>
+      <w:r>
+        <w:rPr>
+          <w:rFonts w:asciiTheme="majorHAnsi" w:hAnsiTheme="majorHAnsi" w:cstheme="majorHAnsi"/>
+          <w:i w:val="0"/>
+          <w:iCs/>
+        </w:rPr>
+        <w:t xml:space="preserve"> In standard, ambiguous cases, the algorithm relies on the pre-configured baseline fusion (typically a balanced algorithmic weight of 50/50 between both models) to output the final prediction metric.</w:t>
+      </w:r>
+      <w:r>
+        <w:rPr>
+          <w:rFonts w:asciiTheme="majorHAnsi" w:hAnsiTheme="majorHAnsi" w:cstheme="majorHAnsi"/>
+          <w:i w:val="0"/>
+          <w:iCs/>
+        </w:rPr>
+        <w:br/>
+      </w:r>
+      <w:r>
+        <w:rPr>
+          <w:rFonts w:asciiTheme="majorHAnsi" w:hAnsiTheme="majorHAnsi" w:cstheme="majorHAnsi"/>
+          <w:i w:val="0"/>
+          <w:iCs/>
+        </w:rPr>
+        <w:br/>
+      </w:r>
+      <w:r>
+        <w:rPr>
+          <w:rFonts w:asciiTheme="majorHAnsi" w:hAnsiTheme="majorHAnsi" w:cstheme="majorHAnsi"/>
+          <w:b/>
+          <w:bCs/>
+          <w:i w:val="0"/>
+          <w:iCs/>
+        </w:rPr>
+        <w:t>Model Efficacy Results</w:t>
+      </w:r>
+      <w:r>
+        <w:rPr>
+          <w:rFonts w:asciiTheme="majorHAnsi" w:hAnsiTheme="majorHAnsi" w:cstheme="majorHAnsi"/>
+          <w:b/>
+          <w:bCs/>
+          <w:i w:val="0"/>
+          <w:iCs/>
+        </w:rPr>
         <w:br/>
       </w:r>
       <w:r>
@@ -5302,25 +6078,130 @@
           <w:iCs/>
         </w:rPr>
         <w:br/>
-        <w:t>- Final System Accuracy: 99.4% True Positive predictive efficacy across the testing arrays.</w:t>
-      </w:r>
-      <w:r>
-        <w:rPr>
-          <w:rFonts w:asciiTheme="majorHAnsi" w:hAnsiTheme="majorHAnsi" w:cstheme="majorHAnsi"/>
-          <w:i w:val="0"/>
-          <w:iCs/>
-        </w:rPr>
-        <w:br/>
-        <w:t>- Detection Rate: 99.6% (Actively catches 996 out of 1000 zero-day phishing deployments).</w:t>
-      </w:r>
-      <w:r>
-        <w:rPr>
-          <w:rFonts w:asciiTheme="majorHAnsi" w:hAnsiTheme="majorHAnsi" w:cstheme="majorHAnsi"/>
-          <w:i w:val="0"/>
-          <w:iCs/>
-        </w:rPr>
-        <w:br/>
-        <w:t>- False Positive Impact: The integrated fail-safe architectures and trusted institutional guard-rails reduce the FPR to 0.8%—exceeding standard industry baselines and ensuring legitimate business traffic remains uninterrupted while under Active Protection modes.</w:t>
+      </w:r>
+      <w:r>
+        <w:rPr>
+          <w:rFonts w:asciiTheme="majorHAnsi" w:hAnsiTheme="majorHAnsi" w:cstheme="majorHAnsi"/>
+          <w:b/>
+          <w:bCs/>
+          <w:i w:val="0"/>
+          <w:iCs/>
+        </w:rPr>
+        <w:t>- Final System Accuracy:</w:t>
+      </w:r>
+      <w:r>
+        <w:rPr>
+          <w:rFonts w:asciiTheme="majorHAnsi" w:hAnsiTheme="majorHAnsi" w:cstheme="majorHAnsi"/>
+          <w:i w:val="0"/>
+          <w:iCs/>
+        </w:rPr>
+        <w:t xml:space="preserve"> </w:t>
+      </w:r>
+      <w:r>
+        <w:rPr>
+          <w:rFonts w:asciiTheme="majorHAnsi" w:hAnsiTheme="majorHAnsi" w:cstheme="majorHAnsi"/>
+          <w:i w:val="0"/>
+          <w:iCs/>
+          <w:color w:val="EE0000"/>
+          <w:highlight w:val="yellow"/>
+        </w:rPr>
+        <w:t>99.4%</w:t>
+      </w:r>
+      <w:r>
+        <w:rPr>
+          <w:rFonts w:asciiTheme="majorHAnsi" w:hAnsiTheme="majorHAnsi" w:cstheme="majorHAnsi"/>
+          <w:i w:val="0"/>
+          <w:iCs/>
+          <w:color w:val="EE0000"/>
+        </w:rPr>
+        <w:t xml:space="preserve"> </w:t>
+      </w:r>
+      <w:r>
+        <w:rPr>
+          <w:rFonts w:asciiTheme="majorHAnsi" w:hAnsiTheme="majorHAnsi" w:cstheme="majorHAnsi"/>
+          <w:i w:val="0"/>
+          <w:iCs/>
+        </w:rPr>
+        <w:t>True Positive predictive efficacy across the testing arrays.</w:t>
+      </w:r>
+      <w:r>
+        <w:rPr>
+          <w:rFonts w:asciiTheme="majorHAnsi" w:hAnsiTheme="majorHAnsi" w:cstheme="majorHAnsi"/>
+          <w:i w:val="0"/>
+          <w:iCs/>
+        </w:rPr>
+        <w:br/>
+      </w:r>
+      <w:r>
+        <w:rPr>
+          <w:rFonts w:asciiTheme="majorHAnsi" w:hAnsiTheme="majorHAnsi" w:cstheme="majorHAnsi"/>
+          <w:b/>
+          <w:bCs/>
+          <w:i w:val="0"/>
+          <w:iCs/>
+        </w:rPr>
+        <w:t>- Detection Rate:</w:t>
+      </w:r>
+      <w:r>
+        <w:rPr>
+          <w:rFonts w:asciiTheme="majorHAnsi" w:hAnsiTheme="majorHAnsi" w:cstheme="majorHAnsi"/>
+          <w:i w:val="0"/>
+          <w:iCs/>
+        </w:rPr>
+        <w:t xml:space="preserve"> </w:t>
+      </w:r>
+      <w:r>
+        <w:rPr>
+          <w:rFonts w:asciiTheme="majorHAnsi" w:hAnsiTheme="majorHAnsi" w:cstheme="majorHAnsi"/>
+          <w:i w:val="0"/>
+          <w:iCs/>
+          <w:color w:val="EE0000"/>
+          <w:highlight w:val="yellow"/>
+        </w:rPr>
+        <w:t>99.6%</w:t>
+      </w:r>
+      <w:r>
+        <w:rPr>
+          <w:rFonts w:asciiTheme="majorHAnsi" w:hAnsiTheme="majorHAnsi" w:cstheme="majorHAnsi"/>
+          <w:i w:val="0"/>
+          <w:iCs/>
+          <w:color w:val="EE0000"/>
+        </w:rPr>
+        <w:t xml:space="preserve"> </w:t>
+      </w:r>
+      <w:r>
+        <w:rPr>
+          <w:rFonts w:asciiTheme="majorHAnsi" w:hAnsiTheme="majorHAnsi" w:cstheme="majorHAnsi"/>
+          <w:i w:val="0"/>
+          <w:iCs/>
+        </w:rPr>
+        <w:t>(Actively catches 996 out of 1000 zero-day phishing deployments).</w:t>
+      </w:r>
+      <w:r>
+        <w:rPr>
+          <w:rFonts w:asciiTheme="majorHAnsi" w:hAnsiTheme="majorHAnsi" w:cstheme="majorHAnsi"/>
+          <w:i w:val="0"/>
+          <w:iCs/>
+        </w:rPr>
+        <w:br/>
+      </w:r>
+      <w:r>
+        <w:rPr>
+          <w:rFonts w:asciiTheme="majorHAnsi" w:hAnsiTheme="majorHAnsi" w:cstheme="majorHAnsi"/>
+          <w:b/>
+          <w:bCs/>
+          <w:i w:val="0"/>
+          <w:iCs/>
+        </w:rPr>
+        <w:t>- False Positive Impact:</w:t>
+      </w:r>
+      <w:r>
+        <w:rPr>
+          <w:rFonts w:asciiTheme="majorHAnsi" w:hAnsiTheme="majorHAnsi" w:cstheme="majorHAnsi"/>
+          <w:i w:val="0"/>
+          <w:iCs/>
+        </w:rPr>
+        <w:t xml:space="preserve"> The integrated fail-safe architectures and trusted institutional guard-rails reduce the FPR to 0.8%—exceeding standard industry baselines and ensuring legitimate business traffic remains uninterrupted while under Active Protection modes.</w:t>
       </w:r>
     </w:p>
     <w:p>
@@ -5413,72 +6294,32 @@
           <w:iCs/>
         </w:rPr>
         <w:br/>
-      </w:r>
-      <w:r>
-        <w:rPr>
-          <w:rFonts w:asciiTheme="majorHAnsi" w:hAnsiTheme="majorHAnsi" w:cstheme="majorHAnsi"/>
-          <w:i w:val="0"/>
-          <w:iCs/>
-        </w:rPr>
-        <w:t>- Tools Evaluated: Pandas, Polars, Base Python Dictionaries, NumPy.</w:t>
-      </w:r>
-      <w:r>
-        <w:rPr>
-          <w:rFonts w:asciiTheme="majorHAnsi" w:hAnsiTheme="majorHAnsi" w:cstheme="majorHAnsi"/>
-          <w:i w:val="0"/>
-          <w:iCs/>
-        </w:rPr>
-        <w:br/>
-        <w:t>- Tool Selected: Pandas alongside NumPy.</w:t>
-      </w:r>
-      <w:r>
-        <w:rPr>
-          <w:rFonts w:asciiTheme="majorHAnsi" w:hAnsiTheme="majorHAnsi" w:cstheme="majorHAnsi"/>
-          <w:i w:val="0"/>
-          <w:iCs/>
-        </w:rPr>
-        <w:br/>
-        <w:t xml:space="preserve">- Justification &amp; Project Role: While Polars offers slight performance advantages for massive out-of-core datasets, Pandas </w:t>
-      </w:r>
-      <w:r>
-        <w:rPr>
-          <w:rFonts w:asciiTheme="majorHAnsi" w:hAnsiTheme="majorHAnsi" w:cstheme="majorHAnsi"/>
-          <w:i w:val="0"/>
-          <w:iCs/>
-        </w:rPr>
-        <w:t>were</w:t>
-      </w:r>
-      <w:r>
-        <w:rPr>
-          <w:rFonts w:asciiTheme="majorHAnsi" w:hAnsiTheme="majorHAnsi" w:cstheme="majorHAnsi"/>
-          <w:i w:val="0"/>
-          <w:iCs/>
-        </w:rPr>
-        <w:t xml:space="preserve"> selected due to </w:t>
-      </w:r>
-      <w:r>
-        <w:rPr>
-          <w:rFonts w:asciiTheme="majorHAnsi" w:hAnsiTheme="majorHAnsi" w:cstheme="majorHAnsi"/>
-          <w:i w:val="0"/>
-          <w:iCs/>
-        </w:rPr>
-        <w:t>their</w:t>
-      </w:r>
-      <w:r>
-        <w:rPr>
-          <w:rFonts w:asciiTheme="majorHAnsi" w:hAnsiTheme="majorHAnsi" w:cstheme="majorHAnsi"/>
-          <w:i w:val="0"/>
-          <w:iCs/>
-        </w:rPr>
-        <w:t xml:space="preserve"> absolute dominance and stability within the Python machine learning ecosystem. Pandas DataFrames were critical for parsing the thousands of CSV rows sourced from PhishTank and OpenPhish during the Exploratory Data Analysis (EDA) phase. NumPy was selected for its high-performance C-backend, allowing the backend engine to rapidly compute mathematical arrays (such as entropy calculations and probability matrix multiplications) without stalling the real-time scanning process.</w:t>
-      </w:r>
-      <w:r>
-        <w:rPr>
-          <w:rFonts w:asciiTheme="majorHAnsi" w:hAnsiTheme="majorHAnsi" w:cstheme="majorHAnsi"/>
-          <w:i w:val="0"/>
-          <w:iCs/>
-        </w:rPr>
-        <w:br/>
+        <w:t>- Tools Evaluated:</w:t>
+      </w:r>
+      <w:r>
+        <w:rPr>
+          <w:rFonts w:asciiTheme="majorHAnsi" w:hAnsiTheme="majorHAnsi" w:cstheme="majorHAnsi"/>
+          <w:i w:val="0"/>
+          <w:iCs/>
+        </w:rPr>
+        <w:t xml:space="preserve"> </w:t>
+      </w:r>
+      <w:r>
+        <w:rPr>
+          <w:rFonts w:asciiTheme="majorHAnsi" w:hAnsiTheme="majorHAnsi" w:cstheme="majorHAnsi"/>
+          <w:i w:val="0"/>
+          <w:iCs/>
+          <w:highlight w:val="yellow"/>
+        </w:rPr>
+        <w:t>Pandas, Polars, Base Python Dictionaries, NumPy</w:t>
+      </w:r>
+      <w:r>
+        <w:rPr>
+          <w:rFonts w:asciiTheme="majorHAnsi" w:hAnsiTheme="majorHAnsi" w:cstheme="majorHAnsi"/>
+          <w:i w:val="0"/>
+          <w:iCs/>
+        </w:rPr>
+        <w:t>.</w:t>
       </w:r>
       <w:r>
         <w:rPr>
@@ -5496,7 +6337,32 @@
           <w:i w:val="0"/>
           <w:iCs/>
         </w:rPr>
-        <w:t>2. Machine Learning Architecture (Model Building)</w:t>
+        <w:t>- Tool Selected:</w:t>
+      </w:r>
+      <w:r>
+        <w:rPr>
+          <w:rFonts w:asciiTheme="majorHAnsi" w:hAnsiTheme="majorHAnsi" w:cstheme="majorHAnsi"/>
+          <w:i w:val="0"/>
+          <w:iCs/>
+        </w:rPr>
+        <w:t xml:space="preserve"> </w:t>
+      </w:r>
+      <w:r>
+        <w:rPr>
+          <w:rFonts w:asciiTheme="majorHAnsi" w:hAnsiTheme="majorHAnsi" w:cstheme="majorHAnsi"/>
+          <w:i w:val="0"/>
+          <w:iCs/>
+          <w:highlight w:val="yellow"/>
+        </w:rPr>
+        <w:t>Pandas alongside NumPy.</w:t>
+      </w:r>
+      <w:r>
+        <w:rPr>
+          <w:rFonts w:asciiTheme="majorHAnsi" w:hAnsiTheme="majorHAnsi" w:cstheme="majorHAnsi"/>
+          <w:i w:val="0"/>
+          <w:iCs/>
+        </w:rPr>
+        <w:br/>
       </w:r>
       <w:r>
         <w:rPr>
@@ -5506,32 +6372,6 @@
           <w:i w:val="0"/>
           <w:iCs/>
         </w:rPr>
-        <w:br/>
-      </w:r>
-      <w:r>
-        <w:rPr>
-          <w:rFonts w:asciiTheme="majorHAnsi" w:hAnsiTheme="majorHAnsi" w:cstheme="majorHAnsi"/>
-          <w:i w:val="0"/>
-          <w:iCs/>
-        </w:rPr>
-        <w:t>- Tools Evaluated: Scikit-Learn (Random Forest, Logistic Regression), XGBoost, LightGBM, CatBoost.</w:t>
-      </w:r>
-      <w:r>
-        <w:rPr>
-          <w:rFonts w:asciiTheme="majorHAnsi" w:hAnsiTheme="majorHAnsi" w:cstheme="majorHAnsi"/>
-          <w:i w:val="0"/>
-          <w:iCs/>
-        </w:rPr>
-        <w:br/>
-        <w:t>- Tools Selected: Scikit-Learn (for Stage 1) and CatBoost (for Stage 2).</w:t>
-      </w:r>
-      <w:r>
-        <w:rPr>
-          <w:rFonts w:asciiTheme="majorHAnsi" w:hAnsiTheme="majorHAnsi" w:cstheme="majorHAnsi"/>
-          <w:i w:val="0"/>
-          <w:iCs/>
-        </w:rPr>
-        <w:br/>
         <w:t>- Justification &amp; Project Role:</w:t>
       </w:r>
       <w:r>
@@ -5540,17 +6380,39 @@
           <w:i w:val="0"/>
           <w:iCs/>
         </w:rPr>
-        <w:br/>
-        <w:t xml:space="preserve">  - Scikit-Learn (Logistic Regression &amp; TF-IDF): Selected for Stage 1 because analyzing the abstract text of a URL requires Natural Language Processing (NLP). Scikit-Learn’s TfidfVectorizer paired with LogisticRegression provided the fastest, most effective way to vectorize sparse text data (character n-grams) into predictive probabilities with minimal memory footprint.</w:t>
-      </w:r>
-      <w:r>
-        <w:rPr>
-          <w:rFonts w:asciiTheme="majorHAnsi" w:hAnsiTheme="majorHAnsi" w:cstheme="majorHAnsi"/>
-          <w:i w:val="0"/>
-          <w:iCs/>
-        </w:rPr>
-        <w:br/>
-        <w:t xml:space="preserve">  - CatBoost (Histogram-based Gradient Boosting): For Stage 2, traditional Random Forests were evaluated but discarded due to slower training times on heterogeneous data (combining booleans, categorical tags, and integers). CatBoost (Categorical Boosting), developed by Yandex, was explicitly chosen because it natively handles categorical features without requiring extensive, memory-heavy one-hot encoding. CatBoost builds symmetrical decision trees, enabling the Bixah engine to evaluate heuristic web features at lightning speed, making it perfect for real-time cybersecurity deployments.</w:t>
+        <w:t xml:space="preserve"> While Polars offers slight performance advantages for massive out-of-core datasets, Pandas </w:t>
+      </w:r>
+      <w:r>
+        <w:rPr>
+          <w:rFonts w:asciiTheme="majorHAnsi" w:hAnsiTheme="majorHAnsi" w:cstheme="majorHAnsi"/>
+          <w:i w:val="0"/>
+          <w:iCs/>
+        </w:rPr>
+        <w:t>were</w:t>
+      </w:r>
+      <w:r>
+        <w:rPr>
+          <w:rFonts w:asciiTheme="majorHAnsi" w:hAnsiTheme="majorHAnsi" w:cstheme="majorHAnsi"/>
+          <w:i w:val="0"/>
+          <w:iCs/>
+        </w:rPr>
+        <w:t xml:space="preserve"> selected due to </w:t>
+      </w:r>
+      <w:r>
+        <w:rPr>
+          <w:rFonts w:asciiTheme="majorHAnsi" w:hAnsiTheme="majorHAnsi" w:cstheme="majorHAnsi"/>
+          <w:i w:val="0"/>
+          <w:iCs/>
+        </w:rPr>
+        <w:t>their</w:t>
+      </w:r>
+      <w:r>
+        <w:rPr>
+          <w:rFonts w:asciiTheme="majorHAnsi" w:hAnsiTheme="majorHAnsi" w:cstheme="majorHAnsi"/>
+          <w:i w:val="0"/>
+          <w:iCs/>
+        </w:rPr>
+        <w:t xml:space="preserve"> absolute dominance and stability within the Python machine learning ecosystem. Pandas DataFrames were critical for parsing the thousands of CSV rows sourced from PhishTank and OpenPhish during the Exploratory Data Analysis (EDA) phase. NumPy was selected for its high-performance C-backend, allowing the backend engine to rapidly compute mathematical arrays (such as entropy calculations and probability matrix multiplications) without stalling the real-time scanning process.</w:t>
       </w:r>
       <w:r>
         <w:rPr>
@@ -5576,7 +6438,7 @@
           <w:i w:val="0"/>
           <w:iCs/>
         </w:rPr>
-        <w:t>3. Online Intelligence &amp; Telemetry Gathering</w:t>
+        <w:t>2. Machine Learning Architecture (Model Building)</w:t>
       </w:r>
       <w:r>
         <w:rPr>
@@ -5587,31 +6449,76 @@
           <w:iCs/>
         </w:rPr>
         <w:br/>
-      </w:r>
-      <w:r>
-        <w:rPr>
-          <w:rFonts w:asciiTheme="majorHAnsi" w:hAnsiTheme="majorHAnsi" w:cstheme="majorHAnsi"/>
-          <w:i w:val="0"/>
-          <w:iCs/>
-        </w:rPr>
-        <w:t>- Tools Evaluated: BeautifulSoup4, Requests, Python-WHOIS, IP-API, Google Safe Browsing API.</w:t>
-      </w:r>
-      <w:r>
-        <w:rPr>
-          <w:rFonts w:asciiTheme="majorHAnsi" w:hAnsiTheme="majorHAnsi" w:cstheme="majorHAnsi"/>
-          <w:i w:val="0"/>
-          <w:iCs/>
-        </w:rPr>
-        <w:br/>
-        <w:t>- Tools Selected: Python-WHOIS, Requests, and Native APIs.</w:t>
-      </w:r>
-      <w:r>
-        <w:rPr>
-          <w:rFonts w:asciiTheme="majorHAnsi" w:hAnsiTheme="majorHAnsi" w:cstheme="majorHAnsi"/>
-          <w:i w:val="0"/>
-          <w:iCs/>
-        </w:rPr>
-        <w:br/>
+        <w:t>- Tools Evaluated:</w:t>
+      </w:r>
+      <w:r>
+        <w:rPr>
+          <w:rFonts w:asciiTheme="majorHAnsi" w:hAnsiTheme="majorHAnsi" w:cstheme="majorHAnsi"/>
+          <w:i w:val="0"/>
+          <w:iCs/>
+        </w:rPr>
+        <w:t xml:space="preserve"> </w:t>
+      </w:r>
+      <w:r>
+        <w:rPr>
+          <w:rFonts w:asciiTheme="majorHAnsi" w:hAnsiTheme="majorHAnsi" w:cstheme="majorHAnsi"/>
+          <w:i w:val="0"/>
+          <w:iCs/>
+          <w:highlight w:val="yellow"/>
+        </w:rPr>
+        <w:t>Scikit-Learn (Random Forest, Logistic Regression), XGBoost, LightGBM, CatBoost.</w:t>
+      </w:r>
+      <w:r>
+        <w:rPr>
+          <w:rFonts w:asciiTheme="majorHAnsi" w:hAnsiTheme="majorHAnsi" w:cstheme="majorHAnsi"/>
+          <w:i w:val="0"/>
+          <w:iCs/>
+        </w:rPr>
+        <w:br/>
+      </w:r>
+      <w:r>
+        <w:rPr>
+          <w:rFonts w:asciiTheme="majorHAnsi" w:hAnsiTheme="majorHAnsi" w:cstheme="majorHAnsi"/>
+          <w:b/>
+          <w:bCs/>
+          <w:i w:val="0"/>
+          <w:iCs/>
+        </w:rPr>
+        <w:t>- Tools Selected:</w:t>
+      </w:r>
+      <w:r>
+        <w:rPr>
+          <w:rFonts w:asciiTheme="majorHAnsi" w:hAnsiTheme="majorHAnsi" w:cstheme="majorHAnsi"/>
+          <w:i w:val="0"/>
+          <w:iCs/>
+        </w:rPr>
+        <w:t xml:space="preserve"> </w:t>
+      </w:r>
+      <w:r>
+        <w:rPr>
+          <w:rFonts w:asciiTheme="majorHAnsi" w:hAnsiTheme="majorHAnsi" w:cstheme="majorHAnsi"/>
+          <w:i w:val="0"/>
+          <w:iCs/>
+          <w:highlight w:val="yellow"/>
+        </w:rPr>
+        <w:t>Scikit-Learn (for Stage 1) and CatBoost (for Stage 2).</w:t>
+      </w:r>
+      <w:r>
+        <w:rPr>
+          <w:rFonts w:asciiTheme="majorHAnsi" w:hAnsiTheme="majorHAnsi" w:cstheme="majorHAnsi"/>
+          <w:i w:val="0"/>
+          <w:iCs/>
+        </w:rPr>
+        <w:br/>
+      </w:r>
+      <w:r>
+        <w:rPr>
+          <w:rFonts w:asciiTheme="majorHAnsi" w:hAnsiTheme="majorHAnsi" w:cstheme="majorHAnsi"/>
+          <w:b/>
+          <w:bCs/>
+          <w:i w:val="0"/>
+          <w:iCs/>
+        </w:rPr>
         <w:t>- Justification &amp; Project Role:</w:t>
       </w:r>
       <w:r>
@@ -5621,16 +6528,209 @@
           <w:iCs/>
         </w:rPr>
         <w:br/>
-        <w:t xml:space="preserve">  - Python-WHOIS: Selected to silently ping international domain registries. This tool is paramount to the project, as it extracts the creation_date of a URL, allowing the engine to mathematically penalize zero-day domains.</w:t>
-      </w:r>
-      <w:r>
-        <w:rPr>
-          <w:rFonts w:asciiTheme="majorHAnsi" w:hAnsiTheme="majorHAnsi" w:cstheme="majorHAnsi"/>
-          <w:i w:val="0"/>
-          <w:iCs/>
-        </w:rPr>
-        <w:br/>
-        <w:t xml:space="preserve">  - Requests &amp; APIs: The requests library was selected to handle REST API calls to Google Safe Browsing and IP-API. These tools shift part of the computational burden off the local machine, allowing the Bixah engine to instantly cross-reference its AI predictions against trillion-dollar threat telemetry grids.</w:t>
+      </w:r>
+      <w:r>
+        <w:rPr>
+          <w:rFonts w:asciiTheme="majorHAnsi" w:hAnsiTheme="majorHAnsi" w:cstheme="majorHAnsi"/>
+          <w:b/>
+          <w:bCs/>
+          <w:i w:val="0"/>
+          <w:iCs/>
+        </w:rPr>
+        <w:t xml:space="preserve">  - Scikit-Learn (Logistic Regression &amp; TF-IDF): </w:t>
+      </w:r>
+      <w:r>
+        <w:rPr>
+          <w:rFonts w:asciiTheme="majorHAnsi" w:hAnsiTheme="majorHAnsi" w:cstheme="majorHAnsi"/>
+          <w:i w:val="0"/>
+          <w:iCs/>
+        </w:rPr>
+        <w:t>Selected for Stage 1 because analyzing the abstract text of a URL requires Natural Language Processing (NLP). Scikit-Learn’s TfidfVectorizer paired with LogisticRegression provided the fastest, most effective way to vectorize sparse text data (character n-grams) into predictive probabilities with minimal memory footprint.</w:t>
+      </w:r>
+      <w:r>
+        <w:rPr>
+          <w:rFonts w:asciiTheme="majorHAnsi" w:hAnsiTheme="majorHAnsi" w:cstheme="majorHAnsi"/>
+          <w:i w:val="0"/>
+          <w:iCs/>
+        </w:rPr>
+        <w:br/>
+      </w:r>
+      <w:r>
+        <w:rPr>
+          <w:rFonts w:asciiTheme="majorHAnsi" w:hAnsiTheme="majorHAnsi" w:cstheme="majorHAnsi"/>
+          <w:b/>
+          <w:bCs/>
+          <w:i w:val="0"/>
+          <w:iCs/>
+        </w:rPr>
+        <w:t xml:space="preserve">  - CatBoost (Histogram-based Gradient Boosting</w:t>
+      </w:r>
+      <w:r>
+        <w:rPr>
+          <w:rFonts w:asciiTheme="majorHAnsi" w:hAnsiTheme="majorHAnsi" w:cstheme="majorHAnsi"/>
+          <w:i w:val="0"/>
+          <w:iCs/>
+        </w:rPr>
+        <w:t>): For Stage 2, traditional Random Forests were evaluated but discarded due to slower training times on heterogeneous data (combining booleans, categorical tags, and integers). CatBoost (Categorical Boosting), developed by Yandex, was explicitly chosen because it natively handles categorical features without requiring extensive, memory-heavy one-hot encoding. CatBoost builds symmetrical decision trees, enabling the Bixah engine to evaluate heuristic web features at lightning speed, making it perfect for real-time cybersecurity deployments.</w:t>
+      </w:r>
+      <w:r>
+        <w:rPr>
+          <w:rFonts w:asciiTheme="majorHAnsi" w:hAnsiTheme="majorHAnsi" w:cstheme="majorHAnsi"/>
+          <w:i w:val="0"/>
+          <w:iCs/>
+        </w:rPr>
+        <w:br/>
+      </w:r>
+      <w:r>
+        <w:rPr>
+          <w:rFonts w:asciiTheme="majorHAnsi" w:hAnsiTheme="majorHAnsi" w:cstheme="majorHAnsi"/>
+          <w:i w:val="0"/>
+          <w:iCs/>
+        </w:rPr>
+        <w:br/>
+      </w:r>
+      <w:r>
+        <w:rPr>
+          <w:rFonts w:asciiTheme="majorHAnsi" w:hAnsiTheme="majorHAnsi" w:cstheme="majorHAnsi"/>
+          <w:b/>
+          <w:bCs/>
+          <w:i w:val="0"/>
+          <w:iCs/>
+        </w:rPr>
+        <w:t>3. Online Intelligence &amp; Telemetry Gathering</w:t>
+      </w:r>
+      <w:r>
+        <w:rPr>
+          <w:rFonts w:asciiTheme="majorHAnsi" w:hAnsiTheme="majorHAnsi" w:cstheme="majorHAnsi"/>
+          <w:b/>
+          <w:bCs/>
+          <w:i w:val="0"/>
+          <w:iCs/>
+        </w:rPr>
+        <w:br/>
+        <w:t>- Tools Evaluated:</w:t>
+      </w:r>
+      <w:r>
+        <w:rPr>
+          <w:rFonts w:asciiTheme="majorHAnsi" w:hAnsiTheme="majorHAnsi" w:cstheme="majorHAnsi"/>
+          <w:i w:val="0"/>
+          <w:iCs/>
+        </w:rPr>
+        <w:t xml:space="preserve"> </w:t>
+      </w:r>
+      <w:r>
+        <w:rPr>
+          <w:rFonts w:asciiTheme="majorHAnsi" w:hAnsiTheme="majorHAnsi" w:cstheme="majorHAnsi"/>
+          <w:i w:val="0"/>
+          <w:iCs/>
+          <w:highlight w:val="yellow"/>
+        </w:rPr>
+        <w:t>BeautifulSoup4, Requests, Python-WHOIS, IP-API, Google Safe Browsing API.</w:t>
+      </w:r>
+      <w:r>
+        <w:rPr>
+          <w:rFonts w:asciiTheme="majorHAnsi" w:hAnsiTheme="majorHAnsi" w:cstheme="majorHAnsi"/>
+          <w:i w:val="0"/>
+          <w:iCs/>
+        </w:rPr>
+        <w:br/>
+      </w:r>
+      <w:r>
+        <w:rPr>
+          <w:rFonts w:asciiTheme="majorHAnsi" w:hAnsiTheme="majorHAnsi" w:cstheme="majorHAnsi"/>
+          <w:b/>
+          <w:bCs/>
+          <w:i w:val="0"/>
+          <w:iCs/>
+        </w:rPr>
+        <w:t>- Tools Selected:</w:t>
+      </w:r>
+      <w:r>
+        <w:rPr>
+          <w:rFonts w:asciiTheme="majorHAnsi" w:hAnsiTheme="majorHAnsi" w:cstheme="majorHAnsi"/>
+          <w:i w:val="0"/>
+          <w:iCs/>
+        </w:rPr>
+        <w:t xml:space="preserve"> </w:t>
+      </w:r>
+      <w:r>
+        <w:rPr>
+          <w:rFonts w:asciiTheme="majorHAnsi" w:hAnsiTheme="majorHAnsi" w:cstheme="majorHAnsi"/>
+          <w:i w:val="0"/>
+          <w:iCs/>
+          <w:highlight w:val="yellow"/>
+        </w:rPr>
+        <w:t>Python-WHOIS, Requests, and Native APIs.</w:t>
+      </w:r>
+      <w:r>
+        <w:rPr>
+          <w:rFonts w:asciiTheme="majorHAnsi" w:hAnsiTheme="majorHAnsi" w:cstheme="majorHAnsi"/>
+          <w:i w:val="0"/>
+          <w:iCs/>
+        </w:rPr>
+        <w:br/>
+      </w:r>
+      <w:r>
+        <w:rPr>
+          <w:rFonts w:asciiTheme="majorHAnsi" w:hAnsiTheme="majorHAnsi" w:cstheme="majorHAnsi"/>
+          <w:b/>
+          <w:bCs/>
+          <w:i w:val="0"/>
+          <w:iCs/>
+        </w:rPr>
+        <w:t>- Justification &amp; Project Role:</w:t>
+      </w:r>
+      <w:r>
+        <w:rPr>
+          <w:rFonts w:asciiTheme="majorHAnsi" w:hAnsiTheme="majorHAnsi" w:cstheme="majorHAnsi"/>
+          <w:i w:val="0"/>
+          <w:iCs/>
+        </w:rPr>
+        <w:br/>
+      </w:r>
+      <w:r>
+        <w:rPr>
+          <w:rFonts w:asciiTheme="majorHAnsi" w:hAnsiTheme="majorHAnsi" w:cstheme="majorHAnsi"/>
+          <w:b/>
+          <w:bCs/>
+          <w:i w:val="0"/>
+          <w:iCs/>
+        </w:rPr>
+        <w:t xml:space="preserve">  - Python-WHOIS:</w:t>
+      </w:r>
+      <w:r>
+        <w:rPr>
+          <w:rFonts w:asciiTheme="majorHAnsi" w:hAnsiTheme="majorHAnsi" w:cstheme="majorHAnsi"/>
+          <w:i w:val="0"/>
+          <w:iCs/>
+        </w:rPr>
+        <w:t xml:space="preserve"> Selected to silently ping international domain registries. This tool is paramount to the project, as it extracts the creation_date of a URL, allowing the engine to mathematically penalize zero-day domains.</w:t>
+      </w:r>
+      <w:r>
+        <w:rPr>
+          <w:rFonts w:asciiTheme="majorHAnsi" w:hAnsiTheme="majorHAnsi" w:cstheme="majorHAnsi"/>
+          <w:i w:val="0"/>
+          <w:iCs/>
+        </w:rPr>
+        <w:br/>
+      </w:r>
+      <w:r>
+        <w:rPr>
+          <w:rFonts w:asciiTheme="majorHAnsi" w:hAnsiTheme="majorHAnsi" w:cstheme="majorHAnsi"/>
+          <w:b/>
+          <w:bCs/>
+          <w:i w:val="0"/>
+          <w:iCs/>
+        </w:rPr>
+        <w:t xml:space="preserve">  - Requests &amp; APIs:</w:t>
+      </w:r>
+      <w:r>
+        <w:rPr>
+          <w:rFonts w:asciiTheme="majorHAnsi" w:hAnsiTheme="majorHAnsi" w:cstheme="majorHAnsi"/>
+          <w:i w:val="0"/>
+          <w:iCs/>
+        </w:rPr>
+        <w:t xml:space="preserve"> The requests library was selected to handle REST API calls to Google Safe Browsing and IP-API. These tools shift part of the computational burden off the local machine, allowing the Bixah engine to instantly cross-reference its AI predictions against trillion-dollar threat telemetry grids.</w:t>
       </w:r>
       <w:r>
         <w:rPr>
@@ -5678,31 +6778,76 @@
           <w:iCs/>
         </w:rPr>
         <w:br/>
-      </w:r>
-      <w:r>
-        <w:rPr>
-          <w:rFonts w:asciiTheme="majorHAnsi" w:hAnsiTheme="majorHAnsi" w:cstheme="majorHAnsi"/>
-          <w:i w:val="0"/>
-          <w:iCs/>
-        </w:rPr>
-        <w:t>- Tools Evaluated: Flask, Django, Dash, Streamlit, Matplotlib, Plotly.</w:t>
-      </w:r>
-      <w:r>
-        <w:rPr>
-          <w:rFonts w:asciiTheme="majorHAnsi" w:hAnsiTheme="majorHAnsi" w:cstheme="majorHAnsi"/>
-          <w:i w:val="0"/>
-          <w:iCs/>
-        </w:rPr>
-        <w:br/>
-        <w:t>- Tools Selected: Streamlit and Plotly Express.</w:t>
-      </w:r>
-      <w:r>
-        <w:rPr>
-          <w:rFonts w:asciiTheme="majorHAnsi" w:hAnsiTheme="majorHAnsi" w:cstheme="majorHAnsi"/>
-          <w:i w:val="0"/>
-          <w:iCs/>
-        </w:rPr>
-        <w:br/>
+        <w:t>- Tools Evaluated:</w:t>
+      </w:r>
+      <w:r>
+        <w:rPr>
+          <w:rFonts w:asciiTheme="majorHAnsi" w:hAnsiTheme="majorHAnsi" w:cstheme="majorHAnsi"/>
+          <w:i w:val="0"/>
+          <w:iCs/>
+        </w:rPr>
+        <w:t xml:space="preserve"> </w:t>
+      </w:r>
+      <w:r>
+        <w:rPr>
+          <w:rFonts w:asciiTheme="majorHAnsi" w:hAnsiTheme="majorHAnsi" w:cstheme="majorHAnsi"/>
+          <w:i w:val="0"/>
+          <w:iCs/>
+          <w:highlight w:val="yellow"/>
+        </w:rPr>
+        <w:t>Flask, Django, Dash, Streamlit, Matplotlib, Plotly.</w:t>
+      </w:r>
+      <w:r>
+        <w:rPr>
+          <w:rFonts w:asciiTheme="majorHAnsi" w:hAnsiTheme="majorHAnsi" w:cstheme="majorHAnsi"/>
+          <w:i w:val="0"/>
+          <w:iCs/>
+        </w:rPr>
+        <w:br/>
+      </w:r>
+      <w:r>
+        <w:rPr>
+          <w:rFonts w:asciiTheme="majorHAnsi" w:hAnsiTheme="majorHAnsi" w:cstheme="majorHAnsi"/>
+          <w:b/>
+          <w:bCs/>
+          <w:i w:val="0"/>
+          <w:iCs/>
+        </w:rPr>
+        <w:t>- Tools Selected:</w:t>
+      </w:r>
+      <w:r>
+        <w:rPr>
+          <w:rFonts w:asciiTheme="majorHAnsi" w:hAnsiTheme="majorHAnsi" w:cstheme="majorHAnsi"/>
+          <w:i w:val="0"/>
+          <w:iCs/>
+        </w:rPr>
+        <w:t xml:space="preserve"> </w:t>
+      </w:r>
+      <w:r>
+        <w:rPr>
+          <w:rFonts w:asciiTheme="majorHAnsi" w:hAnsiTheme="majorHAnsi" w:cstheme="majorHAnsi"/>
+          <w:i w:val="0"/>
+          <w:iCs/>
+          <w:highlight w:val="yellow"/>
+        </w:rPr>
+        <w:t>Streamlit and Plotly Express.</w:t>
+      </w:r>
+      <w:r>
+        <w:rPr>
+          <w:rFonts w:asciiTheme="majorHAnsi" w:hAnsiTheme="majorHAnsi" w:cstheme="majorHAnsi"/>
+          <w:i w:val="0"/>
+          <w:iCs/>
+        </w:rPr>
+        <w:br/>
+      </w:r>
+      <w:r>
+        <w:rPr>
+          <w:rFonts w:asciiTheme="majorHAnsi" w:hAnsiTheme="majorHAnsi" w:cstheme="majorHAnsi"/>
+          <w:b/>
+          <w:bCs/>
+          <w:i w:val="0"/>
+          <w:iCs/>
+        </w:rPr>
         <w:t>- Justification &amp; Project Role:</w:t>
       </w:r>
       <w:r>
@@ -5712,16 +6857,50 @@
           <w:iCs/>
         </w:rPr>
         <w:br/>
-        <w:t xml:space="preserve">  - Streamlit: During the frontend research phase, Flask and Django were deemed too heavyweight and architecture-focused for a project centered on data science and machine learning. Streamlit was selected because it allows rapid, Pythonic deployment of highly interactive web applications explicitly designed for Machine Learning models. It natively handles session states, UI metric grids, and custom CSS injections, allowing the rapid development of the "Bixah Ultimate" dashboard.</w:t>
-      </w:r>
-      <w:r>
-        <w:rPr>
-          <w:rFonts w:asciiTheme="majorHAnsi" w:hAnsiTheme="majorHAnsi" w:cstheme="majorHAnsi"/>
-          <w:i w:val="0"/>
-          <w:iCs/>
-        </w:rPr>
-        <w:br/>
-        <w:t xml:space="preserve">  - Plotly Express: While Matplotlib is standard for static academic charts, Plotly was selected for the final dashboard because it renders interactive, JavaScript-based visualizations. Plotly allows security analysts to hover over the generated Gauge, Pie, and Bar charts to inspect exact metrics, fulfilling the project's goal of creating an actively usable, professional SecOps dashboard.</w:t>
+      </w:r>
+      <w:r>
+        <w:rPr>
+          <w:rFonts w:asciiTheme="majorHAnsi" w:hAnsiTheme="majorHAnsi" w:cstheme="majorHAnsi"/>
+          <w:b/>
+          <w:bCs/>
+          <w:i w:val="0"/>
+          <w:iCs/>
+        </w:rPr>
+        <w:t xml:space="preserve">  - Streamlit:</w:t>
+      </w:r>
+      <w:r>
+        <w:rPr>
+          <w:rFonts w:asciiTheme="majorHAnsi" w:hAnsiTheme="majorHAnsi" w:cstheme="majorHAnsi"/>
+          <w:i w:val="0"/>
+          <w:iCs/>
+        </w:rPr>
+        <w:t xml:space="preserve"> During the frontend research phase, Flask and Django were deemed too heavyweight and architecture-focused for a project centered on data science and machine learning. Streamlit was selected because it allows rapid, Pythonic deployment of highly interactive web applications explicitly designed for Machine Learning models. It natively handles session states, UI metric grids, and custom CSS injections, allowing the rapid development of the "Bixah Ultimate" dashboard.</w:t>
+      </w:r>
+      <w:r>
+        <w:rPr>
+          <w:rFonts w:asciiTheme="majorHAnsi" w:hAnsiTheme="majorHAnsi" w:cstheme="majorHAnsi"/>
+          <w:i w:val="0"/>
+          <w:iCs/>
+        </w:rPr>
+        <w:br/>
+      </w:r>
+      <w:r>
+        <w:rPr>
+          <w:rFonts w:asciiTheme="majorHAnsi" w:hAnsiTheme="majorHAnsi" w:cstheme="majorHAnsi"/>
+          <w:b/>
+          <w:bCs/>
+          <w:i w:val="0"/>
+          <w:iCs/>
+        </w:rPr>
+        <w:t xml:space="preserve">  - Plotly Express:</w:t>
+      </w:r>
+      <w:r>
+        <w:rPr>
+          <w:rFonts w:asciiTheme="majorHAnsi" w:hAnsiTheme="majorHAnsi" w:cstheme="majorHAnsi"/>
+          <w:i w:val="0"/>
+          <w:iCs/>
+        </w:rPr>
+        <w:t xml:space="preserve"> While Matplotlib is standard for static academic charts, Plotly was selected for the final dashboard because it renders interactive, JavaScript-based visualizations. Plotly allows security analysts to hover over the generated Gauge, Pie, and Bar charts to inspect exact metrics, fulfilling the project's goal of creating an actively usable, professional SecOps dashboard.</w:t>
       </w:r>
     </w:p>
     <w:p>
@@ -5927,16 +7106,50 @@
           <w:iCs/>
         </w:rPr>
         <w:br/>
-        <w:t>- The Backend API (FastAPI/Docker): The core machine learning engine (bixah_ultimate.py) alongside the massive Stage 1 TF-IDF arrays and Stage 2 CatBoost nodes would be containerized using Docker. This container would be hosted on a scalable cloud infrastructure (AWS EC2 or Google Cloud Run) and exposed as a REST API using Python's FastAPI.</w:t>
-      </w:r>
-      <w:r>
-        <w:rPr>
-          <w:rFonts w:asciiTheme="majorHAnsi" w:hAnsiTheme="majorHAnsi" w:cstheme="majorHAnsi"/>
-          <w:i w:val="0"/>
-          <w:iCs/>
-        </w:rPr>
-        <w:br/>
-        <w:t>- The Frontend Application (React/Streamlit): The Streamlit visualization dashboard would be hosted independently on a platform like Streamlit Cloud or Vercel. Instead of executing the models locally, the dashboard would simply send JSON payload requests ({"url": "http://suspicious-site.com"}) to the Dockerized API, receiving the Risk Percentage and Engine Strings back, severely reducing computation load on the client side.</w:t>
+      </w:r>
+      <w:r>
+        <w:rPr>
+          <w:rFonts w:asciiTheme="majorHAnsi" w:hAnsiTheme="majorHAnsi" w:cstheme="majorHAnsi"/>
+          <w:b/>
+          <w:bCs/>
+          <w:i w:val="0"/>
+          <w:iCs/>
+        </w:rPr>
+        <w:t>- The Backend API (FastAPI/Docker):</w:t>
+      </w:r>
+      <w:r>
+        <w:rPr>
+          <w:rFonts w:asciiTheme="majorHAnsi" w:hAnsiTheme="majorHAnsi" w:cstheme="majorHAnsi"/>
+          <w:i w:val="0"/>
+          <w:iCs/>
+        </w:rPr>
+        <w:t xml:space="preserve"> The core machine learning engine (bixah_ultimate.py) alongside the massive Stage 1 TF-IDF arrays and Stage 2 CatBoost nodes would be containerized using Docker. This container would be hosted on a scalable cloud infrastructure (AWS EC2 or Google Cloud Run) and exposed as a REST API using Python's FastAPI.</w:t>
+      </w:r>
+      <w:r>
+        <w:rPr>
+          <w:rFonts w:asciiTheme="majorHAnsi" w:hAnsiTheme="majorHAnsi" w:cstheme="majorHAnsi"/>
+          <w:i w:val="0"/>
+          <w:iCs/>
+        </w:rPr>
+        <w:br/>
+      </w:r>
+      <w:r>
+        <w:rPr>
+          <w:rFonts w:asciiTheme="majorHAnsi" w:hAnsiTheme="majorHAnsi" w:cstheme="majorHAnsi"/>
+          <w:b/>
+          <w:bCs/>
+          <w:i w:val="0"/>
+          <w:iCs/>
+        </w:rPr>
+        <w:t>- The Frontend Application (React/Streamlit):</w:t>
+      </w:r>
+      <w:r>
+        <w:rPr>
+          <w:rFonts w:asciiTheme="majorHAnsi" w:hAnsiTheme="majorHAnsi" w:cstheme="majorHAnsi"/>
+          <w:i w:val="0"/>
+          <w:iCs/>
+        </w:rPr>
+        <w:t xml:space="preserve"> The Streamlit visualization dashboard would be hosted independently on a platform like Streamlit Cloud or Vercel. Instead of executing the models locally, the dashboard would simply send JSON payload requests ({"url": "http://suspicious-site.com"}) to the Dockerized API, receiving the Risk Percentage and Engine Strings back, severely reducing computation load on the client side.</w:t>
       </w:r>
     </w:p>
     <w:p>
@@ -6169,31 +7382,15 @@
           <w:iCs/>
         </w:rPr>
         <w:br/>
-      </w:r>
-      <w:r>
-        <w:rPr>
-          <w:rFonts w:asciiTheme="majorHAnsi" w:hAnsiTheme="majorHAnsi" w:cstheme="majorHAnsi"/>
-          <w:i w:val="0"/>
-          <w:iCs/>
-        </w:rPr>
-        <w:t>- Stage 1 Optimization: Vectorized the raw URL strings using NLP techniques (TF-IDF) and trained a Logistic Regression curve to detect linguistic anomalies and brand impersonations (e.g., paypal-verify.com).</w:t>
-      </w:r>
-      <w:r>
-        <w:rPr>
-          <w:rFonts w:asciiTheme="majorHAnsi" w:hAnsiTheme="majorHAnsi" w:cstheme="majorHAnsi"/>
-          <w:i w:val="0"/>
-          <w:iCs/>
-        </w:rPr>
-        <w:br/>
-        <w:t>- Stage 2 Optimization: Extracted discrete numerical and heuristic features (domain age, HTTP counts, special character densities) and trained a deep CatBoost Histogram-Gradient Boosting algorithm to evaluate the non-linear, mechanical structure of the endpoints.</w:t>
-      </w:r>
-      <w:r>
-        <w:rPr>
-          <w:rFonts w:asciiTheme="majorHAnsi" w:hAnsiTheme="majorHAnsi" w:cstheme="majorHAnsi"/>
-          <w:i w:val="0"/>
-          <w:iCs/>
-        </w:rPr>
-        <w:br/>
+        <w:t>- Stage 1 Optimization:</w:t>
+      </w:r>
+      <w:r>
+        <w:rPr>
+          <w:rFonts w:asciiTheme="majorHAnsi" w:hAnsiTheme="majorHAnsi" w:cstheme="majorHAnsi"/>
+          <w:i w:val="0"/>
+          <w:iCs/>
+        </w:rPr>
+        <w:t xml:space="preserve"> Vectorized the raw URL strings using NLP techniques (TF-IDF) and trained a Logistic Regression curve to detect linguistic anomalies and brand impersonations (e.g., paypal-verify.com).</w:t>
       </w:r>
       <w:r>
         <w:rPr>
@@ -6211,7 +7408,31 @@
           <w:i w:val="0"/>
           <w:iCs/>
         </w:rPr>
-        <w:t>3. Engine Pipeline and Heuristic Integration</w:t>
+        <w:t>- Stage 2 Optimization:</w:t>
+      </w:r>
+      <w:r>
+        <w:rPr>
+          <w:rFonts w:asciiTheme="majorHAnsi" w:hAnsiTheme="majorHAnsi" w:cstheme="majorHAnsi"/>
+          <w:i w:val="0"/>
+          <w:iCs/>
+        </w:rPr>
+        <w:t xml:space="preserve"> Extracted discrete numerical and heuristic features (domain age, HTTP counts, special character densities) and trained a deep CatBoost Histogram-Gradient Boosting algorithm to evaluate the non-linear, mechanical structure of the endpoints.</w:t>
+      </w:r>
+      <w:r>
+        <w:rPr>
+          <w:rFonts w:asciiTheme="majorHAnsi" w:hAnsiTheme="majorHAnsi" w:cstheme="majorHAnsi"/>
+          <w:i w:val="0"/>
+          <w:iCs/>
+        </w:rPr>
+        <w:br/>
+      </w:r>
+      <w:r>
+        <w:rPr>
+          <w:rFonts w:asciiTheme="majorHAnsi" w:hAnsiTheme="majorHAnsi" w:cstheme="majorHAnsi"/>
+          <w:i w:val="0"/>
+          <w:iCs/>
+        </w:rPr>
+        <w:br/>
       </w:r>
       <w:r>
         <w:rPr>
@@ -6221,40 +7442,7 @@
           <w:i w:val="0"/>
           <w:iCs/>
         </w:rPr>
-        <w:br/>
-      </w:r>
-      <w:r>
-        <w:rPr>
-          <w:rFonts w:asciiTheme="majorHAnsi" w:hAnsiTheme="majorHAnsi" w:cstheme="majorHAnsi"/>
-          <w:i w:val="0"/>
-          <w:iCs/>
-        </w:rPr>
-        <w:t>- Constructed the central evaluating engine (enhanced_original.py) to sequentially pass an incoming URL through both predictive models.</w:t>
-      </w:r>
-      <w:r>
-        <w:rPr>
-          <w:rFonts w:asciiTheme="majorHAnsi" w:hAnsiTheme="majorHAnsi" w:cstheme="majorHAnsi"/>
-          <w:i w:val="0"/>
-          <w:iCs/>
-        </w:rPr>
-        <w:br/>
-        <w:t>- Engineered the dynamic API hooks to pull live, real-world context data using the python-whois library (registration age), Google Safe Browsing (authoritative blocklists), and IP-API (Geospatial mapping) to enrich the ML classification.</w:t>
-      </w:r>
-      <w:r>
-        <w:rPr>
-          <w:rFonts w:asciiTheme="majorHAnsi" w:hAnsiTheme="majorHAnsi" w:cstheme="majorHAnsi"/>
-          <w:i w:val="0"/>
-          <w:iCs/>
-        </w:rPr>
-        <w:br/>
-      </w:r>
-      <w:r>
-        <w:rPr>
-          <w:rFonts w:asciiTheme="majorHAnsi" w:hAnsiTheme="majorHAnsi" w:cstheme="majorHAnsi"/>
-          <w:i w:val="0"/>
-          <w:iCs/>
-        </w:rPr>
-        <w:br/>
+        <w:t>3. Engine Pipeline and Heuristic Integration</w:t>
       </w:r>
       <w:r>
         <w:rPr>
@@ -6264,7 +7452,40 @@
           <w:i w:val="0"/>
           <w:iCs/>
         </w:rPr>
-        <w:t>4. The Dynamic Fusion Rules Engine Construction</w:t>
+        <w:br/>
+      </w:r>
+      <w:r>
+        <w:rPr>
+          <w:rFonts w:asciiTheme="majorHAnsi" w:hAnsiTheme="majorHAnsi" w:cstheme="majorHAnsi"/>
+          <w:i w:val="0"/>
+          <w:iCs/>
+        </w:rPr>
+        <w:t>- Constructed the central evaluating engine (enhanced_original.py) to sequentially pass an incoming URL through both predictive models.</w:t>
+      </w:r>
+      <w:r>
+        <w:rPr>
+          <w:rFonts w:asciiTheme="majorHAnsi" w:hAnsiTheme="majorHAnsi" w:cstheme="majorHAnsi"/>
+          <w:i w:val="0"/>
+          <w:iCs/>
+        </w:rPr>
+        <w:br/>
+        <w:t>- Engineered the dynamic API hooks to pull live, real-world context data using the python-whois library (registration age), Google Safe Browsing (authoritative blocklists), and IP-API (Geospatial mapping) to enrich the ML classification.</w:t>
+      </w:r>
+      <w:r>
+        <w:rPr>
+          <w:rFonts w:asciiTheme="majorHAnsi" w:hAnsiTheme="majorHAnsi" w:cstheme="majorHAnsi"/>
+          <w:i w:val="0"/>
+          <w:iCs/>
+        </w:rPr>
+        <w:br/>
+      </w:r>
+      <w:r>
+        <w:rPr>
+          <w:rFonts w:asciiTheme="majorHAnsi" w:hAnsiTheme="majorHAnsi" w:cstheme="majorHAnsi"/>
+          <w:i w:val="0"/>
+          <w:iCs/>
+        </w:rPr>
+        <w:br/>
       </w:r>
       <w:r>
         <w:rPr>
@@ -6274,40 +7495,7 @@
           <w:i w:val="0"/>
           <w:iCs/>
         </w:rPr>
-        <w:br/>
-      </w:r>
-      <w:r>
-        <w:rPr>
-          <w:rFonts w:asciiTheme="majorHAnsi" w:hAnsiTheme="majorHAnsi" w:cstheme="majorHAnsi"/>
-          <w:i w:val="0"/>
-          <w:iCs/>
-        </w:rPr>
-        <w:t>- Built the proprietary mathematical weighting architecture (bixah_ultimate.py). This layer actively arbitrates disagreements between Stage 1, Stage 2, and the live APIs.</w:t>
-      </w:r>
-      <w:r>
-        <w:rPr>
-          <w:rFonts w:asciiTheme="majorHAnsi" w:hAnsiTheme="majorHAnsi" w:cstheme="majorHAnsi"/>
-          <w:i w:val="0"/>
-          <w:iCs/>
-        </w:rPr>
-        <w:br/>
-        <w:t>- Programmed the explicit "Institutional Guard" layer to forcibly mandate a 0.0 Risk Score for domains aged over 3 years presenting valid TLS certificates, effectively eliminating the false-positive flaws innate to raw Machine Learning.</w:t>
-      </w:r>
-      <w:r>
-        <w:rPr>
-          <w:rFonts w:asciiTheme="majorHAnsi" w:hAnsiTheme="majorHAnsi" w:cstheme="majorHAnsi"/>
-          <w:i w:val="0"/>
-          <w:iCs/>
-        </w:rPr>
-        <w:br/>
-      </w:r>
-      <w:r>
-        <w:rPr>
-          <w:rFonts w:asciiTheme="majorHAnsi" w:hAnsiTheme="majorHAnsi" w:cstheme="majorHAnsi"/>
-          <w:i w:val="0"/>
-          <w:iCs/>
-        </w:rPr>
-        <w:br/>
+        <w:t>4. The Dynamic Fusion Rules Engine Construction</w:t>
       </w:r>
       <w:r>
         <w:rPr>
@@ -6317,8 +7505,41 @@
           <w:i w:val="0"/>
           <w:iCs/>
         </w:rPr>
+        <w:br/>
+      </w:r>
+      <w:r>
+        <w:rPr>
+          <w:rFonts w:asciiTheme="majorHAnsi" w:hAnsiTheme="majorHAnsi" w:cstheme="majorHAnsi"/>
+          <w:i w:val="0"/>
+          <w:iCs/>
+        </w:rPr>
+        <w:t>- Built the proprietary mathematical weighting architecture (bixah_ultimate.py). This layer actively arbitrates disagreements between Stage 1, Stage 2, and the live APIs.</w:t>
+      </w:r>
+      <w:r>
+        <w:rPr>
+          <w:rFonts w:asciiTheme="majorHAnsi" w:hAnsiTheme="majorHAnsi" w:cstheme="majorHAnsi"/>
+          <w:i w:val="0"/>
+          <w:iCs/>
+        </w:rPr>
+        <w:br/>
+        <w:t>- Programmed the explicit "Institutional Guard" layer to forcibly mandate a 0.0 Risk Score for domains aged over 3 years presenting valid TLS certificates, effectively eliminating the false-positive flaws innate to raw Machine Learning.</w:t>
+      </w:r>
+      <w:r>
+        <w:rPr>
+          <w:rFonts w:asciiTheme="majorHAnsi" w:hAnsiTheme="majorHAnsi" w:cstheme="majorHAnsi"/>
+          <w:i w:val="0"/>
+          <w:iCs/>
+        </w:rPr>
+        <w:br/>
+      </w:r>
+      <w:r>
+        <w:rPr>
+          <w:rFonts w:asciiTheme="majorHAnsi" w:hAnsiTheme="majorHAnsi" w:cstheme="majorHAnsi"/>
+          <w:i w:val="0"/>
+          <w:iCs/>
+        </w:rPr>
         <w:lastRenderedPageBreak/>
-        <w:t>5. Business Intelligence Dashboard Assembly</w:t>
+        <w:br/>
       </w:r>
       <w:r>
         <w:rPr>
@@ -6328,49 +7549,7 @@
           <w:i w:val="0"/>
           <w:iCs/>
         </w:rPr>
-        <w:br/>
-      </w:r>
-      <w:r>
-        <w:rPr>
-          <w:rFonts w:asciiTheme="majorHAnsi" w:hAnsiTheme="majorHAnsi" w:cstheme="majorHAnsi"/>
-          <w:i w:val="0"/>
-          <w:iCs/>
-        </w:rPr>
-        <w:t>- Developed streamlit_app.py to move the project from a command-line utility to an enterprise presentation layer.</w:t>
-      </w:r>
-      <w:r>
-        <w:rPr>
-          <w:rFonts w:asciiTheme="majorHAnsi" w:hAnsiTheme="majorHAnsi" w:cstheme="majorHAnsi"/>
-          <w:i w:val="0"/>
-          <w:iCs/>
-        </w:rPr>
-        <w:br/>
-        <w:t>- Imported Plotly Express to translate abstract engine arrays into interactive Gauges, Pie Charts, and Bar Graphs.</w:t>
-      </w:r>
-      <w:r>
-        <w:rPr>
-          <w:rFonts w:asciiTheme="majorHAnsi" w:hAnsiTheme="majorHAnsi" w:cstheme="majorHAnsi"/>
-          <w:i w:val="0"/>
-          <w:iCs/>
-        </w:rPr>
-        <w:br/>
-        <w:t>- Implemented session state memory to dynamically track scanning history over time, adding the Batch CSV processor logic.</w:t>
-      </w:r>
-      <w:r>
-        <w:rPr>
-          <w:rFonts w:asciiTheme="majorHAnsi" w:hAnsiTheme="majorHAnsi" w:cstheme="majorHAnsi"/>
-          <w:i w:val="0"/>
-          <w:iCs/>
-        </w:rPr>
-        <w:br/>
-      </w:r>
-      <w:r>
-        <w:rPr>
-          <w:rFonts w:asciiTheme="majorHAnsi" w:hAnsiTheme="majorHAnsi" w:cstheme="majorHAnsi"/>
-          <w:i w:val="0"/>
-          <w:iCs/>
-        </w:rPr>
-        <w:br/>
+        <w:t>5. Business Intelligence Dashboard Assembly</w:t>
       </w:r>
       <w:r>
         <w:rPr>
@@ -6380,7 +7559,49 @@
           <w:i w:val="0"/>
           <w:iCs/>
         </w:rPr>
-        <w:t>6. Final UI Polish and Presentation Testing</w:t>
+        <w:br/>
+      </w:r>
+      <w:r>
+        <w:rPr>
+          <w:rFonts w:asciiTheme="majorHAnsi" w:hAnsiTheme="majorHAnsi" w:cstheme="majorHAnsi"/>
+          <w:i w:val="0"/>
+          <w:iCs/>
+        </w:rPr>
+        <w:t>- Developed streamlit_app.py to move the project from a command-line utility to an enterprise presentation layer.</w:t>
+      </w:r>
+      <w:r>
+        <w:rPr>
+          <w:rFonts w:asciiTheme="majorHAnsi" w:hAnsiTheme="majorHAnsi" w:cstheme="majorHAnsi"/>
+          <w:i w:val="0"/>
+          <w:iCs/>
+        </w:rPr>
+        <w:br/>
+        <w:t>- Imported Plotly Express to translate abstract engine arrays into interactive Gauges, Pie Charts, and Bar Graphs.</w:t>
+      </w:r>
+      <w:r>
+        <w:rPr>
+          <w:rFonts w:asciiTheme="majorHAnsi" w:hAnsiTheme="majorHAnsi" w:cstheme="majorHAnsi"/>
+          <w:i w:val="0"/>
+          <w:iCs/>
+        </w:rPr>
+        <w:br/>
+        <w:t>- Implemented session state memory to dynamically track scanning history over time, adding the Batch CSV processor logic.</w:t>
+      </w:r>
+      <w:r>
+        <w:rPr>
+          <w:rFonts w:asciiTheme="majorHAnsi" w:hAnsiTheme="majorHAnsi" w:cstheme="majorHAnsi"/>
+          <w:i w:val="0"/>
+          <w:iCs/>
+        </w:rPr>
+        <w:br/>
+      </w:r>
+      <w:r>
+        <w:rPr>
+          <w:rFonts w:asciiTheme="majorHAnsi" w:hAnsiTheme="majorHAnsi" w:cstheme="majorHAnsi"/>
+          <w:i w:val="0"/>
+          <w:iCs/>
+        </w:rPr>
+        <w:br/>
       </w:r>
       <w:r>
         <w:rPr>
@@ -6390,6 +7611,16 @@
           <w:i w:val="0"/>
           <w:iCs/>
         </w:rPr>
+        <w:t>6. Final UI Polish and Presentation Testing</w:t>
+      </w:r>
+      <w:r>
+        <w:rPr>
+          <w:rFonts w:asciiTheme="majorHAnsi" w:hAnsiTheme="majorHAnsi" w:cstheme="majorHAnsi"/>
+          <w:b/>
+          <w:bCs/>
+          <w:i w:val="0"/>
+          <w:iCs/>
+        </w:rPr>
         <w:br/>
       </w:r>
       <w:r>
@@ -6521,53 +7752,216 @@
       </w:pPr>
     </w:p>
     <w:p>
-      <w:r>
+      <w:pPr>
+        <w:rPr>
+          <w:rFonts w:asciiTheme="majorHAnsi" w:hAnsiTheme="majorHAnsi" w:cstheme="majorHAnsi"/>
+        </w:rPr>
+      </w:pPr>
+      <w:r>
+        <w:rPr>
+          <w:rFonts w:asciiTheme="majorHAnsi" w:hAnsiTheme="majorHAnsi" w:cstheme="majorHAnsi"/>
+        </w:rPr>
         <w:br w:type="page"/>
       </w:r>
     </w:p>
     <w:p>
       <w:pPr>
         <w:pStyle w:val="Heading1"/>
-      </w:pPr>
-      <w:r>
+        <w:jc w:val="both"/>
+        <w:rPr>
+          <w:rFonts w:cstheme="majorHAnsi"/>
+          <w:i w:val="0"/>
+          <w:iCs/>
+        </w:rPr>
+      </w:pPr>
+      <w:r>
+        <w:rPr>
+          <w:rFonts w:cstheme="majorHAnsi"/>
+          <w:i w:val="0"/>
+          <w:iCs/>
+        </w:rPr>
+        <w:lastRenderedPageBreak/>
         <w:t>System Limitations and Future Scalability Research</w:t>
       </w:r>
     </w:p>
     <w:p>
-      <w:r>
+      <w:pPr>
+        <w:jc w:val="both"/>
+        <w:rPr>
+          <w:rFonts w:asciiTheme="majorHAnsi" w:hAnsiTheme="majorHAnsi" w:cstheme="majorHAnsi"/>
+          <w:i w:val="0"/>
+          <w:iCs/>
+        </w:rPr>
+      </w:pPr>
+      <w:r>
+        <w:rPr>
+          <w:rFonts w:asciiTheme="majorHAnsi" w:hAnsiTheme="majorHAnsi" w:cstheme="majorHAnsi"/>
+          <w:i w:val="0"/>
+          <w:iCs/>
+        </w:rPr>
         <w:t>While the Bixah Ultimate prototype successfully demonstrates enterprise-grade accuracy inside a controlled validation environment, deploying this architecture to a live, global computational grid introduces specific mechanical constraints. To ensure the continuous integrity and scalability of the detection pipeline, these limitations—and their proposed future engineering resolutions—must be academically addressed.</w:t>
       </w:r>
     </w:p>
     <w:p>
       <w:pPr>
         <w:pStyle w:val="Heading3"/>
-      </w:pPr>
-      <w:r>
+        <w:jc w:val="both"/>
+        <w:rPr>
+          <w:rFonts w:cstheme="majorHAnsi"/>
+          <w:i w:val="0"/>
+          <w:iCs/>
+        </w:rPr>
+      </w:pPr>
+      <w:r>
+        <w:rPr>
+          <w:rFonts w:cstheme="majorHAnsi"/>
+          <w:i w:val="0"/>
+          <w:iCs/>
+        </w:rPr>
         <w:t>1. The API Call Latency Bottleneck</w:t>
       </w:r>
     </w:p>
     <w:p>
-      <w:r>
-        <w:t>Constraint: The current architecture utilizes synchronous REST API calls to query external Threat Intelligence feeds (e.g., Google Safe Browsing, Tranco) and Live Telemetry registries (WHOIS, IP-API) for every individual URL processed. In a scenario where an Enterprise Security Operations Center (SOC) attempts to batch process millions of URLs natively, the system will instantly bottleneck on network latency and face rate-limiting bans from the API providers.</w:t>
-        <w:br/>
-        <w:br/>
-        <w:t>Future Mitigation: A true enterprise iteration of this system requires decoupling the heuristic intelligence querying from the local machine. This would be resolved by implementing Asynchronous Payload Fetching (e.g., Python asyncio) alongside a centralized Redis caching layer. The caching grid ensures that if 10,000 employees click the same deceptive link within a 5-minute window, the WHOIS registry is only queried once, dropping the computational latency from 450 milliseconds per scan down to less than 5 milliseconds.</w:t>
+      <w:pPr>
+        <w:jc w:val="both"/>
+        <w:rPr>
+          <w:rFonts w:asciiTheme="majorHAnsi" w:hAnsiTheme="majorHAnsi" w:cstheme="majorHAnsi"/>
+          <w:i w:val="0"/>
+          <w:iCs/>
+        </w:rPr>
+      </w:pPr>
+      <w:r>
+        <w:rPr>
+          <w:rFonts w:asciiTheme="majorHAnsi" w:hAnsiTheme="majorHAnsi" w:cstheme="majorHAnsi"/>
+          <w:b/>
+          <w:bCs/>
+          <w:i w:val="0"/>
+          <w:iCs/>
+        </w:rPr>
+        <w:t>Constraint:</w:t>
+      </w:r>
+      <w:r>
+        <w:rPr>
+          <w:rFonts w:asciiTheme="majorHAnsi" w:hAnsiTheme="majorHAnsi" w:cstheme="majorHAnsi"/>
+          <w:i w:val="0"/>
+          <w:iCs/>
+        </w:rPr>
+        <w:t xml:space="preserve"> The current architecture utilizes synchronous REST API calls to query external Threat Intelligence feeds (e.g., Google Safe Browsing, Tranco) and Live Telemetry registries (WHOIS, IP-API) for every individual URL processed. In a scenario where an Enterprise Security Operations Center (SOC) attempts to batch process millions of URLs natively, the system will instantly bottleneck on network latency and face rate-limiting bans from the API providers.</w:t>
+      </w:r>
+      <w:r>
+        <w:rPr>
+          <w:rFonts w:asciiTheme="majorHAnsi" w:hAnsiTheme="majorHAnsi" w:cstheme="majorHAnsi"/>
+          <w:i w:val="0"/>
+          <w:iCs/>
+        </w:rPr>
+        <w:br/>
+      </w:r>
+      <w:r>
+        <w:rPr>
+          <w:rFonts w:asciiTheme="majorHAnsi" w:hAnsiTheme="majorHAnsi" w:cstheme="majorHAnsi"/>
+          <w:i w:val="0"/>
+          <w:iCs/>
+        </w:rPr>
+        <w:br/>
+      </w:r>
+      <w:r>
+        <w:rPr>
+          <w:rFonts w:asciiTheme="majorHAnsi" w:hAnsiTheme="majorHAnsi" w:cstheme="majorHAnsi"/>
+          <w:b/>
+          <w:bCs/>
+          <w:i w:val="0"/>
+          <w:iCs/>
+        </w:rPr>
+        <w:t xml:space="preserve">Future Mitigation: </w:t>
+      </w:r>
+      <w:r>
+        <w:rPr>
+          <w:rFonts w:asciiTheme="majorHAnsi" w:hAnsiTheme="majorHAnsi" w:cstheme="majorHAnsi"/>
+          <w:i w:val="0"/>
+          <w:iCs/>
+        </w:rPr>
+        <w:t>A true enterprise iteration of this system requires decoupling the heuristic intelligence querying from the local machine. This would be resolved by implementing Asynchronous Payload Fetching (e.g., Python asyncio) alongside a centralized Redis caching layer. The caching grid ensures that if 10,000 employees click the same deceptive link within a 5-minute window, the WHOIS registry is only queried once, dropping the computational latency from 450 milliseconds per scan down to less than 5 milliseconds.</w:t>
       </w:r>
     </w:p>
     <w:p>
       <w:pPr>
         <w:pStyle w:val="Heading3"/>
-      </w:pPr>
-      <w:r>
+        <w:jc w:val="both"/>
+        <w:rPr>
+          <w:rFonts w:cstheme="majorHAnsi"/>
+          <w:i w:val="0"/>
+          <w:iCs/>
+        </w:rPr>
+      </w:pPr>
+      <w:r>
+        <w:rPr>
+          <w:rFonts w:cstheme="majorHAnsi"/>
+          <w:i w:val="0"/>
+          <w:iCs/>
+        </w:rPr>
         <w:t>2. Adversarial Evasion Constraints (Lexical Padding)</w:t>
       </w:r>
     </w:p>
     <w:p>
-      <w:r>
-        <w:t>Constraint: Machine learning operates implicitly as an adversarial arms race. The Stage 1 TF-IDF Vectorizer relies heavily on natural language anomaly detection, while Stage 2 evaluates structural Shannon Entropy. A mathematically sophisticated attacker could theoretically bypass the NLP filters by explicitly padding their malicious URL string with dozens of randomly selected, perfectly safe dictionary words (e.g., paypal-verify-account.com/apple-ocean-tree-dog-house). This forces the URL's average entropy to drop entirely into the "Safe" tolerance thresholds, confusing the mathematical weights associated with the malicious sub-string.</w:t>
-        <w:br/>
-        <w:br/>
-        <w:t>Future Mitigation: To combat adversarial string forging, the next generation of the Bixah engine must transition beyond pure text arrays and incorporate Computer Vision. By integrating a Convolutional Neural Network (CNN) or a deep-learning object detection pipeline (such as YOLO), the system could autonomously spin up a headless browser (like Selenium), navigate to the suspicious endpoint, and visually parse the HTML rendering. The CNN could then actively identify the pixel structure of deceptive Microsoft Office 365 or PayPal login forms entirely independently of what the URL string is named, creating an impenetrable biometric defense.</w:t>
+      <w:pPr>
+        <w:jc w:val="both"/>
+        <w:rPr>
+          <w:rFonts w:asciiTheme="majorHAnsi" w:hAnsiTheme="majorHAnsi" w:cstheme="majorHAnsi"/>
+          <w:i w:val="0"/>
+          <w:iCs/>
+        </w:rPr>
+      </w:pPr>
+      <w:r>
+        <w:rPr>
+          <w:rFonts w:asciiTheme="majorHAnsi" w:hAnsiTheme="majorHAnsi" w:cstheme="majorHAnsi"/>
+          <w:b/>
+          <w:bCs/>
+          <w:i w:val="0"/>
+          <w:iCs/>
+        </w:rPr>
+        <w:t>Constraint:</w:t>
+      </w:r>
+      <w:r>
+        <w:rPr>
+          <w:rFonts w:asciiTheme="majorHAnsi" w:hAnsiTheme="majorHAnsi" w:cstheme="majorHAnsi"/>
+          <w:i w:val="0"/>
+          <w:iCs/>
+        </w:rPr>
+        <w:t xml:space="preserve"> Machine learning operates implicitly as an adversarial arms race. The Stage 1 TF-IDF Vectorizer relies heavily on natural language anomaly detection, while Stage 2 evaluates structural Shannon Entropy. A mathematically sophisticated attacker could theoretically bypass the NLP filters by explicitly padding their malicious URL string with dozens of randomly selected, perfectly safe dictionary words (e.g., paypal-verify-account.com/apple-ocean-tree-dog-house). This forces the URL's average entropy to drop entirely into the "Safe" tolerance thresholds, confusing the mathematical weights associated with the malicious sub-string.</w:t>
+      </w:r>
+      <w:r>
+        <w:rPr>
+          <w:rFonts w:asciiTheme="majorHAnsi" w:hAnsiTheme="majorHAnsi" w:cstheme="majorHAnsi"/>
+          <w:i w:val="0"/>
+          <w:iCs/>
+        </w:rPr>
+        <w:br/>
+      </w:r>
+      <w:r>
+        <w:rPr>
+          <w:rFonts w:asciiTheme="majorHAnsi" w:hAnsiTheme="majorHAnsi" w:cstheme="majorHAnsi"/>
+          <w:i w:val="0"/>
+          <w:iCs/>
+        </w:rPr>
+        <w:br/>
+      </w:r>
+      <w:r>
+        <w:rPr>
+          <w:rFonts w:asciiTheme="majorHAnsi" w:hAnsiTheme="majorHAnsi" w:cstheme="majorHAnsi"/>
+          <w:b/>
+          <w:bCs/>
+          <w:i w:val="0"/>
+          <w:iCs/>
+        </w:rPr>
+        <w:t>Future Mitigation:</w:t>
+      </w:r>
+      <w:r>
+        <w:rPr>
+          <w:rFonts w:asciiTheme="majorHAnsi" w:hAnsiTheme="majorHAnsi" w:cstheme="majorHAnsi"/>
+          <w:i w:val="0"/>
+          <w:iCs/>
+        </w:rPr>
+        <w:t xml:space="preserve"> To combat adversarial string forging, the next generation of the Bixah engine must transition beyond pure text arrays and incorporate Computer Vision. By integrating a Convolutional Neural Network (CNN) or a deep-learning object detection pipeline (such as YOLO), the system could autonomously spin up a headless browser (like Selenium), navigate to the suspicious endpoint, and visually parse the HTML rendering. The CNN could then actively identify the pixel structure of deceptive Microsoft Office 365 or PayPal login forms entirely independently of what the URL string is named, creating an impenetrable biometric defense.</w:t>
       </w:r>
     </w:p>
     <w:sectPr>

--- a/Bixah Ultimate Documentation.docx
+++ b/Bixah Ultimate Documentation.docx
@@ -7962,6 +7962,59 @@
           <w:iCs/>
         </w:rPr>
         <w:t xml:space="preserve"> To combat adversarial string forging, the next generation of the Bixah engine must transition beyond pure text arrays and incorporate Computer Vision. By integrating a Convolutional Neural Network (CNN) or a deep-learning object detection pipeline (such as YOLO), the system could autonomously spin up a headless browser (like Selenium), navigate to the suspicious endpoint, and visually parse the HTML rendering. The CNN could then actively identify the pixel structure of deceptive Microsoft Office 365 or PayPal login forms entirely independently of what the URL string is named, creating an impenetrable biometric defense.</w:t>
+      </w:r>
+    </w:p>
+    <w:p>
+      <w:pPr>
+        <w:pStyle w:val="Heading1"/>
+      </w:pPr>
+      <w:r>
+        <w:t>March 2026 Model Update Appendix</w:t>
+      </w:r>
+    </w:p>
+    <w:p>
+      <w:r>
+        <w:t>The Stage 2 Machine Learning engine and Stage 1 Text Analyzers were aggressively retrained on 1,000,000 URLs, achieving the new 89.1% offline ML accuracy threshold.</w:t>
+      </w:r>
+    </w:p>
+    <w:p>
+      <w:pPr>
+        <w:pStyle w:val="Heading2"/>
+      </w:pPr>
+      <w:r>
+        <w:t>Newly Engineered NLP Features</w:t>
+      </w:r>
+    </w:p>
+    <w:p>
+      <w:pPr>
+        <w:pStyle w:val="ListBullet"/>
+      </w:pPr>
+      <w:r>
+        <w:t>Vowel-to-Consonant Ratio: Detects highly obfuscated mathematical botnet links and gibberish hashes.</w:t>
+      </w:r>
+    </w:p>
+    <w:p>
+      <w:pPr>
+        <w:pStyle w:val="ListBullet"/>
+      </w:pPr>
+      <w:r>
+        <w:t>Exploded Threat Keywords: Separate logic tracking for 'scam', 'login', and 'finance' intent strings.</w:t>
+      </w:r>
+    </w:p>
+    <w:p>
+      <w:pPr>
+        <w:pStyle w:val="ListBullet"/>
+      </w:pPr>
+      <w:r>
+        <w:t>Structural Token Length Limits: Identifies massively long hidden subdomains masking the true URL destination.</w:t>
+      </w:r>
+    </w:p>
+    <w:p>
+      <w:pPr>
+        <w:pStyle w:val="ListBullet"/>
+      </w:pPr>
+      <w:r>
+        <w:t>TF-IDF Vocabulary Expansion: Pushed the Stage 1 text memorization limits to 150,000 text sequences using 7-character chunking mechanisms.</w:t>
       </w:r>
     </w:p>
     <w:sectPr>
